--- a/Song Phu.docx
+++ b/Song Phu.docx
@@ -2,6 +2,27 @@
 <file path=word/document.xml><?xml version="1.0" encoding="utf-8"?>
 <w:document xmlns:wpc="http://schemas.microsoft.com/office/word/2010/wordprocessingCanvas" xmlns:cx="http://schemas.microsoft.com/office/drawing/2014/chartex" xmlns:cx1="http://schemas.microsoft.com/office/drawing/2015/9/8/chartex" xmlns:cx2="http://schemas.microsoft.com/office/drawing/2015/10/21/chartex" xmlns:cx3="http://schemas.microsoft.com/office/drawing/2016/5/9/chartex" xmlns:cx4="http://schemas.microsoft.com/office/drawing/2016/5/10/chartex" xmlns:cx5="http://schemas.microsoft.com/office/drawing/2016/5/11/chartex" xmlns:cx6="http://schemas.microsoft.com/office/drawing/2016/5/12/chartex" xmlns:cx7="http://schemas.microsoft.com/office/drawing/2016/5/13/chartex" xmlns:cx8="http://schemas.microsoft.com/office/drawing/2016/5/14/chartex" xmlns:mc="http://schemas.openxmlformats.org/markup-compatibility/2006" xmlns:aink="http://schemas.microsoft.com/office/drawing/2016/ink" xmlns:am3d="http://schemas.microsoft.com/office/drawing/2017/model3d" xmlns:o="urn:schemas-microsoft-com:office:office" xmlns:r="http://schemas.openxmlformats.org/officeDocument/2006/relationships" xmlns:m="http://schemas.openxmlformats.org/officeDocument/2006/math" xmlns:v="urn:schemas-microsoft-com:vml" xmlns:wp14="http://schemas.microsoft.com/office/word/2010/wordprocessingDrawing" xmlns:wp="http://schemas.openxmlformats.org/drawingml/2006/wordprocessingDrawing" xmlns:w10="urn:schemas-microsoft-com:office:word" xmlns:w="http://schemas.openxmlformats.org/wordprocessingml/2006/main" xmlns:w14="http://schemas.microsoft.com/office/word/2010/wordml" xmlns:w15="http://schemas.microsoft.com/office/word/2012/wordml" xmlns:w16cex="http://schemas.microsoft.com/office/word/2018/wordml/cex" xmlns:w16cid="http://schemas.microsoft.com/office/word/2016/wordml/cid" xmlns:w16="http://schemas.microsoft.com/office/word/2018/wordml" xmlns:w16sdtdh="http://schemas.microsoft.com/office/word/2020/wordml/sdtdatahash" xmlns:w16se="http://schemas.microsoft.com/office/word/2015/wordml/symex" xmlns:wpg="http://schemas.microsoft.com/office/word/2010/wordprocessingGroup" xmlns:wpi="http://schemas.microsoft.com/office/word/2010/wordprocessingInk" xmlns:wne="http://schemas.microsoft.com/office/word/2006/wordml" xmlns:wps="http://schemas.microsoft.com/office/word/2010/wordprocessingShape" mc:Ignorable="w14 w15 w16se w16cid w16 w16cex w16sdtdh wp14">
   <w:body>
+    <w:p>
+      <w:pPr>
+        <w:rPr>
+          <w:b/>
+          <w:bCs/>
+          <w:i/>
+          <w:iCs/>
+          <w:color w:val="FF0000"/>
+        </w:rPr>
+      </w:pPr>
+      <w:r>
+        <w:rPr>
+          <w:b/>
+          <w:bCs/>
+          <w:i/>
+          <w:iCs/>
+          <w:color w:val="FF0000"/>
+        </w:rPr>
+        <w:t>Câu 1</w:t>
+      </w:r>
+    </w:p>
     <w:p>
       <w:r>
         <w:rPr>
@@ -52,10 +73,7 @@
                         <w:txbxContent>
                           <w:p>
                             <w:r>
-                              <w:t>0,</w:t>
-                            </w:r>
-                            <w:r>
-                              <w:t>3</w:t>
+                              <w:t>0,3</w:t>
                             </w:r>
                           </w:p>
                         </w:txbxContent>
@@ -86,10 +104,7 @@
                   <w:txbxContent>
                     <w:p>
                       <w:r>
-                        <w:t>0,</w:t>
-                      </w:r>
-                      <w:r>
-                        <w:t>3</w:t>
+                        <w:t>0,3</w:t>
                       </w:r>
                     </w:p>
                   </w:txbxContent>
@@ -290,11 +305,16 @@
                       <wps:txbx>
                         <w:txbxContent>
                           <w:p>
+                            <w:pPr>
+                              <w:rPr>
+                                <w:color w:val="FF0000"/>
+                              </w:rPr>
+                            </w:pPr>
                             <w:r>
-                              <w:t>0,</w:t>
-                            </w:r>
-                            <w:r>
-                              <w:t>7</w:t>
+                              <w:rPr>
+                                <w:color w:val="FF0000"/>
+                              </w:rPr>
+                              <w:t>0,7</w:t>
                             </w:r>
                           </w:p>
                         </w:txbxContent>
@@ -316,15 +336,24 @@
           </mc:Choice>
           <mc:Fallback>
             <w:pict>
-              <v:shape w14:anchorId="05B6783B" id="_x0000_s1027" type="#_x0000_t202" style="position:absolute;margin-left:157.5pt;margin-top:11.45pt;width:32.85pt;height:22.5pt;rotation:1020131fd;z-index:251679744;visibility:visible;mso-wrap-style:square;mso-width-percent:0;mso-height-percent:0;mso-wrap-distance-left:9pt;mso-wrap-distance-top:3.6pt;mso-wrap-distance-right:9pt;mso-wrap-distance-bottom:3.6pt;mso-position-horizontal:absolute;mso-position-horizontal-relative:text;mso-position-vertical:absolute;mso-position-vertical-relative:text;mso-width-percent:0;mso-height-percent:0;mso-width-relative:margin;mso-height-relative:margin;v-text-anchor:top" o:gfxdata="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" filled="f" stroked="f">
+              <v:shapetype w14:anchorId="05B6783B" id="_x0000_t202" coordsize="21600,21600" o:spt="202" path="m,l,21600r21600,l21600,xe">
+                <v:stroke joinstyle="miter"/>
+                <v:path gradientshapeok="t" o:connecttype="rect"/>
+              </v:shapetype>
+              <v:shape id="_x0000_s1027" type="#_x0000_t202" style="position:absolute;margin-left:157.5pt;margin-top:11.45pt;width:32.85pt;height:22.5pt;rotation:1020131fd;z-index:251679744;visibility:visible;mso-wrap-style:square;mso-width-percent:0;mso-height-percent:0;mso-wrap-distance-left:9pt;mso-wrap-distance-top:3.6pt;mso-wrap-distance-right:9pt;mso-wrap-distance-bottom:3.6pt;mso-position-horizontal:absolute;mso-position-horizontal-relative:text;mso-position-vertical:absolute;mso-position-vertical-relative:text;mso-width-percent:0;mso-height-percent:0;mso-width-relative:margin;mso-height-relative:margin;v-text-anchor:top" o:gfxdata="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" filled="f" stroked="f">
                 <v:textbox>
                   <w:txbxContent>
                     <w:p>
+                      <w:pPr>
+                        <w:rPr>
+                          <w:color w:val="FF0000"/>
+                        </w:rPr>
+                      </w:pPr>
                       <w:r>
-                        <w:t>0,</w:t>
-                      </w:r>
-                      <w:r>
-                        <w:t>7</w:t>
+                        <w:rPr>
+                          <w:color w:val="FF0000"/>
+                        </w:rPr>
+                        <w:t>0,7</w:t>
                       </w:r>
                     </w:p>
                   </w:txbxContent>
@@ -381,7 +410,15 @@
                       <wps:txbx>
                         <w:txbxContent>
                           <w:p>
+                            <w:pPr>
+                              <w:rPr>
+                                <w:color w:val="FF0000"/>
+                              </w:rPr>
+                            </w:pPr>
                             <w:r>
+                              <w:rPr>
+                                <w:color w:val="FF0000"/>
+                              </w:rPr>
                               <w:t>0,4</w:t>
                             </w:r>
                           </w:p>
@@ -408,7 +445,15 @@
                 <v:textbox>
                   <w:txbxContent>
                     <w:p>
+                      <w:pPr>
+                        <w:rPr>
+                          <w:color w:val="FF0000"/>
+                        </w:rPr>
+                      </w:pPr>
                       <w:r>
+                        <w:rPr>
+                          <w:color w:val="FF0000"/>
+                        </w:rPr>
                         <w:t>0,4</w:t>
                       </w:r>
                     </w:p>
@@ -655,10 +700,7 @@
                         <w:txbxContent>
                           <w:p>
                             <w:r>
-                              <w:t>0,</w:t>
-                            </w:r>
-                            <w:r>
-                              <w:t>4</w:t>
+                              <w:t>0,4</w:t>
                             </w:r>
                           </w:p>
                         </w:txbxContent>
@@ -685,10 +727,7 @@
                   <w:txbxContent>
                     <w:p>
                       <w:r>
-                        <w:t>0,</w:t>
-                      </w:r>
-                      <w:r>
-                        <w:t>4</w:t>
+                        <w:t>0,4</w:t>
                       </w:r>
                     </w:p>
                   </w:txbxContent>
@@ -828,11 +867,16 @@
                       <wps:txbx>
                         <w:txbxContent>
                           <w:p>
+                            <w:pPr>
+                              <w:rPr>
+                                <w:color w:val="FF0000"/>
+                              </w:rPr>
+                            </w:pPr>
                             <w:r>
-                              <w:t>0,</w:t>
-                            </w:r>
-                            <w:r>
-                              <w:t>6</w:t>
+                              <w:rPr>
+                                <w:color w:val="FF0000"/>
+                              </w:rPr>
+                              <w:t>0,6</w:t>
                             </w:r>
                           </w:p>
                         </w:txbxContent>
@@ -858,11 +902,16 @@
                 <v:textbox>
                   <w:txbxContent>
                     <w:p>
+                      <w:pPr>
+                        <w:rPr>
+                          <w:color w:val="FF0000"/>
+                        </w:rPr>
+                      </w:pPr>
                       <w:r>
-                        <w:t>0,</w:t>
-                      </w:r>
-                      <w:r>
-                        <w:t>6</w:t>
+                        <w:rPr>
+                          <w:color w:val="FF0000"/>
+                        </w:rPr>
+                        <w:t>0,6</w:t>
                       </w:r>
                     </w:p>
                   </w:txbxContent>
@@ -1018,7 +1067,15 @@
                       <wps:txbx>
                         <w:txbxContent>
                           <w:p>
+                            <w:pPr>
+                              <w:rPr>
+                                <w:color w:val="FF0000"/>
+                              </w:rPr>
+                            </w:pPr>
                             <w:r>
+                              <w:rPr>
+                                <w:color w:val="FF0000"/>
+                              </w:rPr>
                               <w:t>0,6</w:t>
                             </w:r>
                           </w:p>
@@ -1045,7 +1102,15 @@
                 <v:textbox>
                   <w:txbxContent>
                     <w:p>
+                      <w:pPr>
+                        <w:rPr>
+                          <w:color w:val="FF0000"/>
+                        </w:rPr>
+                      </w:pPr>
                       <w:r>
+                        <w:rPr>
+                          <w:color w:val="FF0000"/>
+                        </w:rPr>
                         <w:t>0,6</w:t>
                       </w:r>
                     </w:p>
@@ -1184,11 +1249,45 @@
     </w:p>
     <w:p>
       <w:pPr>
-        <w:spacing w:after="0" w:line="240" w:lineRule="auto"/>
-        <w:rPr>
+        <w:rPr>
+          <w:b/>
+          <w:bCs/>
+          <w:i/>
+          <w:iCs/>
           <w:color w:val="FF0000"/>
         </w:rPr>
       </w:pPr>
+    </w:p>
+    <w:p>
+      <w:pPr>
+        <w:rPr>
+          <w:b/>
+          <w:bCs/>
+          <w:i/>
+          <w:iCs/>
+          <w:color w:val="FF0000"/>
+        </w:rPr>
+      </w:pPr>
+      <w:r>
+        <w:rPr>
+          <w:b/>
+          <w:bCs/>
+          <w:i/>
+          <w:iCs/>
+          <w:color w:val="FF0000"/>
+        </w:rPr>
+        <w:t xml:space="preserve">Câu </w:t>
+      </w:r>
+      <w:r>
+        <w:rPr>
+          <w:b/>
+          <w:bCs/>
+          <w:i/>
+          <w:iCs/>
+          <w:color w:val="FF0000"/>
+        </w:rPr>
+        <w:t>2</w:t>
+      </w:r>
     </w:p>
     <w:p>
       <w:pPr>
@@ -1607,10 +1706,7 @@
                         <w:txbxContent>
                           <w:p>
                             <w:r>
-                              <w:t>0,</w:t>
-                            </w:r>
-                            <w:r>
-                              <w:t>91</w:t>
+                              <w:t>0,91</w:t>
                             </w:r>
                           </w:p>
                         </w:txbxContent>
@@ -1637,10 +1733,7 @@
                   <w:txbxContent>
                     <w:p>
                       <w:r>
-                        <w:t>0,</w:t>
-                      </w:r>
-                      <w:r>
-                        <w:t>91</w:t>
+                        <w:t>0,91</w:t>
                       </w:r>
                     </w:p>
                   </w:txbxContent>
@@ -1797,10 +1890,7 @@
                         <w:txbxContent>
                           <w:p>
                             <w:r>
-                              <w:t>0,9</w:t>
-                            </w:r>
-                            <w:r>
-                              <w:t>3</w:t>
+                              <w:t>0,93</w:t>
                             </w:r>
                           </w:p>
                         </w:txbxContent>
@@ -1827,10 +1917,7 @@
                   <w:txbxContent>
                     <w:p>
                       <w:r>
-                        <w:t>0,9</w:t>
-                      </w:r>
-                      <w:r>
-                        <w:t>3</w:t>
+                        <w:t>0,93</w:t>
                       </w:r>
                     </w:p>
                   </w:txbxContent>
@@ -1962,6 +2049,37 @@
     </w:p>
     <w:p>
       <w:pPr>
+        <w:rPr>
+          <w:b/>
+          <w:bCs/>
+          <w:i/>
+          <w:iCs/>
+          <w:color w:val="FF0000"/>
+        </w:rPr>
+      </w:pPr>
+      <w:r>
+        <w:rPr>
+          <w:b/>
+          <w:bCs/>
+          <w:i/>
+          <w:iCs/>
+          <w:color w:val="FF0000"/>
+        </w:rPr>
+        <w:t xml:space="preserve">Câu </w:t>
+      </w:r>
+      <w:r>
+        <w:rPr>
+          <w:b/>
+          <w:bCs/>
+          <w:i/>
+          <w:iCs/>
+          <w:color w:val="FF0000"/>
+        </w:rPr>
+        <w:t>3</w:t>
+      </w:r>
+    </w:p>
+    <w:p>
+      <w:pPr>
         <w:spacing w:after="0" w:line="240" w:lineRule="auto"/>
       </w:pPr>
       <w:r>
@@ -2585,6 +2703,37 @@
       <w:pPr>
         <w:spacing w:after="0" w:line="240" w:lineRule="auto"/>
       </w:pPr>
+    </w:p>
+    <w:p>
+      <w:pPr>
+        <w:rPr>
+          <w:b/>
+          <w:bCs/>
+          <w:i/>
+          <w:iCs/>
+          <w:color w:val="FF0000"/>
+        </w:rPr>
+      </w:pPr>
+      <w:r>
+        <w:rPr>
+          <w:b/>
+          <w:bCs/>
+          <w:i/>
+          <w:iCs/>
+          <w:color w:val="FF0000"/>
+        </w:rPr>
+        <w:t xml:space="preserve">Câu </w:t>
+      </w:r>
+      <w:r>
+        <w:rPr>
+          <w:b/>
+          <w:bCs/>
+          <w:i/>
+          <w:iCs/>
+          <w:color w:val="FF0000"/>
+        </w:rPr>
+        <w:t>4</w:t>
+      </w:r>
     </w:p>
     <w:tbl>
       <w:tblPr>
@@ -2809,8 +2958,8 @@
           <w:b/>
           <w:bCs/>
           <w:color w:val="FF0000"/>
-          <w:sz w:val="46"/>
-          <w:szCs w:val="42"/>
+          <w:sz w:val="40"/>
+          <w:szCs w:val="40"/>
         </w:rPr>
       </w:pPr>
       <w:r>
@@ -2818,11 +2967,4682 @@
           <w:b/>
           <w:bCs/>
           <w:color w:val="FF0000"/>
-          <w:sz w:val="46"/>
-          <w:szCs w:val="42"/>
-        </w:rPr>
-        <w:t>12A2: Phong, Y.Nhi, Yến, Q.Anh, Khánh, Hòa</w:t>
-      </w:r>
+          <w:sz w:val="40"/>
+          <w:szCs w:val="40"/>
+        </w:rPr>
+        <w:t xml:space="preserve">Nếu đề cho </w:t>
+      </w:r>
+      <w:r>
+        <w:rPr>
+          <w:b/>
+          <w:bCs/>
+          <w:color w:val="FF0000"/>
+          <w:sz w:val="40"/>
+          <w:szCs w:val="40"/>
+          <w:highlight w:val="yellow"/>
+        </w:rPr>
+        <w:t>3</w:t>
+      </w:r>
+      <w:r>
+        <w:rPr>
+          <w:b/>
+          <w:bCs/>
+          <w:color w:val="FF0000"/>
+          <w:sz w:val="40"/>
+          <w:szCs w:val="40"/>
+        </w:rPr>
+        <w:t xml:space="preserve"> số thì vẽ </w:t>
+      </w:r>
+      <w:r>
+        <w:rPr>
+          <w:b/>
+          <w:bCs/>
+          <w:color w:val="FF0000"/>
+          <w:sz w:val="40"/>
+          <w:szCs w:val="40"/>
+          <w:highlight w:val="yellow"/>
+        </w:rPr>
+        <w:t>cây</w:t>
+      </w:r>
+    </w:p>
+    <w:p>
+      <w:pPr>
+        <w:spacing w:after="0" w:line="240" w:lineRule="auto"/>
+        <w:rPr>
+          <w:b/>
+          <w:bCs/>
+          <w:color w:val="FF0000"/>
+          <w:sz w:val="40"/>
+          <w:szCs w:val="40"/>
+        </w:rPr>
+      </w:pPr>
+      <w:r>
+        <w:rPr>
+          <w:b/>
+          <w:bCs/>
+          <w:color w:val="FF0000"/>
+          <w:sz w:val="40"/>
+          <w:szCs w:val="40"/>
+        </w:rPr>
+        <w:t xml:space="preserve">Nếu đề cho </w:t>
+      </w:r>
+      <w:r>
+        <w:rPr>
+          <w:b/>
+          <w:bCs/>
+          <w:color w:val="FF0000"/>
+          <w:sz w:val="40"/>
+          <w:szCs w:val="40"/>
+          <w:highlight w:val="green"/>
+        </w:rPr>
+        <w:t>4</w:t>
+      </w:r>
+      <w:r>
+        <w:rPr>
+          <w:b/>
+          <w:bCs/>
+          <w:color w:val="FF0000"/>
+          <w:sz w:val="40"/>
+          <w:szCs w:val="40"/>
+        </w:rPr>
+        <w:t xml:space="preserve"> số thì vẽ </w:t>
+      </w:r>
+      <w:r>
+        <w:rPr>
+          <w:b/>
+          <w:bCs/>
+          <w:color w:val="FF0000"/>
+          <w:sz w:val="40"/>
+          <w:szCs w:val="40"/>
+          <w:highlight w:val="green"/>
+        </w:rPr>
+        <w:t>bảng</w:t>
+      </w:r>
+    </w:p>
+    <w:p>
+      <w:pPr>
+        <w:spacing w:after="0" w:line="240" w:lineRule="auto"/>
+        <w:rPr>
+          <w:b/>
+          <w:bCs/>
+        </w:rPr>
+      </w:pPr>
+    </w:p>
+    <w:p>
+      <w:pPr>
+        <w:rPr>
+          <w:color w:val="FF0000"/>
+        </w:rPr>
+      </w:pPr>
+      <w:r>
+        <w:rPr>
+          <w:noProof/>
+        </w:rPr>
+        <mc:AlternateContent>
+          <mc:Choice Requires="wps">
+            <w:drawing>
+              <wp:anchor distT="45720" distB="45720" distL="114300" distR="114300" simplePos="0" relativeHeight="251728896" behindDoc="0" locked="0" layoutInCell="1" allowOverlap="1" wp14:anchorId="3C606E01" wp14:editId="1010B32F">
+                <wp:simplePos x="0" y="0"/>
+                <wp:positionH relativeFrom="column">
+                  <wp:posOffset>1479018</wp:posOffset>
+                </wp:positionH>
+                <wp:positionV relativeFrom="paragraph">
+                  <wp:posOffset>243205</wp:posOffset>
+                </wp:positionV>
+                <wp:extent cx="1663657" cy="285750"/>
+                <wp:effectExtent l="0" t="57150" r="0" b="57150"/>
+                <wp:wrapNone/>
+                <wp:docPr id="35" name="Text Box 2"/>
+                <wp:cNvGraphicFramePr>
+                  <a:graphicFrameLocks xmlns:a="http://schemas.openxmlformats.org/drawingml/2006/main"/>
+                </wp:cNvGraphicFramePr>
+                <a:graphic xmlns:a="http://schemas.openxmlformats.org/drawingml/2006/main">
+                  <a:graphicData uri="http://schemas.microsoft.com/office/word/2010/wordprocessingShape">
+                    <wps:wsp>
+                      <wps:cNvSpPr txBox="1">
+                        <a:spLocks noChangeArrowheads="1"/>
+                      </wps:cNvSpPr>
+                      <wps:spPr bwMode="auto">
+                        <a:xfrm rot="21329145">
+                          <a:off x="0" y="0"/>
+                          <a:ext cx="1663657" cy="285750"/>
+                        </a:xfrm>
+                        <a:prstGeom prst="rect">
+                          <a:avLst/>
+                        </a:prstGeom>
+                        <a:noFill/>
+                        <a:ln w="9525">
+                          <a:noFill/>
+                          <a:miter lim="800000"/>
+                          <a:headEnd/>
+                          <a:tailEnd/>
+                        </a:ln>
+                      </wps:spPr>
+                      <wps:txbx>
+                        <w:txbxContent>
+                          <w:p>
+                            <w:r>
+                              <w:t>0,8+0,8-0,8.0,8=0,96</w:t>
+                            </w:r>
+                          </w:p>
+                        </w:txbxContent>
+                      </wps:txbx>
+                      <wps:bodyPr rot="0" vert="horz" wrap="square" lIns="91440" tIns="45720" rIns="91440" bIns="45720" anchor="t" anchorCtr="0">
+                        <a:noAutofit/>
+                      </wps:bodyPr>
+                    </wps:wsp>
+                  </a:graphicData>
+                </a:graphic>
+                <wp14:sizeRelH relativeFrom="margin">
+                  <wp14:pctWidth>0</wp14:pctWidth>
+                </wp14:sizeRelH>
+                <wp14:sizeRelV relativeFrom="margin">
+                  <wp14:pctHeight>0</wp14:pctHeight>
+                </wp14:sizeRelV>
+              </wp:anchor>
+            </w:drawing>
+          </mc:Choice>
+          <mc:Fallback>
+            <w:pict>
+              <v:shape w14:anchorId="3C606E01" id="_x0000_s1034" type="#_x0000_t202" style="position:absolute;margin-left:116.45pt;margin-top:19.15pt;width:131pt;height:22.5pt;rotation:-295846fd;z-index:251728896;visibility:visible;mso-wrap-style:square;mso-width-percent:0;mso-height-percent:0;mso-wrap-distance-left:9pt;mso-wrap-distance-top:3.6pt;mso-wrap-distance-right:9pt;mso-wrap-distance-bottom:3.6pt;mso-position-horizontal:absolute;mso-position-horizontal-relative:text;mso-position-vertical:absolute;mso-position-vertical-relative:text;mso-width-percent:0;mso-height-percent:0;mso-width-relative:margin;mso-height-relative:margin;v-text-anchor:top" o:gfxdata="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" filled="f" stroked="f">
+                <v:textbox>
+                  <w:txbxContent>
+                    <w:p>
+                      <w:r>
+                        <w:t>0,8</w:t>
+                      </w:r>
+                      <w:r>
+                        <w:t>+0,8-0,8.0,8=0,96</w:t>
+                      </w:r>
+                    </w:p>
+                  </w:txbxContent>
+                </v:textbox>
+              </v:shape>
+            </w:pict>
+          </mc:Fallback>
+        </mc:AlternateContent>
+      </w:r>
+      <w:r>
+        <w:rPr>
+          <w:b/>
+          <w:bCs/>
+          <w:i/>
+          <w:iCs/>
+          <w:color w:val="FF0000"/>
+        </w:rPr>
+        <w:t xml:space="preserve">Câu </w:t>
+      </w:r>
+      <w:r>
+        <w:rPr>
+          <w:b/>
+          <w:bCs/>
+          <w:i/>
+          <w:iCs/>
+          <w:color w:val="FF0000"/>
+        </w:rPr>
+        <w:t>5</w:t>
+      </w:r>
+      <w:r>
+        <w:rPr>
+          <w:color w:val="FF0000"/>
+        </w:rPr>
+        <w:tab/>
+      </w:r>
+      <w:r>
+        <w:rPr>
+          <w:color w:val="FF0000"/>
+        </w:rPr>
+        <w:tab/>
+      </w:r>
+      <w:r>
+        <w:rPr>
+          <w:color w:val="FF0000"/>
+        </w:rPr>
+        <w:tab/>
+        <w:t>công thức cộng xác suất, biến cố độc lập</w:t>
+      </w:r>
+    </w:p>
+    <w:p>
+      <w:pPr>
+        <w:spacing w:after="0" w:line="240" w:lineRule="auto"/>
+      </w:pPr>
+      <w:r>
+        <w:rPr>
+          <w:noProof/>
+        </w:rPr>
+        <mc:AlternateContent>
+          <mc:Choice Requires="wps">
+            <w:drawing>
+              <wp:anchor distT="0" distB="0" distL="114300" distR="114300" simplePos="0" relativeHeight="251716608" behindDoc="0" locked="0" layoutInCell="1" allowOverlap="1" wp14:anchorId="175D32CF" wp14:editId="30CF59C5">
+                <wp:simplePos x="0" y="0"/>
+                <wp:positionH relativeFrom="column">
+                  <wp:posOffset>1546023</wp:posOffset>
+                </wp:positionH>
+                <wp:positionV relativeFrom="paragraph">
+                  <wp:posOffset>115926</wp:posOffset>
+                </wp:positionV>
+                <wp:extent cx="1601522" cy="151288"/>
+                <wp:effectExtent l="0" t="57150" r="17780" b="20320"/>
+                <wp:wrapNone/>
+                <wp:docPr id="28" name="Straight Arrow Connector 28"/>
+                <wp:cNvGraphicFramePr/>
+                <a:graphic xmlns:a="http://schemas.openxmlformats.org/drawingml/2006/main">
+                  <a:graphicData uri="http://schemas.microsoft.com/office/word/2010/wordprocessingShape">
+                    <wps:wsp>
+                      <wps:cNvCnPr/>
+                      <wps:spPr>
+                        <a:xfrm flipV="1">
+                          <a:off x="0" y="0"/>
+                          <a:ext cx="1601522" cy="151288"/>
+                        </a:xfrm>
+                        <a:prstGeom prst="straightConnector1">
+                          <a:avLst/>
+                        </a:prstGeom>
+                        <a:ln>
+                          <a:solidFill>
+                            <a:srgbClr val="002060"/>
+                          </a:solidFill>
+                          <a:tailEnd type="triangle"/>
+                        </a:ln>
+                      </wps:spPr>
+                      <wps:style>
+                        <a:lnRef idx="3">
+                          <a:schemeClr val="accent1"/>
+                        </a:lnRef>
+                        <a:fillRef idx="0">
+                          <a:schemeClr val="accent1"/>
+                        </a:fillRef>
+                        <a:effectRef idx="2">
+                          <a:schemeClr val="accent1"/>
+                        </a:effectRef>
+                        <a:fontRef idx="minor">
+                          <a:schemeClr val="tx1"/>
+                        </a:fontRef>
+                      </wps:style>
+                      <wps:bodyPr/>
+                    </wps:wsp>
+                  </a:graphicData>
+                </a:graphic>
+                <wp14:sizeRelH relativeFrom="margin">
+                  <wp14:pctWidth>0</wp14:pctWidth>
+                </wp14:sizeRelH>
+                <wp14:sizeRelV relativeFrom="margin">
+                  <wp14:pctHeight>0</wp14:pctHeight>
+                </wp14:sizeRelV>
+              </wp:anchor>
+            </w:drawing>
+          </mc:Choice>
+          <mc:Fallback>
+            <w:pict>
+              <v:shapetype w14:anchorId="2E73FD39" id="_x0000_t32" coordsize="21600,21600" o:spt="32" o:oned="t" path="m,l21600,21600e" filled="f">
+                <v:path arrowok="t" fillok="f" o:connecttype="none"/>
+                <o:lock v:ext="edit" shapetype="t"/>
+              </v:shapetype>
+              <v:shape id="Straight Arrow Connector 28" o:spid="_x0000_s1026" type="#_x0000_t32" style="position:absolute;margin-left:121.75pt;margin-top:9.15pt;width:126.1pt;height:11.9pt;flip:y;z-index:251716608;visibility:visible;mso-wrap-style:square;mso-width-percent:0;mso-height-percent:0;mso-wrap-distance-left:9pt;mso-wrap-distance-top:0;mso-wrap-distance-right:9pt;mso-wrap-distance-bottom:0;mso-position-horizontal:absolute;mso-position-horizontal-relative:text;mso-position-vertical:absolute;mso-position-vertical-relative:text;mso-width-percent:0;mso-height-percent:0;mso-width-relative:margin;mso-height-relative:margin" o:gfxdata="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" strokecolor="#002060" strokeweight="1.5pt">
+                <v:stroke endarrow="block" joinstyle="miter"/>
+              </v:shape>
+            </w:pict>
+          </mc:Fallback>
+        </mc:AlternateContent>
+      </w:r>
+      <w:r>
+        <w:tab/>
+      </w:r>
+      <w:r>
+        <w:tab/>
+      </w:r>
+      <w:r>
+        <w:tab/>
+      </w:r>
+      <w:r>
+        <w:tab/>
+      </w:r>
+      <w:r>
+        <w:tab/>
+      </w:r>
+      <w:r>
+        <w:tab/>
+      </w:r>
+      <w:r>
+        <w:tab/>
+      </w:r>
+      <w:r>
+        <w:t>trúng</w:t>
+      </w:r>
+    </w:p>
+    <w:p>
+      <w:pPr>
+        <w:spacing w:after="0" w:line="240" w:lineRule="auto"/>
+      </w:pPr>
+      <w:r>
+        <w:rPr>
+          <w:noProof/>
+        </w:rPr>
+        <mc:AlternateContent>
+          <mc:Choice Requires="wps">
+            <w:drawing>
+              <wp:anchor distT="0" distB="0" distL="114300" distR="114300" simplePos="0" relativeHeight="251720704" behindDoc="0" locked="0" layoutInCell="1" allowOverlap="1" wp14:anchorId="64CD32EF" wp14:editId="12FF2774">
+                <wp:simplePos x="0" y="0"/>
+                <wp:positionH relativeFrom="column">
+                  <wp:posOffset>1556593</wp:posOffset>
+                </wp:positionH>
+                <wp:positionV relativeFrom="paragraph">
+                  <wp:posOffset>137483</wp:posOffset>
+                </wp:positionV>
+                <wp:extent cx="1590899" cy="155924"/>
+                <wp:effectExtent l="0" t="0" r="66675" b="92075"/>
+                <wp:wrapNone/>
+                <wp:docPr id="30" name="Straight Arrow Connector 30"/>
+                <wp:cNvGraphicFramePr/>
+                <a:graphic xmlns:a="http://schemas.openxmlformats.org/drawingml/2006/main">
+                  <a:graphicData uri="http://schemas.microsoft.com/office/word/2010/wordprocessingShape">
+                    <wps:wsp>
+                      <wps:cNvCnPr/>
+                      <wps:spPr>
+                        <a:xfrm>
+                          <a:off x="0" y="0"/>
+                          <a:ext cx="1590899" cy="155924"/>
+                        </a:xfrm>
+                        <a:prstGeom prst="straightConnector1">
+                          <a:avLst/>
+                        </a:prstGeom>
+                        <a:ln>
+                          <a:solidFill>
+                            <a:srgbClr val="002060"/>
+                          </a:solidFill>
+                          <a:tailEnd type="triangle"/>
+                        </a:ln>
+                      </wps:spPr>
+                      <wps:style>
+                        <a:lnRef idx="3">
+                          <a:schemeClr val="accent1"/>
+                        </a:lnRef>
+                        <a:fillRef idx="0">
+                          <a:schemeClr val="accent1"/>
+                        </a:fillRef>
+                        <a:effectRef idx="2">
+                          <a:schemeClr val="accent1"/>
+                        </a:effectRef>
+                        <a:fontRef idx="minor">
+                          <a:schemeClr val="tx1"/>
+                        </a:fontRef>
+                      </wps:style>
+                      <wps:bodyPr/>
+                    </wps:wsp>
+                  </a:graphicData>
+                </a:graphic>
+                <wp14:sizeRelH relativeFrom="margin">
+                  <wp14:pctWidth>0</wp14:pctWidth>
+                </wp14:sizeRelH>
+                <wp14:sizeRelV relativeFrom="margin">
+                  <wp14:pctHeight>0</wp14:pctHeight>
+                </wp14:sizeRelV>
+              </wp:anchor>
+            </w:drawing>
+          </mc:Choice>
+          <mc:Fallback>
+            <w:pict>
+              <v:shapetype w14:anchorId="401F2914" id="_x0000_t32" coordsize="21600,21600" o:spt="32" o:oned="t" path="m,l21600,21600e" filled="f">
+                <v:path arrowok="t" fillok="f" o:connecttype="none"/>
+                <o:lock v:ext="edit" shapetype="t"/>
+              </v:shapetype>
+              <v:shape id="Straight Arrow Connector 30" o:spid="_x0000_s1026" type="#_x0000_t32" style="position:absolute;margin-left:122.55pt;margin-top:10.85pt;width:125.25pt;height:12.3pt;z-index:251720704;visibility:visible;mso-wrap-style:square;mso-width-percent:0;mso-height-percent:0;mso-wrap-distance-left:9pt;mso-wrap-distance-top:0;mso-wrap-distance-right:9pt;mso-wrap-distance-bottom:0;mso-position-horizontal:absolute;mso-position-horizontal-relative:text;mso-position-vertical:absolute;mso-position-vertical-relative:text;mso-width-percent:0;mso-height-percent:0;mso-width-relative:margin;mso-height-relative:margin" o:gfxdata="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" strokecolor="#002060" strokeweight="1.5pt">
+                <v:stroke endarrow="block" joinstyle="miter"/>
+              </v:shape>
+            </w:pict>
+          </mc:Fallback>
+        </mc:AlternateContent>
+      </w:r>
+      <w:r>
+        <w:rPr>
+          <w:noProof/>
+        </w:rPr>
+        <mc:AlternateContent>
+          <mc:Choice Requires="wps">
+            <w:drawing>
+              <wp:anchor distT="45720" distB="45720" distL="114300" distR="114300" simplePos="0" relativeHeight="251724800" behindDoc="0" locked="0" layoutInCell="1" allowOverlap="1" wp14:anchorId="431D45D3" wp14:editId="68D680BF">
+                <wp:simplePos x="0" y="0"/>
+                <wp:positionH relativeFrom="column">
+                  <wp:posOffset>611798</wp:posOffset>
+                </wp:positionH>
+                <wp:positionV relativeFrom="paragraph">
+                  <wp:posOffset>81822</wp:posOffset>
+                </wp:positionV>
+                <wp:extent cx="495045" cy="285750"/>
+                <wp:effectExtent l="0" t="57150" r="0" b="57150"/>
+                <wp:wrapNone/>
+                <wp:docPr id="33" name="Text Box 2"/>
+                <wp:cNvGraphicFramePr>
+                  <a:graphicFrameLocks xmlns:a="http://schemas.openxmlformats.org/drawingml/2006/main"/>
+                </wp:cNvGraphicFramePr>
+                <a:graphic xmlns:a="http://schemas.openxmlformats.org/drawingml/2006/main">
+                  <a:graphicData uri="http://schemas.microsoft.com/office/word/2010/wordprocessingShape">
+                    <wps:wsp>
+                      <wps:cNvSpPr txBox="1">
+                        <a:spLocks noChangeArrowheads="1"/>
+                      </wps:cNvSpPr>
+                      <wps:spPr bwMode="auto">
+                        <a:xfrm rot="20034318">
+                          <a:off x="0" y="0"/>
+                          <a:ext cx="495045" cy="285750"/>
+                        </a:xfrm>
+                        <a:prstGeom prst="rect">
+                          <a:avLst/>
+                        </a:prstGeom>
+                        <a:noFill/>
+                        <a:ln w="9525">
+                          <a:noFill/>
+                          <a:miter lim="800000"/>
+                          <a:headEnd/>
+                          <a:tailEnd/>
+                        </a:ln>
+                      </wps:spPr>
+                      <wps:txbx>
+                        <w:txbxContent>
+                          <w:p>
+                            <w:r>
+                              <w:t>0,55</w:t>
+                            </w:r>
+                          </w:p>
+                        </w:txbxContent>
+                      </wps:txbx>
+                      <wps:bodyPr rot="0" vert="horz" wrap="square" lIns="91440" tIns="45720" rIns="91440" bIns="45720" anchor="t" anchorCtr="0">
+                        <a:noAutofit/>
+                      </wps:bodyPr>
+                    </wps:wsp>
+                  </a:graphicData>
+                </a:graphic>
+                <wp14:sizeRelH relativeFrom="margin">
+                  <wp14:pctWidth>0</wp14:pctWidth>
+                </wp14:sizeRelH>
+                <wp14:sizeRelV relativeFrom="margin">
+                  <wp14:pctHeight>0</wp14:pctHeight>
+                </wp14:sizeRelV>
+              </wp:anchor>
+            </w:drawing>
+          </mc:Choice>
+          <mc:Fallback>
+            <w:pict>
+              <v:shape w14:anchorId="431D45D3" id="_x0000_s1035" type="#_x0000_t202" style="position:absolute;margin-left:48.15pt;margin-top:6.45pt;width:39pt;height:22.5pt;rotation:-1710142fd;z-index:251724800;visibility:visible;mso-wrap-style:square;mso-width-percent:0;mso-height-percent:0;mso-wrap-distance-left:9pt;mso-wrap-distance-top:3.6pt;mso-wrap-distance-right:9pt;mso-wrap-distance-bottom:3.6pt;mso-position-horizontal:absolute;mso-position-horizontal-relative:text;mso-position-vertical:absolute;mso-position-vertical-relative:text;mso-width-percent:0;mso-height-percent:0;mso-width-relative:margin;mso-height-relative:margin;v-text-anchor:top" o:gfxdata="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" filled="f" stroked="f">
+                <v:textbox>
+                  <w:txbxContent>
+                    <w:p>
+                      <w:r>
+                        <w:t>0,55</w:t>
+                      </w:r>
+                    </w:p>
+                  </w:txbxContent>
+                </v:textbox>
+              </v:shape>
+            </w:pict>
+          </mc:Fallback>
+        </mc:AlternateContent>
+      </w:r>
+      <w:r>
+        <w:rPr>
+          <w:noProof/>
+        </w:rPr>
+        <mc:AlternateContent>
+          <mc:Choice Requires="wps">
+            <w:drawing>
+              <wp:anchor distT="0" distB="0" distL="114300" distR="114300" simplePos="0" relativeHeight="251712512" behindDoc="0" locked="0" layoutInCell="1" allowOverlap="1" wp14:anchorId="79B00F42" wp14:editId="392CC857">
+                <wp:simplePos x="0" y="0"/>
+                <wp:positionH relativeFrom="column">
+                  <wp:posOffset>647480</wp:posOffset>
+                </wp:positionH>
+                <wp:positionV relativeFrom="paragraph">
+                  <wp:posOffset>137483</wp:posOffset>
+                </wp:positionV>
+                <wp:extent cx="647480" cy="334028"/>
+                <wp:effectExtent l="0" t="38100" r="57785" b="27940"/>
+                <wp:wrapNone/>
+                <wp:docPr id="26" name="Straight Arrow Connector 26"/>
+                <wp:cNvGraphicFramePr/>
+                <a:graphic xmlns:a="http://schemas.openxmlformats.org/drawingml/2006/main">
+                  <a:graphicData uri="http://schemas.microsoft.com/office/word/2010/wordprocessingShape">
+                    <wps:wsp>
+                      <wps:cNvCnPr/>
+                      <wps:spPr>
+                        <a:xfrm flipV="1">
+                          <a:off x="0" y="0"/>
+                          <a:ext cx="647480" cy="334028"/>
+                        </a:xfrm>
+                        <a:prstGeom prst="straightConnector1">
+                          <a:avLst/>
+                        </a:prstGeom>
+                        <a:ln>
+                          <a:solidFill>
+                            <a:srgbClr val="002060"/>
+                          </a:solidFill>
+                          <a:tailEnd type="triangle"/>
+                        </a:ln>
+                      </wps:spPr>
+                      <wps:style>
+                        <a:lnRef idx="3">
+                          <a:schemeClr val="accent1"/>
+                        </a:lnRef>
+                        <a:fillRef idx="0">
+                          <a:schemeClr val="accent1"/>
+                        </a:fillRef>
+                        <a:effectRef idx="2">
+                          <a:schemeClr val="accent1"/>
+                        </a:effectRef>
+                        <a:fontRef idx="minor">
+                          <a:schemeClr val="tx1"/>
+                        </a:fontRef>
+                      </wps:style>
+                      <wps:bodyPr/>
+                    </wps:wsp>
+                  </a:graphicData>
+                </a:graphic>
+                <wp14:sizeRelH relativeFrom="margin">
+                  <wp14:pctWidth>0</wp14:pctWidth>
+                </wp14:sizeRelH>
+                <wp14:sizeRelV relativeFrom="margin">
+                  <wp14:pctHeight>0</wp14:pctHeight>
+                </wp14:sizeRelV>
+              </wp:anchor>
+            </w:drawing>
+          </mc:Choice>
+          <mc:Fallback>
+            <w:pict>
+              <v:shape w14:anchorId="6CAE0DCB" id="Straight Arrow Connector 26" o:spid="_x0000_s1026" type="#_x0000_t32" style="position:absolute;margin-left:51pt;margin-top:10.85pt;width:51pt;height:26.3pt;flip:y;z-index:251712512;visibility:visible;mso-wrap-style:square;mso-width-percent:0;mso-height-percent:0;mso-wrap-distance-left:9pt;mso-wrap-distance-top:0;mso-wrap-distance-right:9pt;mso-wrap-distance-bottom:0;mso-position-horizontal:absolute;mso-position-horizontal-relative:text;mso-position-vertical:absolute;mso-position-vertical-relative:text;mso-width-percent:0;mso-height-percent:0;mso-width-relative:margin;mso-height-relative:margin" o:gfxdata="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" strokecolor="#002060" strokeweight="1.5pt">
+                <v:stroke endarrow="block" joinstyle="miter"/>
+              </v:shape>
+            </w:pict>
+          </mc:Fallback>
+        </mc:AlternateContent>
+      </w:r>
+      <w:r>
+        <w:tab/>
+      </w:r>
+      <w:r>
+        <w:tab/>
+      </w:r>
+      <w:r>
+        <w:tab/>
+        <w:t>X</w:t>
+      </w:r>
+    </w:p>
+    <w:p>
+      <w:pPr>
+        <w:spacing w:after="0" w:line="240" w:lineRule="auto"/>
+      </w:pPr>
+      <w:r>
+        <w:tab/>
+      </w:r>
+      <w:r>
+        <w:tab/>
+      </w:r>
+      <w:r>
+        <w:tab/>
+      </w:r>
+      <w:r>
+        <w:t>(bắn 2)</w:t>
+      </w:r>
+      <w:r>
+        <w:tab/>
+      </w:r>
+      <w:r>
+        <w:tab/>
+      </w:r>
+      <w:r>
+        <w:tab/>
+        <w:t>không trúng</w:t>
+      </w:r>
+    </w:p>
+    <w:p>
+      <w:pPr>
+        <w:spacing w:after="0" w:line="240" w:lineRule="auto"/>
+      </w:pPr>
+      <w:r>
+        <w:rPr>
+          <w:noProof/>
+        </w:rPr>
+        <mc:AlternateContent>
+          <mc:Choice Requires="wps">
+            <w:drawing>
+              <wp:anchor distT="45720" distB="45720" distL="114300" distR="114300" simplePos="0" relativeHeight="251730944" behindDoc="0" locked="0" layoutInCell="1" allowOverlap="1" wp14:anchorId="7EDD202A" wp14:editId="0C157364">
+                <wp:simplePos x="0" y="0"/>
+                <wp:positionH relativeFrom="column">
+                  <wp:posOffset>601017</wp:posOffset>
+                </wp:positionH>
+                <wp:positionV relativeFrom="paragraph">
+                  <wp:posOffset>174639</wp:posOffset>
+                </wp:positionV>
+                <wp:extent cx="495045" cy="285750"/>
+                <wp:effectExtent l="0" t="57150" r="0" b="57150"/>
+                <wp:wrapNone/>
+                <wp:docPr id="36" name="Text Box 2"/>
+                <wp:cNvGraphicFramePr>
+                  <a:graphicFrameLocks xmlns:a="http://schemas.openxmlformats.org/drawingml/2006/main"/>
+                </wp:cNvGraphicFramePr>
+                <a:graphic xmlns:a="http://schemas.openxmlformats.org/drawingml/2006/main">
+                  <a:graphicData uri="http://schemas.microsoft.com/office/word/2010/wordprocessingShape">
+                    <wps:wsp>
+                      <wps:cNvSpPr txBox="1">
+                        <a:spLocks noChangeArrowheads="1"/>
+                      </wps:cNvSpPr>
+                      <wps:spPr bwMode="auto">
+                        <a:xfrm rot="1603615">
+                          <a:off x="0" y="0"/>
+                          <a:ext cx="495045" cy="285750"/>
+                        </a:xfrm>
+                        <a:prstGeom prst="rect">
+                          <a:avLst/>
+                        </a:prstGeom>
+                        <a:noFill/>
+                        <a:ln w="9525">
+                          <a:noFill/>
+                          <a:miter lim="800000"/>
+                          <a:headEnd/>
+                          <a:tailEnd/>
+                        </a:ln>
+                      </wps:spPr>
+                      <wps:txbx>
+                        <w:txbxContent>
+                          <w:p>
+                            <w:r>
+                              <w:t>0,45</w:t>
+                            </w:r>
+                          </w:p>
+                        </w:txbxContent>
+                      </wps:txbx>
+                      <wps:bodyPr rot="0" vert="horz" wrap="square" lIns="91440" tIns="45720" rIns="91440" bIns="45720" anchor="t" anchorCtr="0">
+                        <a:noAutofit/>
+                      </wps:bodyPr>
+                    </wps:wsp>
+                  </a:graphicData>
+                </a:graphic>
+                <wp14:sizeRelH relativeFrom="margin">
+                  <wp14:pctWidth>0</wp14:pctWidth>
+                </wp14:sizeRelH>
+                <wp14:sizeRelV relativeFrom="margin">
+                  <wp14:pctHeight>0</wp14:pctHeight>
+                </wp14:sizeRelV>
+              </wp:anchor>
+            </w:drawing>
+          </mc:Choice>
+          <mc:Fallback>
+            <w:pict>
+              <v:shape w14:anchorId="7EDD202A" id="_x0000_s1036" type="#_x0000_t202" style="position:absolute;margin-left:47.3pt;margin-top:13.75pt;width:39pt;height:22.5pt;rotation:1751575fd;z-index:251730944;visibility:visible;mso-wrap-style:square;mso-width-percent:0;mso-height-percent:0;mso-wrap-distance-left:9pt;mso-wrap-distance-top:3.6pt;mso-wrap-distance-right:9pt;mso-wrap-distance-bottom:3.6pt;mso-position-horizontal:absolute;mso-position-horizontal-relative:text;mso-position-vertical:absolute;mso-position-vertical-relative:text;mso-width-percent:0;mso-height-percent:0;mso-width-relative:margin;mso-height-relative:margin;v-text-anchor:top" o:gfxdata="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" filled="f" stroked="f">
+                <v:textbox>
+                  <w:txbxContent>
+                    <w:p>
+                      <w:r>
+                        <w:t>0,45</w:t>
+                      </w:r>
+                    </w:p>
+                  </w:txbxContent>
+                </v:textbox>
+              </v:shape>
+            </w:pict>
+          </mc:Fallback>
+        </mc:AlternateContent>
+      </w:r>
+      <w:r>
+        <w:rPr>
+          <w:noProof/>
+        </w:rPr>
+        <mc:AlternateContent>
+          <mc:Choice Requires="wps">
+            <w:drawing>
+              <wp:anchor distT="45720" distB="45720" distL="114300" distR="114300" simplePos="0" relativeHeight="251726848" behindDoc="0" locked="0" layoutInCell="1" allowOverlap="1" wp14:anchorId="29116FDA" wp14:editId="653AFC19">
+                <wp:simplePos x="0" y="0"/>
+                <wp:positionH relativeFrom="column">
+                  <wp:posOffset>1703463</wp:posOffset>
+                </wp:positionH>
+                <wp:positionV relativeFrom="paragraph">
+                  <wp:posOffset>133449</wp:posOffset>
+                </wp:positionV>
+                <wp:extent cx="495045" cy="285750"/>
+                <wp:effectExtent l="0" t="0" r="0" b="19050"/>
+                <wp:wrapNone/>
+                <wp:docPr id="34" name="Text Box 2"/>
+                <wp:cNvGraphicFramePr>
+                  <a:graphicFrameLocks xmlns:a="http://schemas.openxmlformats.org/drawingml/2006/main"/>
+                </wp:cNvGraphicFramePr>
+                <a:graphic xmlns:a="http://schemas.openxmlformats.org/drawingml/2006/main">
+                  <a:graphicData uri="http://schemas.microsoft.com/office/word/2010/wordprocessingShape">
+                    <wps:wsp>
+                      <wps:cNvSpPr txBox="1">
+                        <a:spLocks noChangeArrowheads="1"/>
+                      </wps:cNvSpPr>
+                      <wps:spPr bwMode="auto">
+                        <a:xfrm rot="21175471">
+                          <a:off x="0" y="0"/>
+                          <a:ext cx="495045" cy="285750"/>
+                        </a:xfrm>
+                        <a:prstGeom prst="rect">
+                          <a:avLst/>
+                        </a:prstGeom>
+                        <a:noFill/>
+                        <a:ln w="9525">
+                          <a:noFill/>
+                          <a:miter lim="800000"/>
+                          <a:headEnd/>
+                          <a:tailEnd/>
+                        </a:ln>
+                      </wps:spPr>
+                      <wps:txbx>
+                        <w:txbxContent>
+                          <w:p>
+                            <w:r>
+                              <w:t>0,8</w:t>
+                            </w:r>
+                          </w:p>
+                        </w:txbxContent>
+                      </wps:txbx>
+                      <wps:bodyPr rot="0" vert="horz" wrap="square" lIns="91440" tIns="45720" rIns="91440" bIns="45720" anchor="t" anchorCtr="0">
+                        <a:noAutofit/>
+                      </wps:bodyPr>
+                    </wps:wsp>
+                  </a:graphicData>
+                </a:graphic>
+                <wp14:sizeRelH relativeFrom="margin">
+                  <wp14:pctWidth>0</wp14:pctWidth>
+                </wp14:sizeRelH>
+                <wp14:sizeRelV relativeFrom="margin">
+                  <wp14:pctHeight>0</wp14:pctHeight>
+                </wp14:sizeRelV>
+              </wp:anchor>
+            </w:drawing>
+          </mc:Choice>
+          <mc:Fallback>
+            <w:pict>
+              <v:shape w14:anchorId="29116FDA" id="_x0000_s1037" type="#_x0000_t202" style="position:absolute;margin-left:134.15pt;margin-top:10.5pt;width:39pt;height:22.5pt;rotation:-463699fd;z-index:251726848;visibility:visible;mso-wrap-style:square;mso-width-percent:0;mso-height-percent:0;mso-wrap-distance-left:9pt;mso-wrap-distance-top:3.6pt;mso-wrap-distance-right:9pt;mso-wrap-distance-bottom:3.6pt;mso-position-horizontal:absolute;mso-position-horizontal-relative:text;mso-position-vertical:absolute;mso-position-vertical-relative:text;mso-width-percent:0;mso-height-percent:0;mso-width-relative:margin;mso-height-relative:margin;v-text-anchor:top" o:gfxdata="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" filled="f" stroked="f">
+                <v:textbox>
+                  <w:txbxContent>
+                    <w:p>
+                      <w:r>
+                        <w:t>0,</w:t>
+                      </w:r>
+                      <w:r>
+                        <w:t>8</w:t>
+                      </w:r>
+                    </w:p>
+                  </w:txbxContent>
+                </v:textbox>
+              </v:shape>
+            </w:pict>
+          </mc:Fallback>
+        </mc:AlternateContent>
+      </w:r>
+      <w:r>
+        <w:rPr>
+          <w:noProof/>
+        </w:rPr>
+        <mc:AlternateContent>
+          <mc:Choice Requires="wps">
+            <w:drawing>
+              <wp:anchor distT="0" distB="0" distL="114300" distR="114300" simplePos="0" relativeHeight="251714560" behindDoc="0" locked="0" layoutInCell="1" allowOverlap="1" wp14:anchorId="0E3D91C0" wp14:editId="37D7B22E">
+                <wp:simplePos x="0" y="0"/>
+                <wp:positionH relativeFrom="column">
+                  <wp:posOffset>650123</wp:posOffset>
+                </wp:positionH>
+                <wp:positionV relativeFrom="paragraph">
+                  <wp:posOffset>137791</wp:posOffset>
+                </wp:positionV>
+                <wp:extent cx="671264" cy="317654"/>
+                <wp:effectExtent l="0" t="0" r="90805" b="63500"/>
+                <wp:wrapNone/>
+                <wp:docPr id="27" name="Straight Arrow Connector 27"/>
+                <wp:cNvGraphicFramePr/>
+                <a:graphic xmlns:a="http://schemas.openxmlformats.org/drawingml/2006/main">
+                  <a:graphicData uri="http://schemas.microsoft.com/office/word/2010/wordprocessingShape">
+                    <wps:wsp>
+                      <wps:cNvCnPr/>
+                      <wps:spPr>
+                        <a:xfrm>
+                          <a:off x="0" y="0"/>
+                          <a:ext cx="671264" cy="317654"/>
+                        </a:xfrm>
+                        <a:prstGeom prst="straightConnector1">
+                          <a:avLst/>
+                        </a:prstGeom>
+                        <a:ln>
+                          <a:solidFill>
+                            <a:srgbClr val="002060"/>
+                          </a:solidFill>
+                          <a:tailEnd type="triangle"/>
+                        </a:ln>
+                      </wps:spPr>
+                      <wps:style>
+                        <a:lnRef idx="3">
+                          <a:schemeClr val="accent1"/>
+                        </a:lnRef>
+                        <a:fillRef idx="0">
+                          <a:schemeClr val="accent1"/>
+                        </a:fillRef>
+                        <a:effectRef idx="2">
+                          <a:schemeClr val="accent1"/>
+                        </a:effectRef>
+                        <a:fontRef idx="minor">
+                          <a:schemeClr val="tx1"/>
+                        </a:fontRef>
+                      </wps:style>
+                      <wps:bodyPr/>
+                    </wps:wsp>
+                  </a:graphicData>
+                </a:graphic>
+                <wp14:sizeRelH relativeFrom="margin">
+                  <wp14:pctWidth>0</wp14:pctWidth>
+                </wp14:sizeRelH>
+                <wp14:sizeRelV relativeFrom="margin">
+                  <wp14:pctHeight>0</wp14:pctHeight>
+                </wp14:sizeRelV>
+              </wp:anchor>
+            </w:drawing>
+          </mc:Choice>
+          <mc:Fallback>
+            <w:pict>
+              <v:shape w14:anchorId="5C6FE1C6" id="Straight Arrow Connector 27" o:spid="_x0000_s1026" type="#_x0000_t32" style="position:absolute;margin-left:51.2pt;margin-top:10.85pt;width:52.85pt;height:25pt;z-index:251714560;visibility:visible;mso-wrap-style:square;mso-width-percent:0;mso-height-percent:0;mso-wrap-distance-left:9pt;mso-wrap-distance-top:0;mso-wrap-distance-right:9pt;mso-wrap-distance-bottom:0;mso-position-horizontal:absolute;mso-position-horizontal-relative:text;mso-position-vertical:absolute;mso-position-vertical-relative:text;mso-width-percent:0;mso-height-percent:0;mso-width-relative:margin;mso-height-relative:margin" o:gfxdata="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" strokecolor="#002060" strokeweight="1.5pt">
+                <v:stroke endarrow="block" joinstyle="miter"/>
+              </v:shape>
+            </w:pict>
+          </mc:Fallback>
+        </mc:AlternateContent>
+      </w:r>
+      <w:r>
+        <w:t>Máy bay</w:t>
+      </w:r>
+    </w:p>
+    <w:p>
+      <w:pPr>
+        <w:spacing w:after="0" w:line="240" w:lineRule="auto"/>
+      </w:pPr>
+      <w:r>
+        <w:rPr>
+          <w:noProof/>
+        </w:rPr>
+        <mc:AlternateContent>
+          <mc:Choice Requires="wps">
+            <w:drawing>
+              <wp:anchor distT="0" distB="0" distL="114300" distR="114300" simplePos="0" relativeHeight="251718656" behindDoc="0" locked="0" layoutInCell="1" allowOverlap="1" wp14:anchorId="380F41E1" wp14:editId="3E95CBC9">
+                <wp:simplePos x="0" y="0"/>
+                <wp:positionH relativeFrom="column">
+                  <wp:posOffset>1561880</wp:posOffset>
+                </wp:positionH>
+                <wp:positionV relativeFrom="paragraph">
+                  <wp:posOffset>122870</wp:posOffset>
+                </wp:positionV>
+                <wp:extent cx="1580379" cy="119574"/>
+                <wp:effectExtent l="0" t="57150" r="20320" b="33020"/>
+                <wp:wrapNone/>
+                <wp:docPr id="29" name="Straight Arrow Connector 29"/>
+                <wp:cNvGraphicFramePr/>
+                <a:graphic xmlns:a="http://schemas.openxmlformats.org/drawingml/2006/main">
+                  <a:graphicData uri="http://schemas.microsoft.com/office/word/2010/wordprocessingShape">
+                    <wps:wsp>
+                      <wps:cNvCnPr/>
+                      <wps:spPr>
+                        <a:xfrm flipV="1">
+                          <a:off x="0" y="0"/>
+                          <a:ext cx="1580379" cy="119574"/>
+                        </a:xfrm>
+                        <a:prstGeom prst="straightConnector1">
+                          <a:avLst/>
+                        </a:prstGeom>
+                        <a:ln>
+                          <a:solidFill>
+                            <a:srgbClr val="002060"/>
+                          </a:solidFill>
+                          <a:tailEnd type="triangle"/>
+                        </a:ln>
+                      </wps:spPr>
+                      <wps:style>
+                        <a:lnRef idx="3">
+                          <a:schemeClr val="accent1"/>
+                        </a:lnRef>
+                        <a:fillRef idx="0">
+                          <a:schemeClr val="accent1"/>
+                        </a:fillRef>
+                        <a:effectRef idx="2">
+                          <a:schemeClr val="accent1"/>
+                        </a:effectRef>
+                        <a:fontRef idx="minor">
+                          <a:schemeClr val="tx1"/>
+                        </a:fontRef>
+                      </wps:style>
+                      <wps:bodyPr/>
+                    </wps:wsp>
+                  </a:graphicData>
+                </a:graphic>
+                <wp14:sizeRelH relativeFrom="margin">
+                  <wp14:pctWidth>0</wp14:pctWidth>
+                </wp14:sizeRelH>
+                <wp14:sizeRelV relativeFrom="margin">
+                  <wp14:pctHeight>0</wp14:pctHeight>
+                </wp14:sizeRelV>
+              </wp:anchor>
+            </w:drawing>
+          </mc:Choice>
+          <mc:Fallback>
+            <w:pict>
+              <v:shape w14:anchorId="63DFEC8E" id="Straight Arrow Connector 29" o:spid="_x0000_s1026" type="#_x0000_t32" style="position:absolute;margin-left:123pt;margin-top:9.65pt;width:124.45pt;height:9.4pt;flip:y;z-index:251718656;visibility:visible;mso-wrap-style:square;mso-width-percent:0;mso-height-percent:0;mso-wrap-distance-left:9pt;mso-wrap-distance-top:0;mso-wrap-distance-right:9pt;mso-wrap-distance-bottom:0;mso-position-horizontal:absolute;mso-position-horizontal-relative:text;mso-position-vertical:absolute;mso-position-vertical-relative:text;mso-width-percent:0;mso-height-percent:0;mso-width-relative:margin;mso-height-relative:margin" o:gfxdata="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" strokecolor="#002060" strokeweight="1.5pt">
+                <v:stroke endarrow="block" joinstyle="miter"/>
+              </v:shape>
+            </w:pict>
+          </mc:Fallback>
+        </mc:AlternateContent>
+      </w:r>
+      <w:r>
+        <w:tab/>
+      </w:r>
+      <w:r>
+        <w:tab/>
+      </w:r>
+      <w:r>
+        <w:tab/>
+      </w:r>
+      <w:r>
+        <w:tab/>
+      </w:r>
+      <w:r>
+        <w:tab/>
+      </w:r>
+      <w:r>
+        <w:tab/>
+      </w:r>
+      <w:r>
+        <w:tab/>
+      </w:r>
+      <w:r>
+        <w:t>trúng</w:t>
+      </w:r>
+    </w:p>
+    <w:p>
+      <w:pPr>
+        <w:spacing w:after="0" w:line="240" w:lineRule="auto"/>
+      </w:pPr>
+      <w:r>
+        <w:rPr>
+          <w:noProof/>
+        </w:rPr>
+        <mc:AlternateContent>
+          <mc:Choice Requires="wps">
+            <w:drawing>
+              <wp:anchor distT="0" distB="0" distL="114300" distR="114300" simplePos="0" relativeHeight="251722752" behindDoc="0" locked="0" layoutInCell="1" allowOverlap="1" wp14:anchorId="2DEDD0FF" wp14:editId="5D57D1D1">
+                <wp:simplePos x="0" y="0"/>
+                <wp:positionH relativeFrom="column">
+                  <wp:posOffset>1575093</wp:posOffset>
+                </wp:positionH>
+                <wp:positionV relativeFrom="paragraph">
+                  <wp:posOffset>139776</wp:posOffset>
+                </wp:positionV>
+                <wp:extent cx="1572175" cy="158567"/>
+                <wp:effectExtent l="0" t="0" r="66675" b="89535"/>
+                <wp:wrapNone/>
+                <wp:docPr id="31" name="Straight Arrow Connector 31"/>
+                <wp:cNvGraphicFramePr/>
+                <a:graphic xmlns:a="http://schemas.openxmlformats.org/drawingml/2006/main">
+                  <a:graphicData uri="http://schemas.microsoft.com/office/word/2010/wordprocessingShape">
+                    <wps:wsp>
+                      <wps:cNvCnPr/>
+                      <wps:spPr>
+                        <a:xfrm>
+                          <a:off x="0" y="0"/>
+                          <a:ext cx="1572175" cy="158567"/>
+                        </a:xfrm>
+                        <a:prstGeom prst="straightConnector1">
+                          <a:avLst/>
+                        </a:prstGeom>
+                        <a:ln>
+                          <a:solidFill>
+                            <a:srgbClr val="002060"/>
+                          </a:solidFill>
+                          <a:tailEnd type="triangle"/>
+                        </a:ln>
+                      </wps:spPr>
+                      <wps:style>
+                        <a:lnRef idx="3">
+                          <a:schemeClr val="accent1"/>
+                        </a:lnRef>
+                        <a:fillRef idx="0">
+                          <a:schemeClr val="accent1"/>
+                        </a:fillRef>
+                        <a:effectRef idx="2">
+                          <a:schemeClr val="accent1"/>
+                        </a:effectRef>
+                        <a:fontRef idx="minor">
+                          <a:schemeClr val="tx1"/>
+                        </a:fontRef>
+                      </wps:style>
+                      <wps:bodyPr/>
+                    </wps:wsp>
+                  </a:graphicData>
+                </a:graphic>
+                <wp14:sizeRelH relativeFrom="margin">
+                  <wp14:pctWidth>0</wp14:pctWidth>
+                </wp14:sizeRelH>
+                <wp14:sizeRelV relativeFrom="margin">
+                  <wp14:pctHeight>0</wp14:pctHeight>
+                </wp14:sizeRelV>
+              </wp:anchor>
+            </w:drawing>
+          </mc:Choice>
+          <mc:Fallback>
+            <w:pict>
+              <v:shape w14:anchorId="7D37A42D" id="Straight Arrow Connector 31" o:spid="_x0000_s1026" type="#_x0000_t32" style="position:absolute;margin-left:124pt;margin-top:11pt;width:123.8pt;height:12.5pt;z-index:251722752;visibility:visible;mso-wrap-style:square;mso-width-percent:0;mso-height-percent:0;mso-wrap-distance-left:9pt;mso-wrap-distance-top:0;mso-wrap-distance-right:9pt;mso-wrap-distance-bottom:0;mso-position-horizontal:absolute;mso-position-horizontal-relative:text;mso-position-vertical:absolute;mso-position-vertical-relative:text;mso-width-percent:0;mso-height-percent:0;mso-width-relative:margin;mso-height-relative:margin" o:gfxdata="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" strokecolor="#002060" strokeweight="1.5pt">
+                <v:stroke endarrow="block" joinstyle="miter"/>
+              </v:shape>
+            </w:pict>
+          </mc:Fallback>
+        </mc:AlternateContent>
+      </w:r>
+      <w:r>
+        <w:tab/>
+      </w:r>
+      <w:r>
+        <w:tab/>
+      </w:r>
+      <w:r>
+        <w:tab/>
+        <w:t>Y</w:t>
+      </w:r>
+    </w:p>
+    <w:p>
+      <w:pPr>
+        <w:spacing w:after="0" w:line="240" w:lineRule="auto"/>
+      </w:pPr>
+      <w:r>
+        <w:tab/>
+      </w:r>
+      <w:r>
+        <w:tab/>
+      </w:r>
+      <w:r>
+        <w:tab/>
+      </w:r>
+      <w:r>
+        <w:t>(bắn 1)</w:t>
+      </w:r>
+      <w:r>
+        <w:tab/>
+      </w:r>
+      <w:r>
+        <w:tab/>
+      </w:r>
+      <w:r>
+        <w:tab/>
+      </w:r>
+      <w:r>
+        <w:t>không trúng</w:t>
+      </w:r>
+    </w:p>
+    <w:p>
+      <w:pPr>
+        <w:spacing w:after="0" w:line="240" w:lineRule="auto"/>
+      </w:pPr>
+    </w:p>
+    <w:p>
+      <w:pPr>
+        <w:spacing w:after="0" w:line="240" w:lineRule="auto"/>
+        <w:rPr>
+          <w:b/>
+          <w:bCs/>
+          <w:i/>
+          <w:iCs/>
+          <w:color w:val="FF0000"/>
+        </w:rPr>
+      </w:pPr>
+      <w:r>
+        <w:rPr>
+          <w:noProof/>
+        </w:rPr>
+        <mc:AlternateContent>
+          <mc:Choice Requires="wps">
+            <w:drawing>
+              <wp:anchor distT="45720" distB="45720" distL="114300" distR="114300" simplePos="0" relativeHeight="251751424" behindDoc="0" locked="0" layoutInCell="1" allowOverlap="1" wp14:anchorId="1F552A2B" wp14:editId="45C67EEF">
+                <wp:simplePos x="0" y="0"/>
+                <wp:positionH relativeFrom="column">
+                  <wp:posOffset>2126317</wp:posOffset>
+                </wp:positionH>
+                <wp:positionV relativeFrom="paragraph">
+                  <wp:posOffset>129531</wp:posOffset>
+                </wp:positionV>
+                <wp:extent cx="495045" cy="285750"/>
+                <wp:effectExtent l="0" t="0" r="0" b="19050"/>
+                <wp:wrapNone/>
+                <wp:docPr id="45" name="Text Box 2"/>
+                <wp:cNvGraphicFramePr>
+                  <a:graphicFrameLocks xmlns:a="http://schemas.openxmlformats.org/drawingml/2006/main"/>
+                </wp:cNvGraphicFramePr>
+                <a:graphic xmlns:a="http://schemas.openxmlformats.org/drawingml/2006/main">
+                  <a:graphicData uri="http://schemas.microsoft.com/office/word/2010/wordprocessingShape">
+                    <wps:wsp>
+                      <wps:cNvSpPr txBox="1">
+                        <a:spLocks noChangeArrowheads="1"/>
+                      </wps:cNvSpPr>
+                      <wps:spPr bwMode="auto">
+                        <a:xfrm rot="21284476">
+                          <a:off x="0" y="0"/>
+                          <a:ext cx="495045" cy="285750"/>
+                        </a:xfrm>
+                        <a:prstGeom prst="rect">
+                          <a:avLst/>
+                        </a:prstGeom>
+                        <a:noFill/>
+                        <a:ln w="9525">
+                          <a:noFill/>
+                          <a:miter lim="800000"/>
+                          <a:headEnd/>
+                          <a:tailEnd/>
+                        </a:ln>
+                      </wps:spPr>
+                      <wps:txbx>
+                        <w:txbxContent>
+                          <w:p>
+                            <w:r>
+                              <w:t>0,</w:t>
+                            </w:r>
+                            <w:r>
+                              <w:t>6</w:t>
+                            </w:r>
+                            <w:r>
+                              <w:t>5</w:t>
+                            </w:r>
+                          </w:p>
+                        </w:txbxContent>
+                      </wps:txbx>
+                      <wps:bodyPr rot="0" vert="horz" wrap="square" lIns="91440" tIns="45720" rIns="91440" bIns="45720" anchor="t" anchorCtr="0">
+                        <a:noAutofit/>
+                      </wps:bodyPr>
+                    </wps:wsp>
+                  </a:graphicData>
+                </a:graphic>
+                <wp14:sizeRelH relativeFrom="margin">
+                  <wp14:pctWidth>0</wp14:pctWidth>
+                </wp14:sizeRelH>
+                <wp14:sizeRelV relativeFrom="margin">
+                  <wp14:pctHeight>0</wp14:pctHeight>
+                </wp14:sizeRelV>
+              </wp:anchor>
+            </w:drawing>
+          </mc:Choice>
+          <mc:Fallback>
+            <w:pict>
+              <v:shape w14:anchorId="1F552A2B" id="_x0000_s1038" type="#_x0000_t202" style="position:absolute;margin-left:167.45pt;margin-top:10.2pt;width:39pt;height:22.5pt;rotation:-344636fd;z-index:251751424;visibility:visible;mso-wrap-style:square;mso-width-percent:0;mso-height-percent:0;mso-wrap-distance-left:9pt;mso-wrap-distance-top:3.6pt;mso-wrap-distance-right:9pt;mso-wrap-distance-bottom:3.6pt;mso-position-horizontal:absolute;mso-position-horizontal-relative:text;mso-position-vertical:absolute;mso-position-vertical-relative:text;mso-width-percent:0;mso-height-percent:0;mso-width-relative:margin;mso-height-relative:margin;v-text-anchor:top" o:gfxdata="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" filled="f" stroked="f">
+                <v:textbox>
+                  <w:txbxContent>
+                    <w:p>
+                      <w:r>
+                        <w:t>0,</w:t>
+                      </w:r>
+                      <w:r>
+                        <w:t>6</w:t>
+                      </w:r>
+                      <w:r>
+                        <w:t>5</w:t>
+                      </w:r>
+                    </w:p>
+                  </w:txbxContent>
+                </v:textbox>
+              </v:shape>
+            </w:pict>
+          </mc:Fallback>
+        </mc:AlternateContent>
+      </w:r>
+      <w:r>
+        <w:rPr>
+          <w:b/>
+          <w:bCs/>
+          <w:i/>
+          <w:iCs/>
+          <w:color w:val="FF0000"/>
+        </w:rPr>
+        <w:t>Câu 6</w:t>
+      </w:r>
+    </w:p>
+    <w:p>
+      <w:pPr>
+        <w:spacing w:after="0" w:line="240" w:lineRule="auto"/>
+      </w:pPr>
+      <w:r>
+        <w:rPr>
+          <w:noProof/>
+        </w:rPr>
+        <mc:AlternateContent>
+          <mc:Choice Requires="wps">
+            <w:drawing>
+              <wp:anchor distT="0" distB="0" distL="114300" distR="114300" simplePos="0" relativeHeight="251741184" behindDoc="0" locked="0" layoutInCell="1" allowOverlap="1" wp14:anchorId="3F550BF0" wp14:editId="6553DF9E">
+                <wp:simplePos x="0" y="0"/>
+                <wp:positionH relativeFrom="column">
+                  <wp:posOffset>1756132</wp:posOffset>
+                </wp:positionH>
+                <wp:positionV relativeFrom="paragraph">
+                  <wp:posOffset>117880</wp:posOffset>
+                </wp:positionV>
+                <wp:extent cx="1377656" cy="121112"/>
+                <wp:effectExtent l="0" t="57150" r="13335" b="31750"/>
+                <wp:wrapNone/>
+                <wp:docPr id="40" name="Straight Arrow Connector 40"/>
+                <wp:cNvGraphicFramePr/>
+                <a:graphic xmlns:a="http://schemas.openxmlformats.org/drawingml/2006/main">
+                  <a:graphicData uri="http://schemas.microsoft.com/office/word/2010/wordprocessingShape">
+                    <wps:wsp>
+                      <wps:cNvCnPr/>
+                      <wps:spPr>
+                        <a:xfrm flipV="1">
+                          <a:off x="0" y="0"/>
+                          <a:ext cx="1377656" cy="121112"/>
+                        </a:xfrm>
+                        <a:prstGeom prst="straightConnector1">
+                          <a:avLst/>
+                        </a:prstGeom>
+                        <a:ln>
+                          <a:solidFill>
+                            <a:srgbClr val="002060"/>
+                          </a:solidFill>
+                          <a:tailEnd type="triangle"/>
+                        </a:ln>
+                      </wps:spPr>
+                      <wps:style>
+                        <a:lnRef idx="3">
+                          <a:schemeClr val="accent1"/>
+                        </a:lnRef>
+                        <a:fillRef idx="0">
+                          <a:schemeClr val="accent1"/>
+                        </a:fillRef>
+                        <a:effectRef idx="2">
+                          <a:schemeClr val="accent1"/>
+                        </a:effectRef>
+                        <a:fontRef idx="minor">
+                          <a:schemeClr val="tx1"/>
+                        </a:fontRef>
+                      </wps:style>
+                      <wps:bodyPr/>
+                    </wps:wsp>
+                  </a:graphicData>
+                </a:graphic>
+                <wp14:sizeRelH relativeFrom="margin">
+                  <wp14:pctWidth>0</wp14:pctWidth>
+                </wp14:sizeRelH>
+                <wp14:sizeRelV relativeFrom="margin">
+                  <wp14:pctHeight>0</wp14:pctHeight>
+                </wp14:sizeRelV>
+              </wp:anchor>
+            </w:drawing>
+          </mc:Choice>
+          <mc:Fallback>
+            <w:pict>
+              <v:shape w14:anchorId="77D4E904" id="Straight Arrow Connector 40" o:spid="_x0000_s1026" type="#_x0000_t32" style="position:absolute;margin-left:138.3pt;margin-top:9.3pt;width:108.5pt;height:9.55pt;flip:y;z-index:251741184;visibility:visible;mso-wrap-style:square;mso-width-percent:0;mso-height-percent:0;mso-wrap-distance-left:9pt;mso-wrap-distance-top:0;mso-wrap-distance-right:9pt;mso-wrap-distance-bottom:0;mso-position-horizontal:absolute;mso-position-horizontal-relative:text;mso-position-vertical:absolute;mso-position-vertical-relative:text;mso-width-percent:0;mso-height-percent:0;mso-width-relative:margin;mso-height-relative:margin" o:gfxdata="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" strokecolor="#002060" strokeweight="1.5pt">
+                <v:stroke endarrow="block" joinstyle="miter"/>
+              </v:shape>
+            </w:pict>
+          </mc:Fallback>
+        </mc:AlternateContent>
+      </w:r>
+      <w:r>
+        <w:tab/>
+      </w:r>
+      <w:r>
+        <w:tab/>
+      </w:r>
+      <w:r>
+        <w:tab/>
+      </w:r>
+      <w:r>
+        <w:tab/>
+      </w:r>
+      <w:r>
+        <w:tab/>
+      </w:r>
+      <w:r>
+        <w:tab/>
+      </w:r>
+      <w:r>
+        <w:tab/>
+        <w:t>HCV</w:t>
+      </w:r>
+    </w:p>
+    <w:p>
+      <w:pPr>
+        <w:spacing w:after="0" w:line="240" w:lineRule="auto"/>
+      </w:pPr>
+      <w:r>
+        <w:rPr>
+          <w:noProof/>
+        </w:rPr>
+        <mc:AlternateContent>
+          <mc:Choice Requires="wps">
+            <w:drawing>
+              <wp:anchor distT="45720" distB="45720" distL="114300" distR="114300" simplePos="0" relativeHeight="251747328" behindDoc="0" locked="0" layoutInCell="1" allowOverlap="1" wp14:anchorId="75665F07" wp14:editId="007AA115">
+                <wp:simplePos x="0" y="0"/>
+                <wp:positionH relativeFrom="column">
+                  <wp:posOffset>502920</wp:posOffset>
+                </wp:positionH>
+                <wp:positionV relativeFrom="paragraph">
+                  <wp:posOffset>65258</wp:posOffset>
+                </wp:positionV>
+                <wp:extent cx="495045" cy="285750"/>
+                <wp:effectExtent l="0" t="38100" r="0" b="38100"/>
+                <wp:wrapNone/>
+                <wp:docPr id="43" name="Text Box 2"/>
+                <wp:cNvGraphicFramePr>
+                  <a:graphicFrameLocks xmlns:a="http://schemas.openxmlformats.org/drawingml/2006/main"/>
+                </wp:cNvGraphicFramePr>
+                <a:graphic xmlns:a="http://schemas.openxmlformats.org/drawingml/2006/main">
+                  <a:graphicData uri="http://schemas.microsoft.com/office/word/2010/wordprocessingShape">
+                    <wps:wsp>
+                      <wps:cNvSpPr txBox="1">
+                        <a:spLocks noChangeArrowheads="1"/>
+                      </wps:cNvSpPr>
+                      <wps:spPr bwMode="auto">
+                        <a:xfrm rot="20463999">
+                          <a:off x="0" y="0"/>
+                          <a:ext cx="495045" cy="285750"/>
+                        </a:xfrm>
+                        <a:prstGeom prst="rect">
+                          <a:avLst/>
+                        </a:prstGeom>
+                        <a:noFill/>
+                        <a:ln w="9525">
+                          <a:noFill/>
+                          <a:miter lim="800000"/>
+                          <a:headEnd/>
+                          <a:tailEnd/>
+                        </a:ln>
+                      </wps:spPr>
+                      <wps:txbx>
+                        <w:txbxContent>
+                          <w:p>
+                            <w:r>
+                              <w:t>5/12</w:t>
+                            </w:r>
+                          </w:p>
+                        </w:txbxContent>
+                      </wps:txbx>
+                      <wps:bodyPr rot="0" vert="horz" wrap="square" lIns="91440" tIns="45720" rIns="91440" bIns="45720" anchor="t" anchorCtr="0">
+                        <a:noAutofit/>
+                      </wps:bodyPr>
+                    </wps:wsp>
+                  </a:graphicData>
+                </a:graphic>
+                <wp14:sizeRelH relativeFrom="margin">
+                  <wp14:pctWidth>0</wp14:pctWidth>
+                </wp14:sizeRelH>
+                <wp14:sizeRelV relativeFrom="margin">
+                  <wp14:pctHeight>0</wp14:pctHeight>
+                </wp14:sizeRelV>
+              </wp:anchor>
+            </w:drawing>
+          </mc:Choice>
+          <mc:Fallback>
+            <w:pict>
+              <v:shape w14:anchorId="75665F07" id="_x0000_s1039" type="#_x0000_t202" style="position:absolute;margin-left:39.6pt;margin-top:5.15pt;width:39pt;height:22.5pt;rotation:-1240816fd;z-index:251747328;visibility:visible;mso-wrap-style:square;mso-width-percent:0;mso-height-percent:0;mso-wrap-distance-left:9pt;mso-wrap-distance-top:3.6pt;mso-wrap-distance-right:9pt;mso-wrap-distance-bottom:3.6pt;mso-position-horizontal:absolute;mso-position-horizontal-relative:text;mso-position-vertical:absolute;mso-position-vertical-relative:text;mso-width-percent:0;mso-height-percent:0;mso-width-relative:margin;mso-height-relative:margin;v-text-anchor:top" o:gfxdata="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" filled="f" stroked="f">
+                <v:textbox>
+                  <w:txbxContent>
+                    <w:p>
+                      <w:r>
+                        <w:t>5/12</w:t>
+                      </w:r>
+                    </w:p>
+                  </w:txbxContent>
+                </v:textbox>
+              </v:shape>
+            </w:pict>
+          </mc:Fallback>
+        </mc:AlternateContent>
+      </w:r>
+      <w:r>
+        <w:rPr>
+          <w:noProof/>
+        </w:rPr>
+        <mc:AlternateContent>
+          <mc:Choice Requires="wps">
+            <w:drawing>
+              <wp:anchor distT="0" distB="0" distL="114300" distR="114300" simplePos="0" relativeHeight="251737088" behindDoc="0" locked="0" layoutInCell="1" allowOverlap="1" wp14:anchorId="71EA94E0" wp14:editId="3EA98D48">
+                <wp:simplePos x="0" y="0"/>
+                <wp:positionH relativeFrom="column">
+                  <wp:posOffset>1771272</wp:posOffset>
+                </wp:positionH>
+                <wp:positionV relativeFrom="paragraph">
+                  <wp:posOffset>133905</wp:posOffset>
+                </wp:positionV>
+                <wp:extent cx="1313280" cy="169554"/>
+                <wp:effectExtent l="0" t="0" r="58420" b="78105"/>
+                <wp:wrapNone/>
+                <wp:docPr id="38" name="Straight Arrow Connector 38"/>
+                <wp:cNvGraphicFramePr/>
+                <a:graphic xmlns:a="http://schemas.openxmlformats.org/drawingml/2006/main">
+                  <a:graphicData uri="http://schemas.microsoft.com/office/word/2010/wordprocessingShape">
+                    <wps:wsp>
+                      <wps:cNvCnPr/>
+                      <wps:spPr>
+                        <a:xfrm>
+                          <a:off x="0" y="0"/>
+                          <a:ext cx="1313280" cy="169554"/>
+                        </a:xfrm>
+                        <a:prstGeom prst="straightConnector1">
+                          <a:avLst/>
+                        </a:prstGeom>
+                        <a:ln>
+                          <a:solidFill>
+                            <a:srgbClr val="002060"/>
+                          </a:solidFill>
+                          <a:tailEnd type="triangle"/>
+                        </a:ln>
+                      </wps:spPr>
+                      <wps:style>
+                        <a:lnRef idx="3">
+                          <a:schemeClr val="accent1"/>
+                        </a:lnRef>
+                        <a:fillRef idx="0">
+                          <a:schemeClr val="accent1"/>
+                        </a:fillRef>
+                        <a:effectRef idx="2">
+                          <a:schemeClr val="accent1"/>
+                        </a:effectRef>
+                        <a:fontRef idx="minor">
+                          <a:schemeClr val="tx1"/>
+                        </a:fontRef>
+                      </wps:style>
+                      <wps:bodyPr/>
+                    </wps:wsp>
+                  </a:graphicData>
+                </a:graphic>
+                <wp14:sizeRelH relativeFrom="margin">
+                  <wp14:pctWidth>0</wp14:pctWidth>
+                </wp14:sizeRelH>
+                <wp14:sizeRelV relativeFrom="margin">
+                  <wp14:pctHeight>0</wp14:pctHeight>
+                </wp14:sizeRelV>
+              </wp:anchor>
+            </w:drawing>
+          </mc:Choice>
+          <mc:Fallback>
+            <w:pict>
+              <v:shape w14:anchorId="2CDD9B04" id="Straight Arrow Connector 38" o:spid="_x0000_s1026" type="#_x0000_t32" style="position:absolute;margin-left:139.45pt;margin-top:10.55pt;width:103.4pt;height:13.35pt;z-index:251737088;visibility:visible;mso-wrap-style:square;mso-width-percent:0;mso-height-percent:0;mso-wrap-distance-left:9pt;mso-wrap-distance-top:0;mso-wrap-distance-right:9pt;mso-wrap-distance-bottom:0;mso-position-horizontal:absolute;mso-position-horizontal-relative:text;mso-position-vertical:absolute;mso-position-vertical-relative:text;mso-width-percent:0;mso-height-percent:0;mso-width-relative:margin;mso-height-relative:margin" o:gfxdata="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" strokecolor="#002060" strokeweight="1.5pt">
+                <v:stroke endarrow="block" joinstyle="miter"/>
+              </v:shape>
+            </w:pict>
+          </mc:Fallback>
+        </mc:AlternateContent>
+      </w:r>
+      <w:r>
+        <w:rPr>
+          <w:noProof/>
+        </w:rPr>
+        <mc:AlternateContent>
+          <mc:Choice Requires="wps">
+            <w:drawing>
+              <wp:anchor distT="0" distB="0" distL="114300" distR="114300" simplePos="0" relativeHeight="251739136" behindDoc="0" locked="0" layoutInCell="1" allowOverlap="1" wp14:anchorId="33FAA292" wp14:editId="731F8B34">
+                <wp:simplePos x="0" y="0"/>
+                <wp:positionH relativeFrom="column">
+                  <wp:posOffset>436005</wp:posOffset>
+                </wp:positionH>
+                <wp:positionV relativeFrom="paragraph">
+                  <wp:posOffset>142989</wp:posOffset>
+                </wp:positionV>
+                <wp:extent cx="878067" cy="305809"/>
+                <wp:effectExtent l="0" t="38100" r="55880" b="37465"/>
+                <wp:wrapNone/>
+                <wp:docPr id="39" name="Straight Arrow Connector 39"/>
+                <wp:cNvGraphicFramePr/>
+                <a:graphic xmlns:a="http://schemas.openxmlformats.org/drawingml/2006/main">
+                  <a:graphicData uri="http://schemas.microsoft.com/office/word/2010/wordprocessingShape">
+                    <wps:wsp>
+                      <wps:cNvCnPr/>
+                      <wps:spPr>
+                        <a:xfrm flipV="1">
+                          <a:off x="0" y="0"/>
+                          <a:ext cx="878067" cy="305809"/>
+                        </a:xfrm>
+                        <a:prstGeom prst="straightConnector1">
+                          <a:avLst/>
+                        </a:prstGeom>
+                        <a:ln>
+                          <a:solidFill>
+                            <a:srgbClr val="002060"/>
+                          </a:solidFill>
+                          <a:tailEnd type="triangle"/>
+                        </a:ln>
+                      </wps:spPr>
+                      <wps:style>
+                        <a:lnRef idx="3">
+                          <a:schemeClr val="accent1"/>
+                        </a:lnRef>
+                        <a:fillRef idx="0">
+                          <a:schemeClr val="accent1"/>
+                        </a:fillRef>
+                        <a:effectRef idx="2">
+                          <a:schemeClr val="accent1"/>
+                        </a:effectRef>
+                        <a:fontRef idx="minor">
+                          <a:schemeClr val="tx1"/>
+                        </a:fontRef>
+                      </wps:style>
+                      <wps:bodyPr/>
+                    </wps:wsp>
+                  </a:graphicData>
+                </a:graphic>
+                <wp14:sizeRelH relativeFrom="margin">
+                  <wp14:pctWidth>0</wp14:pctWidth>
+                </wp14:sizeRelH>
+                <wp14:sizeRelV relativeFrom="margin">
+                  <wp14:pctHeight>0</wp14:pctHeight>
+                </wp14:sizeRelV>
+              </wp:anchor>
+            </w:drawing>
+          </mc:Choice>
+          <mc:Fallback>
+            <w:pict>
+              <v:shape w14:anchorId="715840B7" id="Straight Arrow Connector 39" o:spid="_x0000_s1026" type="#_x0000_t32" style="position:absolute;margin-left:34.35pt;margin-top:11.25pt;width:69.15pt;height:24.1pt;flip:y;z-index:251739136;visibility:visible;mso-wrap-style:square;mso-width-percent:0;mso-height-percent:0;mso-wrap-distance-left:9pt;mso-wrap-distance-top:0;mso-wrap-distance-right:9pt;mso-wrap-distance-bottom:0;mso-position-horizontal:absolute;mso-position-horizontal-relative:text;mso-position-vertical:absolute;mso-position-vertical-relative:text;mso-width-percent:0;mso-height-percent:0;mso-width-relative:margin;mso-height-relative:margin" o:gfxdata="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" strokecolor="#002060" strokeweight="1.5pt">
+                <v:stroke endarrow="block" joinstyle="miter"/>
+              </v:shape>
+            </w:pict>
+          </mc:Fallback>
+        </mc:AlternateContent>
+      </w:r>
+      <w:r>
+        <w:tab/>
+      </w:r>
+      <w:r>
+        <w:tab/>
+      </w:r>
+      <w:r>
+        <w:tab/>
+        <w:t>đội I</w:t>
+      </w:r>
+    </w:p>
+    <w:p>
+      <w:pPr>
+        <w:spacing w:after="0" w:line="240" w:lineRule="auto"/>
+      </w:pPr>
+      <w:r>
+        <w:tab/>
+      </w:r>
+      <w:r>
+        <w:tab/>
+      </w:r>
+      <w:r>
+        <w:tab/>
+      </w:r>
+      <w:r>
+        <w:tab/>
+      </w:r>
+      <w:r>
+        <w:tab/>
+      </w:r>
+      <w:r>
+        <w:tab/>
+      </w:r>
+      <w:r>
+        <w:tab/>
+        <w:t>không</w:t>
+      </w:r>
+    </w:p>
+    <w:p>
+      <w:pPr>
+        <w:spacing w:after="0" w:line="240" w:lineRule="auto"/>
+      </w:pPr>
+      <w:r>
+        <w:rPr>
+          <w:noProof/>
+        </w:rPr>
+        <mc:AlternateContent>
+          <mc:Choice Requires="wps">
+            <w:drawing>
+              <wp:anchor distT="45720" distB="45720" distL="114300" distR="114300" simplePos="0" relativeHeight="251749376" behindDoc="0" locked="0" layoutInCell="1" allowOverlap="1" wp14:anchorId="0C88A53A" wp14:editId="70404F0D">
+                <wp:simplePos x="0" y="0"/>
+                <wp:positionH relativeFrom="column">
+                  <wp:posOffset>2176780</wp:posOffset>
+                </wp:positionH>
+                <wp:positionV relativeFrom="paragraph">
+                  <wp:posOffset>94468</wp:posOffset>
+                </wp:positionV>
+                <wp:extent cx="495045" cy="285750"/>
+                <wp:effectExtent l="0" t="0" r="0" b="19050"/>
+                <wp:wrapNone/>
+                <wp:docPr id="44" name="Text Box 2"/>
+                <wp:cNvGraphicFramePr>
+                  <a:graphicFrameLocks xmlns:a="http://schemas.openxmlformats.org/drawingml/2006/main"/>
+                </wp:cNvGraphicFramePr>
+                <a:graphic xmlns:a="http://schemas.openxmlformats.org/drawingml/2006/main">
+                  <a:graphicData uri="http://schemas.microsoft.com/office/word/2010/wordprocessingShape">
+                    <wps:wsp>
+                      <wps:cNvSpPr txBox="1">
+                        <a:spLocks noChangeArrowheads="1"/>
+                      </wps:cNvSpPr>
+                      <wps:spPr bwMode="auto">
+                        <a:xfrm rot="21284476">
+                          <a:off x="0" y="0"/>
+                          <a:ext cx="495045" cy="285750"/>
+                        </a:xfrm>
+                        <a:prstGeom prst="rect">
+                          <a:avLst/>
+                        </a:prstGeom>
+                        <a:noFill/>
+                        <a:ln w="9525">
+                          <a:noFill/>
+                          <a:miter lim="800000"/>
+                          <a:headEnd/>
+                          <a:tailEnd/>
+                        </a:ln>
+                      </wps:spPr>
+                      <wps:txbx>
+                        <w:txbxContent>
+                          <w:p>
+                            <w:r>
+                              <w:t>0,55</w:t>
+                            </w:r>
+                          </w:p>
+                        </w:txbxContent>
+                      </wps:txbx>
+                      <wps:bodyPr rot="0" vert="horz" wrap="square" lIns="91440" tIns="45720" rIns="91440" bIns="45720" anchor="t" anchorCtr="0">
+                        <a:noAutofit/>
+                      </wps:bodyPr>
+                    </wps:wsp>
+                  </a:graphicData>
+                </a:graphic>
+                <wp14:sizeRelH relativeFrom="margin">
+                  <wp14:pctWidth>0</wp14:pctWidth>
+                </wp14:sizeRelH>
+                <wp14:sizeRelV relativeFrom="margin">
+                  <wp14:pctHeight>0</wp14:pctHeight>
+                </wp14:sizeRelV>
+              </wp:anchor>
+            </w:drawing>
+          </mc:Choice>
+          <mc:Fallback>
+            <w:pict>
+              <v:shape w14:anchorId="0C88A53A" id="_x0000_s1040" type="#_x0000_t202" style="position:absolute;margin-left:171.4pt;margin-top:7.45pt;width:39pt;height:22.5pt;rotation:-344636fd;z-index:251749376;visibility:visible;mso-wrap-style:square;mso-width-percent:0;mso-height-percent:0;mso-wrap-distance-left:9pt;mso-wrap-distance-top:3.6pt;mso-wrap-distance-right:9pt;mso-wrap-distance-bottom:3.6pt;mso-position-horizontal:absolute;mso-position-horizontal-relative:text;mso-position-vertical:absolute;mso-position-vertical-relative:text;mso-width-percent:0;mso-height-percent:0;mso-width-relative:margin;mso-height-relative:margin;v-text-anchor:top" o:gfxdata="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" filled="f" stroked="f">
+                <v:textbox>
+                  <w:txbxContent>
+                    <w:p>
+                      <w:r>
+                        <w:t>0,55</w:t>
+                      </w:r>
+                    </w:p>
+                  </w:txbxContent>
+                </v:textbox>
+              </v:shape>
+            </w:pict>
+          </mc:Fallback>
+        </mc:AlternateContent>
+      </w:r>
+      <w:r>
+        <w:rPr>
+          <w:noProof/>
+        </w:rPr>
+        <mc:AlternateContent>
+          <mc:Choice Requires="wps">
+            <w:drawing>
+              <wp:anchor distT="0" distB="0" distL="114300" distR="114300" simplePos="0" relativeHeight="251732992" behindDoc="0" locked="0" layoutInCell="1" allowOverlap="1" wp14:anchorId="507EEEE7" wp14:editId="075257B3">
+                <wp:simplePos x="0" y="0"/>
+                <wp:positionH relativeFrom="column">
+                  <wp:posOffset>420866</wp:posOffset>
+                </wp:positionH>
+                <wp:positionV relativeFrom="paragraph">
+                  <wp:posOffset>117513</wp:posOffset>
+                </wp:positionV>
+                <wp:extent cx="887150" cy="381504"/>
+                <wp:effectExtent l="0" t="0" r="65405" b="57150"/>
+                <wp:wrapNone/>
+                <wp:docPr id="32" name="Straight Arrow Connector 32"/>
+                <wp:cNvGraphicFramePr/>
+                <a:graphic xmlns:a="http://schemas.openxmlformats.org/drawingml/2006/main">
+                  <a:graphicData uri="http://schemas.microsoft.com/office/word/2010/wordprocessingShape">
+                    <wps:wsp>
+                      <wps:cNvCnPr/>
+                      <wps:spPr>
+                        <a:xfrm>
+                          <a:off x="0" y="0"/>
+                          <a:ext cx="887150" cy="381504"/>
+                        </a:xfrm>
+                        <a:prstGeom prst="straightConnector1">
+                          <a:avLst/>
+                        </a:prstGeom>
+                        <a:ln>
+                          <a:solidFill>
+                            <a:srgbClr val="002060"/>
+                          </a:solidFill>
+                          <a:tailEnd type="triangle"/>
+                        </a:ln>
+                      </wps:spPr>
+                      <wps:style>
+                        <a:lnRef idx="3">
+                          <a:schemeClr val="accent1"/>
+                        </a:lnRef>
+                        <a:fillRef idx="0">
+                          <a:schemeClr val="accent1"/>
+                        </a:fillRef>
+                        <a:effectRef idx="2">
+                          <a:schemeClr val="accent1"/>
+                        </a:effectRef>
+                        <a:fontRef idx="minor">
+                          <a:schemeClr val="tx1"/>
+                        </a:fontRef>
+                      </wps:style>
+                      <wps:bodyPr/>
+                    </wps:wsp>
+                  </a:graphicData>
+                </a:graphic>
+                <wp14:sizeRelH relativeFrom="margin">
+                  <wp14:pctWidth>0</wp14:pctWidth>
+                </wp14:sizeRelH>
+                <wp14:sizeRelV relativeFrom="margin">
+                  <wp14:pctHeight>0</wp14:pctHeight>
+                </wp14:sizeRelV>
+              </wp:anchor>
+            </w:drawing>
+          </mc:Choice>
+          <mc:Fallback>
+            <w:pict>
+              <v:shape w14:anchorId="61E16418" id="Straight Arrow Connector 32" o:spid="_x0000_s1026" type="#_x0000_t32" style="position:absolute;margin-left:33.15pt;margin-top:9.25pt;width:69.85pt;height:30.05pt;z-index:251732992;visibility:visible;mso-wrap-style:square;mso-width-percent:0;mso-height-percent:0;mso-wrap-distance-left:9pt;mso-wrap-distance-top:0;mso-wrap-distance-right:9pt;mso-wrap-distance-bottom:0;mso-position-horizontal:absolute;mso-position-horizontal-relative:text;mso-position-vertical:absolute;mso-position-vertical-relative:text;mso-width-percent:0;mso-height-percent:0;mso-width-relative:margin;mso-height-relative:margin" o:gfxdata="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" strokecolor="#002060" strokeweight="1.5pt">
+                <v:stroke endarrow="block" joinstyle="miter"/>
+              </v:shape>
+            </w:pict>
+          </mc:Fallback>
+        </mc:AlternateContent>
+      </w:r>
+      <w:r>
+        <w:t>VĐV</w:t>
+      </w:r>
+    </w:p>
+    <w:p>
+      <w:pPr>
+        <w:spacing w:after="0" w:line="240" w:lineRule="auto"/>
+      </w:pPr>
+      <w:r>
+        <w:rPr>
+          <w:noProof/>
+        </w:rPr>
+        <mc:AlternateContent>
+          <mc:Choice Requires="wps">
+            <w:drawing>
+              <wp:anchor distT="45720" distB="45720" distL="114300" distR="114300" simplePos="0" relativeHeight="251745280" behindDoc="0" locked="0" layoutInCell="1" allowOverlap="1" wp14:anchorId="7C6193E7" wp14:editId="3D168CF2">
+                <wp:simplePos x="0" y="0"/>
+                <wp:positionH relativeFrom="column">
+                  <wp:posOffset>518698</wp:posOffset>
+                </wp:positionH>
+                <wp:positionV relativeFrom="paragraph">
+                  <wp:posOffset>33752</wp:posOffset>
+                </wp:positionV>
+                <wp:extent cx="495045" cy="285750"/>
+                <wp:effectExtent l="0" t="57150" r="0" b="57150"/>
+                <wp:wrapNone/>
+                <wp:docPr id="42" name="Text Box 2"/>
+                <wp:cNvGraphicFramePr>
+                  <a:graphicFrameLocks xmlns:a="http://schemas.openxmlformats.org/drawingml/2006/main"/>
+                </wp:cNvGraphicFramePr>
+                <a:graphic xmlns:a="http://schemas.openxmlformats.org/drawingml/2006/main">
+                  <a:graphicData uri="http://schemas.microsoft.com/office/word/2010/wordprocessingShape">
+                    <wps:wsp>
+                      <wps:cNvSpPr txBox="1">
+                        <a:spLocks noChangeArrowheads="1"/>
+                      </wps:cNvSpPr>
+                      <wps:spPr bwMode="auto">
+                        <a:xfrm rot="1603615">
+                          <a:off x="0" y="0"/>
+                          <a:ext cx="495045" cy="285750"/>
+                        </a:xfrm>
+                        <a:prstGeom prst="rect">
+                          <a:avLst/>
+                        </a:prstGeom>
+                        <a:noFill/>
+                        <a:ln w="9525">
+                          <a:noFill/>
+                          <a:miter lim="800000"/>
+                          <a:headEnd/>
+                          <a:tailEnd/>
+                        </a:ln>
+                      </wps:spPr>
+                      <wps:txbx>
+                        <w:txbxContent>
+                          <w:p>
+                            <w:r>
+                              <w:t>7/12</w:t>
+                            </w:r>
+                          </w:p>
+                        </w:txbxContent>
+                      </wps:txbx>
+                      <wps:bodyPr rot="0" vert="horz" wrap="square" lIns="91440" tIns="45720" rIns="91440" bIns="45720" anchor="t" anchorCtr="0">
+                        <a:noAutofit/>
+                      </wps:bodyPr>
+                    </wps:wsp>
+                  </a:graphicData>
+                </a:graphic>
+                <wp14:sizeRelH relativeFrom="margin">
+                  <wp14:pctWidth>0</wp14:pctWidth>
+                </wp14:sizeRelH>
+                <wp14:sizeRelV relativeFrom="margin">
+                  <wp14:pctHeight>0</wp14:pctHeight>
+                </wp14:sizeRelV>
+              </wp:anchor>
+            </w:drawing>
+          </mc:Choice>
+          <mc:Fallback>
+            <w:pict>
+              <v:shape w14:anchorId="7C6193E7" id="_x0000_s1041" type="#_x0000_t202" style="position:absolute;margin-left:40.85pt;margin-top:2.65pt;width:39pt;height:22.5pt;rotation:1751575fd;z-index:251745280;visibility:visible;mso-wrap-style:square;mso-width-percent:0;mso-height-percent:0;mso-wrap-distance-left:9pt;mso-wrap-distance-top:3.6pt;mso-wrap-distance-right:9pt;mso-wrap-distance-bottom:3.6pt;mso-position-horizontal:absolute;mso-position-horizontal-relative:text;mso-position-vertical:absolute;mso-position-vertical-relative:text;mso-width-percent:0;mso-height-percent:0;mso-width-relative:margin;mso-height-relative:margin;v-text-anchor:top" o:gfxdata="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" filled="f" stroked="f">
+                <v:textbox>
+                  <w:txbxContent>
+                    <w:p>
+                      <w:r>
+                        <w:t>7/12</w:t>
+                      </w:r>
+                    </w:p>
+                  </w:txbxContent>
+                </v:textbox>
+              </v:shape>
+            </w:pict>
+          </mc:Fallback>
+        </mc:AlternateContent>
+      </w:r>
+      <w:r>
+        <w:rPr>
+          <w:noProof/>
+        </w:rPr>
+        <mc:AlternateContent>
+          <mc:Choice Requires="wps">
+            <w:drawing>
+              <wp:anchor distT="0" distB="0" distL="114300" distR="114300" simplePos="0" relativeHeight="251743232" behindDoc="0" locked="0" layoutInCell="1" allowOverlap="1" wp14:anchorId="35367987" wp14:editId="784ACC25">
+                <wp:simplePos x="0" y="0"/>
+                <wp:positionH relativeFrom="column">
+                  <wp:posOffset>1805230</wp:posOffset>
+                </wp:positionH>
+                <wp:positionV relativeFrom="paragraph">
+                  <wp:posOffset>106894</wp:posOffset>
+                </wp:positionV>
+                <wp:extent cx="1377656" cy="121112"/>
+                <wp:effectExtent l="0" t="57150" r="13335" b="31750"/>
+                <wp:wrapNone/>
+                <wp:docPr id="41" name="Straight Arrow Connector 41"/>
+                <wp:cNvGraphicFramePr/>
+                <a:graphic xmlns:a="http://schemas.openxmlformats.org/drawingml/2006/main">
+                  <a:graphicData uri="http://schemas.microsoft.com/office/word/2010/wordprocessingShape">
+                    <wps:wsp>
+                      <wps:cNvCnPr/>
+                      <wps:spPr>
+                        <a:xfrm flipV="1">
+                          <a:off x="0" y="0"/>
+                          <a:ext cx="1377656" cy="121112"/>
+                        </a:xfrm>
+                        <a:prstGeom prst="straightConnector1">
+                          <a:avLst/>
+                        </a:prstGeom>
+                        <a:ln>
+                          <a:solidFill>
+                            <a:srgbClr val="002060"/>
+                          </a:solidFill>
+                          <a:tailEnd type="triangle"/>
+                        </a:ln>
+                      </wps:spPr>
+                      <wps:style>
+                        <a:lnRef idx="3">
+                          <a:schemeClr val="accent1"/>
+                        </a:lnRef>
+                        <a:fillRef idx="0">
+                          <a:schemeClr val="accent1"/>
+                        </a:fillRef>
+                        <a:effectRef idx="2">
+                          <a:schemeClr val="accent1"/>
+                        </a:effectRef>
+                        <a:fontRef idx="minor">
+                          <a:schemeClr val="tx1"/>
+                        </a:fontRef>
+                      </wps:style>
+                      <wps:bodyPr/>
+                    </wps:wsp>
+                  </a:graphicData>
+                </a:graphic>
+                <wp14:sizeRelH relativeFrom="margin">
+                  <wp14:pctWidth>0</wp14:pctWidth>
+                </wp14:sizeRelH>
+                <wp14:sizeRelV relativeFrom="margin">
+                  <wp14:pctHeight>0</wp14:pctHeight>
+                </wp14:sizeRelV>
+              </wp:anchor>
+            </w:drawing>
+          </mc:Choice>
+          <mc:Fallback>
+            <w:pict>
+              <v:shape w14:anchorId="5E1C6554" id="Straight Arrow Connector 41" o:spid="_x0000_s1026" type="#_x0000_t32" style="position:absolute;margin-left:142.15pt;margin-top:8.4pt;width:108.5pt;height:9.55pt;flip:y;z-index:251743232;visibility:visible;mso-wrap-style:square;mso-width-percent:0;mso-height-percent:0;mso-wrap-distance-left:9pt;mso-wrap-distance-top:0;mso-wrap-distance-right:9pt;mso-wrap-distance-bottom:0;mso-position-horizontal:absolute;mso-position-horizontal-relative:text;mso-position-vertical:absolute;mso-position-vertical-relative:text;mso-width-percent:0;mso-height-percent:0;mso-width-relative:margin;mso-height-relative:margin" o:gfxdata="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" strokecolor="#002060" strokeweight="1.5pt">
+                <v:stroke endarrow="block" joinstyle="miter"/>
+              </v:shape>
+            </w:pict>
+          </mc:Fallback>
+        </mc:AlternateContent>
+      </w:r>
+      <w:r>
+        <w:tab/>
+      </w:r>
+      <w:r>
+        <w:tab/>
+      </w:r>
+      <w:r>
+        <w:tab/>
+      </w:r>
+      <w:r>
+        <w:tab/>
+      </w:r>
+      <w:r>
+        <w:tab/>
+      </w:r>
+      <w:r>
+        <w:tab/>
+      </w:r>
+      <w:r>
+        <w:tab/>
+        <w:t>HCV</w:t>
+      </w:r>
+    </w:p>
+    <w:p>
+      <w:pPr>
+        <w:spacing w:after="0" w:line="240" w:lineRule="auto"/>
+      </w:pPr>
+      <w:r>
+        <w:rPr>
+          <w:noProof/>
+        </w:rPr>
+        <mc:AlternateContent>
+          <mc:Choice Requires="wps">
+            <w:drawing>
+              <wp:anchor distT="0" distB="0" distL="114300" distR="114300" simplePos="0" relativeHeight="251735040" behindDoc="0" locked="0" layoutInCell="1" allowOverlap="1" wp14:anchorId="7F81809A" wp14:editId="70F93FFC">
+                <wp:simplePos x="0" y="0"/>
+                <wp:positionH relativeFrom="column">
+                  <wp:posOffset>1813661</wp:posOffset>
+                </wp:positionH>
+                <wp:positionV relativeFrom="paragraph">
+                  <wp:posOffset>113232</wp:posOffset>
+                </wp:positionV>
+                <wp:extent cx="1328571" cy="208919"/>
+                <wp:effectExtent l="0" t="0" r="81280" b="76835"/>
+                <wp:wrapNone/>
+                <wp:docPr id="37" name="Straight Arrow Connector 37"/>
+                <wp:cNvGraphicFramePr/>
+                <a:graphic xmlns:a="http://schemas.openxmlformats.org/drawingml/2006/main">
+                  <a:graphicData uri="http://schemas.microsoft.com/office/word/2010/wordprocessingShape">
+                    <wps:wsp>
+                      <wps:cNvCnPr/>
+                      <wps:spPr>
+                        <a:xfrm>
+                          <a:off x="0" y="0"/>
+                          <a:ext cx="1328571" cy="208919"/>
+                        </a:xfrm>
+                        <a:prstGeom prst="straightConnector1">
+                          <a:avLst/>
+                        </a:prstGeom>
+                        <a:ln>
+                          <a:solidFill>
+                            <a:srgbClr val="002060"/>
+                          </a:solidFill>
+                          <a:tailEnd type="triangle"/>
+                        </a:ln>
+                      </wps:spPr>
+                      <wps:style>
+                        <a:lnRef idx="3">
+                          <a:schemeClr val="accent1"/>
+                        </a:lnRef>
+                        <a:fillRef idx="0">
+                          <a:schemeClr val="accent1"/>
+                        </a:fillRef>
+                        <a:effectRef idx="2">
+                          <a:schemeClr val="accent1"/>
+                        </a:effectRef>
+                        <a:fontRef idx="minor">
+                          <a:schemeClr val="tx1"/>
+                        </a:fontRef>
+                      </wps:style>
+                      <wps:bodyPr/>
+                    </wps:wsp>
+                  </a:graphicData>
+                </a:graphic>
+                <wp14:sizeRelH relativeFrom="margin">
+                  <wp14:pctWidth>0</wp14:pctWidth>
+                </wp14:sizeRelH>
+                <wp14:sizeRelV relativeFrom="margin">
+                  <wp14:pctHeight>0</wp14:pctHeight>
+                </wp14:sizeRelV>
+              </wp:anchor>
+            </w:drawing>
+          </mc:Choice>
+          <mc:Fallback>
+            <w:pict>
+              <v:shape w14:anchorId="5456A0A8" id="Straight Arrow Connector 37" o:spid="_x0000_s1026" type="#_x0000_t32" style="position:absolute;margin-left:142.8pt;margin-top:8.9pt;width:104.6pt;height:16.45pt;z-index:251735040;visibility:visible;mso-wrap-style:square;mso-width-percent:0;mso-height-percent:0;mso-wrap-distance-left:9pt;mso-wrap-distance-top:0;mso-wrap-distance-right:9pt;mso-wrap-distance-bottom:0;mso-position-horizontal:absolute;mso-position-horizontal-relative:text;mso-position-vertical:absolute;mso-position-vertical-relative:text;mso-width-percent:0;mso-height-percent:0;mso-width-relative:margin;mso-height-relative:margin" o:gfxdata="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" strokecolor="#002060" strokeweight="1.5pt">
+                <v:stroke endarrow="block" joinstyle="miter"/>
+              </v:shape>
+            </w:pict>
+          </mc:Fallback>
+        </mc:AlternateContent>
+      </w:r>
+      <w:r>
+        <w:tab/>
+      </w:r>
+      <w:r>
+        <w:tab/>
+      </w:r>
+      <w:r>
+        <w:tab/>
+        <w:t>đội II</w:t>
+      </w:r>
+    </w:p>
+    <w:p>
+      <w:pPr>
+        <w:spacing w:after="0" w:line="240" w:lineRule="auto"/>
+      </w:pPr>
+      <w:r>
+        <w:tab/>
+      </w:r>
+      <w:r>
+        <w:tab/>
+      </w:r>
+      <w:r>
+        <w:tab/>
+      </w:r>
+      <w:r>
+        <w:tab/>
+      </w:r>
+      <w:r>
+        <w:tab/>
+      </w:r>
+      <w:r>
+        <w:tab/>
+      </w:r>
+      <w:r>
+        <w:tab/>
+        <w:t>không</w:t>
+      </w:r>
+    </w:p>
+    <w:p>
+      <w:pPr>
+        <w:spacing w:after="0" w:line="240" w:lineRule="auto"/>
+      </w:pPr>
+    </w:p>
+    <w:p>
+      <w:pPr>
+        <w:spacing w:after="0" w:line="240" w:lineRule="auto"/>
+        <w:rPr>
+          <w:rFonts w:eastAsiaTheme="minorEastAsia"/>
+        </w:rPr>
+      </w:pPr>
+      <m:oMathPara>
+        <m:oMathParaPr>
+          <m:jc m:val="left"/>
+        </m:oMathParaPr>
+        <m:oMath>
+          <m:r>
+            <w:rPr>
+              <w:rFonts w:ascii="Cambria Math" w:hAnsi="Cambria Math"/>
+            </w:rPr>
+            <m:t>P</m:t>
+          </m:r>
+          <m:d>
+            <m:dPr>
+              <m:ctrlPr>
+                <w:rPr>
+                  <w:rFonts w:ascii="Cambria Math" w:hAnsi="Cambria Math"/>
+                  <w:i/>
+                </w:rPr>
+              </m:ctrlPr>
+            </m:dPr>
+            <m:e>
+              <m:r>
+                <w:rPr>
+                  <w:rFonts w:ascii="Cambria Math" w:hAnsi="Cambria Math"/>
+                </w:rPr>
+                <m:t>I</m:t>
+              </m:r>
+            </m:e>
+            <m:e>
+              <m:r>
+                <w:rPr>
+                  <w:rFonts w:ascii="Cambria Math" w:hAnsi="Cambria Math"/>
+                </w:rPr>
+                <m:t>HCV</m:t>
+              </m:r>
+            </m:e>
+          </m:d>
+          <m:r>
+            <w:rPr>
+              <w:rFonts w:ascii="Cambria Math" w:hAnsi="Cambria Math"/>
+            </w:rPr>
+            <m:t>=</m:t>
+          </m:r>
+          <m:f>
+            <m:fPr>
+              <m:ctrlPr>
+                <w:rPr>
+                  <w:rFonts w:ascii="Cambria Math" w:hAnsi="Cambria Math"/>
+                  <w:i/>
+                </w:rPr>
+              </m:ctrlPr>
+            </m:fPr>
+            <m:num>
+              <m:r>
+                <w:rPr>
+                  <w:rFonts w:ascii="Cambria Math" w:hAnsi="Cambria Math"/>
+                </w:rPr>
+                <m:t>P(I∩HCV)</m:t>
+              </m:r>
+            </m:num>
+            <m:den>
+              <m:r>
+                <w:rPr>
+                  <w:rFonts w:ascii="Cambria Math" w:hAnsi="Cambria Math"/>
+                </w:rPr>
+                <m:t>P(HCV)</m:t>
+              </m:r>
+            </m:den>
+          </m:f>
+          <m:r>
+            <w:rPr>
+              <w:rFonts w:ascii="Cambria Math" w:hAnsi="Cambria Math"/>
+            </w:rPr>
+            <m:t>=</m:t>
+          </m:r>
+          <m:f>
+            <m:fPr>
+              <m:ctrlPr>
+                <w:rPr>
+                  <w:rFonts w:ascii="Cambria Math" w:hAnsi="Cambria Math"/>
+                  <w:i/>
+                </w:rPr>
+              </m:ctrlPr>
+            </m:fPr>
+            <m:num>
+              <m:f>
+                <m:fPr>
+                  <m:ctrlPr>
+                    <w:rPr>
+                      <w:rFonts w:ascii="Cambria Math" w:hAnsi="Cambria Math"/>
+                      <w:i/>
+                    </w:rPr>
+                  </m:ctrlPr>
+                </m:fPr>
+                <m:num>
+                  <m:r>
+                    <w:rPr>
+                      <w:rFonts w:ascii="Cambria Math" w:hAnsi="Cambria Math"/>
+                    </w:rPr>
+                    <m:t>5</m:t>
+                  </m:r>
+                </m:num>
+                <m:den>
+                  <m:r>
+                    <w:rPr>
+                      <w:rFonts w:ascii="Cambria Math" w:hAnsi="Cambria Math"/>
+                    </w:rPr>
+                    <m:t>12</m:t>
+                  </m:r>
+                </m:den>
+              </m:f>
+              <m:r>
+                <w:rPr>
+                  <w:rFonts w:ascii="Cambria Math" w:hAnsi="Cambria Math"/>
+                </w:rPr>
+                <m:t>*0,65</m:t>
+              </m:r>
+            </m:num>
+            <m:den>
+              <m:f>
+                <m:fPr>
+                  <m:ctrlPr>
+                    <w:rPr>
+                      <w:rFonts w:ascii="Cambria Math" w:hAnsi="Cambria Math"/>
+                      <w:i/>
+                    </w:rPr>
+                  </m:ctrlPr>
+                </m:fPr>
+                <m:num>
+                  <m:r>
+                    <w:rPr>
+                      <w:rFonts w:ascii="Cambria Math" w:hAnsi="Cambria Math"/>
+                    </w:rPr>
+                    <m:t>5</m:t>
+                  </m:r>
+                </m:num>
+                <m:den>
+                  <m:r>
+                    <w:rPr>
+                      <w:rFonts w:ascii="Cambria Math" w:hAnsi="Cambria Math"/>
+                    </w:rPr>
+                    <m:t>12</m:t>
+                  </m:r>
+                </m:den>
+              </m:f>
+              <m:r>
+                <w:rPr>
+                  <w:rFonts w:ascii="Cambria Math" w:hAnsi="Cambria Math"/>
+                </w:rPr>
+                <m:t>*0,65</m:t>
+              </m:r>
+              <m:r>
+                <w:rPr>
+                  <w:rFonts w:ascii="Cambria Math" w:hAnsi="Cambria Math"/>
+                </w:rPr>
+                <m:t>+</m:t>
+              </m:r>
+              <m:f>
+                <m:fPr>
+                  <m:ctrlPr>
+                    <w:rPr>
+                      <w:rFonts w:ascii="Cambria Math" w:hAnsi="Cambria Math"/>
+                      <w:i/>
+                    </w:rPr>
+                  </m:ctrlPr>
+                </m:fPr>
+                <m:num>
+                  <m:r>
+                    <w:rPr>
+                      <w:rFonts w:ascii="Cambria Math" w:hAnsi="Cambria Math"/>
+                    </w:rPr>
+                    <m:t>7</m:t>
+                  </m:r>
+                </m:num>
+                <m:den>
+                  <m:r>
+                    <w:rPr>
+                      <w:rFonts w:ascii="Cambria Math" w:hAnsi="Cambria Math"/>
+                    </w:rPr>
+                    <m:t>12</m:t>
+                  </m:r>
+                </m:den>
+              </m:f>
+              <m:r>
+                <w:rPr>
+                  <w:rFonts w:ascii="Cambria Math" w:hAnsi="Cambria Math"/>
+                </w:rPr>
+                <m:t>*0,</m:t>
+              </m:r>
+              <m:r>
+                <w:rPr>
+                  <w:rFonts w:ascii="Cambria Math" w:hAnsi="Cambria Math"/>
+                </w:rPr>
+                <m:t>5</m:t>
+              </m:r>
+              <m:r>
+                <w:rPr>
+                  <w:rFonts w:ascii="Cambria Math" w:hAnsi="Cambria Math"/>
+                </w:rPr>
+                <m:t>5</m:t>
+              </m:r>
+            </m:den>
+          </m:f>
+        </m:oMath>
+      </m:oMathPara>
+    </w:p>
+    <w:p>
+      <w:pPr>
+        <w:spacing w:after="0" w:line="240" w:lineRule="auto"/>
+      </w:pPr>
+    </w:p>
+    <w:p>
+      <w:pPr>
+        <w:spacing w:after="0" w:line="240" w:lineRule="auto"/>
+        <w:rPr>
+          <w:b/>
+          <w:bCs/>
+          <w:i/>
+          <w:iCs/>
+          <w:color w:val="FF0000"/>
+        </w:rPr>
+      </w:pPr>
+      <w:r>
+        <w:rPr>
+          <w:noProof/>
+        </w:rPr>
+        <mc:AlternateContent>
+          <mc:Choice Requires="wps">
+            <w:drawing>
+              <wp:anchor distT="45720" distB="45720" distL="114300" distR="114300" simplePos="0" relativeHeight="251762688" behindDoc="0" locked="0" layoutInCell="1" allowOverlap="1" wp14:anchorId="79301661" wp14:editId="44D78857">
+                <wp:simplePos x="0" y="0"/>
+                <wp:positionH relativeFrom="column">
+                  <wp:posOffset>2126317</wp:posOffset>
+                </wp:positionH>
+                <wp:positionV relativeFrom="paragraph">
+                  <wp:posOffset>129531</wp:posOffset>
+                </wp:positionV>
+                <wp:extent cx="495045" cy="285750"/>
+                <wp:effectExtent l="0" t="0" r="0" b="19050"/>
+                <wp:wrapNone/>
+                <wp:docPr id="46" name="Text Box 2"/>
+                <wp:cNvGraphicFramePr>
+                  <a:graphicFrameLocks xmlns:a="http://schemas.openxmlformats.org/drawingml/2006/main"/>
+                </wp:cNvGraphicFramePr>
+                <a:graphic xmlns:a="http://schemas.openxmlformats.org/drawingml/2006/main">
+                  <a:graphicData uri="http://schemas.microsoft.com/office/word/2010/wordprocessingShape">
+                    <wps:wsp>
+                      <wps:cNvSpPr txBox="1">
+                        <a:spLocks noChangeArrowheads="1"/>
+                      </wps:cNvSpPr>
+                      <wps:spPr bwMode="auto">
+                        <a:xfrm rot="21284476">
+                          <a:off x="0" y="0"/>
+                          <a:ext cx="495045" cy="285750"/>
+                        </a:xfrm>
+                        <a:prstGeom prst="rect">
+                          <a:avLst/>
+                        </a:prstGeom>
+                        <a:noFill/>
+                        <a:ln w="9525">
+                          <a:noFill/>
+                          <a:miter lim="800000"/>
+                          <a:headEnd/>
+                          <a:tailEnd/>
+                        </a:ln>
+                      </wps:spPr>
+                      <wps:txbx>
+                        <w:txbxContent>
+                          <w:p>
+                            <w:r>
+                              <w:t>0,</w:t>
+                            </w:r>
+                            <w:r>
+                              <w:t>9</w:t>
+                            </w:r>
+                            <w:r>
+                              <w:t>5</w:t>
+                            </w:r>
+                          </w:p>
+                        </w:txbxContent>
+                      </wps:txbx>
+                      <wps:bodyPr rot="0" vert="horz" wrap="square" lIns="91440" tIns="45720" rIns="91440" bIns="45720" anchor="t" anchorCtr="0">
+                        <a:noAutofit/>
+                      </wps:bodyPr>
+                    </wps:wsp>
+                  </a:graphicData>
+                </a:graphic>
+                <wp14:sizeRelH relativeFrom="margin">
+                  <wp14:pctWidth>0</wp14:pctWidth>
+                </wp14:sizeRelH>
+                <wp14:sizeRelV relativeFrom="margin">
+                  <wp14:pctHeight>0</wp14:pctHeight>
+                </wp14:sizeRelV>
+              </wp:anchor>
+            </w:drawing>
+          </mc:Choice>
+          <mc:Fallback>
+            <w:pict>
+              <v:shape w14:anchorId="79301661" id="_x0000_s1042" type="#_x0000_t202" style="position:absolute;margin-left:167.45pt;margin-top:10.2pt;width:39pt;height:22.5pt;rotation:-344636fd;z-index:251762688;visibility:visible;mso-wrap-style:square;mso-width-percent:0;mso-height-percent:0;mso-wrap-distance-left:9pt;mso-wrap-distance-top:3.6pt;mso-wrap-distance-right:9pt;mso-wrap-distance-bottom:3.6pt;mso-position-horizontal:absolute;mso-position-horizontal-relative:text;mso-position-vertical:absolute;mso-position-vertical-relative:text;mso-width-percent:0;mso-height-percent:0;mso-width-relative:margin;mso-height-relative:margin;v-text-anchor:top" o:gfxdata="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" filled="f" stroked="f">
+                <v:textbox>
+                  <w:txbxContent>
+                    <w:p>
+                      <w:r>
+                        <w:t>0,</w:t>
+                      </w:r>
+                      <w:r>
+                        <w:t>9</w:t>
+                      </w:r>
+                      <w:r>
+                        <w:t>5</w:t>
+                      </w:r>
+                    </w:p>
+                  </w:txbxContent>
+                </v:textbox>
+              </v:shape>
+            </w:pict>
+          </mc:Fallback>
+        </mc:AlternateContent>
+      </w:r>
+      <w:r>
+        <w:rPr>
+          <w:b/>
+          <w:bCs/>
+          <w:i/>
+          <w:iCs/>
+          <w:color w:val="FF0000"/>
+        </w:rPr>
+        <w:t xml:space="preserve">Câu </w:t>
+      </w:r>
+      <w:r>
+        <w:rPr>
+          <w:b/>
+          <w:bCs/>
+          <w:i/>
+          <w:iCs/>
+          <w:color w:val="FF0000"/>
+        </w:rPr>
+        <w:t>7</w:t>
+      </w:r>
+    </w:p>
+    <w:p>
+      <w:pPr>
+        <w:spacing w:after="0" w:line="240" w:lineRule="auto"/>
+      </w:pPr>
+      <w:r>
+        <w:rPr>
+          <w:noProof/>
+        </w:rPr>
+        <mc:AlternateContent>
+          <mc:Choice Requires="wps">
+            <w:drawing>
+              <wp:anchor distT="0" distB="0" distL="114300" distR="114300" simplePos="0" relativeHeight="251757568" behindDoc="0" locked="0" layoutInCell="1" allowOverlap="1" wp14:anchorId="1B964A40" wp14:editId="6FAB2827">
+                <wp:simplePos x="0" y="0"/>
+                <wp:positionH relativeFrom="column">
+                  <wp:posOffset>1756132</wp:posOffset>
+                </wp:positionH>
+                <wp:positionV relativeFrom="paragraph">
+                  <wp:posOffset>117880</wp:posOffset>
+                </wp:positionV>
+                <wp:extent cx="1377656" cy="121112"/>
+                <wp:effectExtent l="0" t="57150" r="13335" b="31750"/>
+                <wp:wrapNone/>
+                <wp:docPr id="47" name="Straight Arrow Connector 47"/>
+                <wp:cNvGraphicFramePr/>
+                <a:graphic xmlns:a="http://schemas.openxmlformats.org/drawingml/2006/main">
+                  <a:graphicData uri="http://schemas.microsoft.com/office/word/2010/wordprocessingShape">
+                    <wps:wsp>
+                      <wps:cNvCnPr/>
+                      <wps:spPr>
+                        <a:xfrm flipV="1">
+                          <a:off x="0" y="0"/>
+                          <a:ext cx="1377656" cy="121112"/>
+                        </a:xfrm>
+                        <a:prstGeom prst="straightConnector1">
+                          <a:avLst/>
+                        </a:prstGeom>
+                        <a:ln>
+                          <a:solidFill>
+                            <a:srgbClr val="002060"/>
+                          </a:solidFill>
+                          <a:tailEnd type="triangle"/>
+                        </a:ln>
+                      </wps:spPr>
+                      <wps:style>
+                        <a:lnRef idx="3">
+                          <a:schemeClr val="accent1"/>
+                        </a:lnRef>
+                        <a:fillRef idx="0">
+                          <a:schemeClr val="accent1"/>
+                        </a:fillRef>
+                        <a:effectRef idx="2">
+                          <a:schemeClr val="accent1"/>
+                        </a:effectRef>
+                        <a:fontRef idx="minor">
+                          <a:schemeClr val="tx1"/>
+                        </a:fontRef>
+                      </wps:style>
+                      <wps:bodyPr/>
+                    </wps:wsp>
+                  </a:graphicData>
+                </a:graphic>
+                <wp14:sizeRelH relativeFrom="margin">
+                  <wp14:pctWidth>0</wp14:pctWidth>
+                </wp14:sizeRelH>
+                <wp14:sizeRelV relativeFrom="margin">
+                  <wp14:pctHeight>0</wp14:pctHeight>
+                </wp14:sizeRelV>
+              </wp:anchor>
+            </w:drawing>
+          </mc:Choice>
+          <mc:Fallback>
+            <w:pict>
+              <v:shape w14:anchorId="694C4D09" id="Straight Arrow Connector 47" o:spid="_x0000_s1026" type="#_x0000_t32" style="position:absolute;margin-left:138.3pt;margin-top:9.3pt;width:108.5pt;height:9.55pt;flip:y;z-index:251757568;visibility:visible;mso-wrap-style:square;mso-width-percent:0;mso-height-percent:0;mso-wrap-distance-left:9pt;mso-wrap-distance-top:0;mso-wrap-distance-right:9pt;mso-wrap-distance-bottom:0;mso-position-horizontal:absolute;mso-position-horizontal-relative:text;mso-position-vertical:absolute;mso-position-vertical-relative:text;mso-width-percent:0;mso-height-percent:0;mso-width-relative:margin;mso-height-relative:margin" o:gfxdata="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" strokecolor="#002060" strokeweight="1.5pt">
+                <v:stroke endarrow="block" joinstyle="miter"/>
+              </v:shape>
+            </w:pict>
+          </mc:Fallback>
+        </mc:AlternateContent>
+      </w:r>
+      <w:r>
+        <w:tab/>
+      </w:r>
+      <w:r>
+        <w:tab/>
+      </w:r>
+      <w:r>
+        <w:tab/>
+      </w:r>
+      <w:r>
+        <w:tab/>
+      </w:r>
+      <w:r>
+        <w:tab/>
+      </w:r>
+      <w:r>
+        <w:tab/>
+      </w:r>
+      <w:r>
+        <w:tab/>
+      </w:r>
+      <w:r>
+        <w:t>chặn</w:t>
+      </w:r>
+    </w:p>
+    <w:p>
+      <w:pPr>
+        <w:spacing w:after="0" w:line="240" w:lineRule="auto"/>
+      </w:pPr>
+      <w:r>
+        <w:rPr>
+          <w:noProof/>
+        </w:rPr>
+        <mc:AlternateContent>
+          <mc:Choice Requires="wps">
+            <w:drawing>
+              <wp:anchor distT="45720" distB="45720" distL="114300" distR="114300" simplePos="0" relativeHeight="251760640" behindDoc="0" locked="0" layoutInCell="1" allowOverlap="1" wp14:anchorId="14305522" wp14:editId="1D3EC1A9">
+                <wp:simplePos x="0" y="0"/>
+                <wp:positionH relativeFrom="column">
+                  <wp:posOffset>502920</wp:posOffset>
+                </wp:positionH>
+                <wp:positionV relativeFrom="paragraph">
+                  <wp:posOffset>65258</wp:posOffset>
+                </wp:positionV>
+                <wp:extent cx="495045" cy="285750"/>
+                <wp:effectExtent l="0" t="38100" r="0" b="38100"/>
+                <wp:wrapNone/>
+                <wp:docPr id="48" name="Text Box 2"/>
+                <wp:cNvGraphicFramePr>
+                  <a:graphicFrameLocks xmlns:a="http://schemas.openxmlformats.org/drawingml/2006/main"/>
+                </wp:cNvGraphicFramePr>
+                <a:graphic xmlns:a="http://schemas.openxmlformats.org/drawingml/2006/main">
+                  <a:graphicData uri="http://schemas.microsoft.com/office/word/2010/wordprocessingShape">
+                    <wps:wsp>
+                      <wps:cNvSpPr txBox="1">
+                        <a:spLocks noChangeArrowheads="1"/>
+                      </wps:cNvSpPr>
+                      <wps:spPr bwMode="auto">
+                        <a:xfrm rot="20463999">
+                          <a:off x="0" y="0"/>
+                          <a:ext cx="495045" cy="285750"/>
+                        </a:xfrm>
+                        <a:prstGeom prst="rect">
+                          <a:avLst/>
+                        </a:prstGeom>
+                        <a:noFill/>
+                        <a:ln w="9525">
+                          <a:noFill/>
+                          <a:miter lim="800000"/>
+                          <a:headEnd/>
+                          <a:tailEnd/>
+                        </a:ln>
+                      </wps:spPr>
+                      <wps:txbx>
+                        <w:txbxContent>
+                          <w:p>
+                            <w:r>
+                              <w:t>0,03</w:t>
+                            </w:r>
+                          </w:p>
+                        </w:txbxContent>
+                      </wps:txbx>
+                      <wps:bodyPr rot="0" vert="horz" wrap="square" lIns="91440" tIns="45720" rIns="91440" bIns="45720" anchor="t" anchorCtr="0">
+                        <a:noAutofit/>
+                      </wps:bodyPr>
+                    </wps:wsp>
+                  </a:graphicData>
+                </a:graphic>
+                <wp14:sizeRelH relativeFrom="margin">
+                  <wp14:pctWidth>0</wp14:pctWidth>
+                </wp14:sizeRelH>
+                <wp14:sizeRelV relativeFrom="margin">
+                  <wp14:pctHeight>0</wp14:pctHeight>
+                </wp14:sizeRelV>
+              </wp:anchor>
+            </w:drawing>
+          </mc:Choice>
+          <mc:Fallback>
+            <w:pict>
+              <v:shape w14:anchorId="14305522" id="_x0000_s1043" type="#_x0000_t202" style="position:absolute;margin-left:39.6pt;margin-top:5.15pt;width:39pt;height:22.5pt;rotation:-1240816fd;z-index:251760640;visibility:visible;mso-wrap-style:square;mso-width-percent:0;mso-height-percent:0;mso-wrap-distance-left:9pt;mso-wrap-distance-top:3.6pt;mso-wrap-distance-right:9pt;mso-wrap-distance-bottom:3.6pt;mso-position-horizontal:absolute;mso-position-horizontal-relative:text;mso-position-vertical:absolute;mso-position-vertical-relative:text;mso-width-percent:0;mso-height-percent:0;mso-width-relative:margin;mso-height-relative:margin;v-text-anchor:top" o:gfxdata="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" filled="f" stroked="f">
+                <v:textbox>
+                  <w:txbxContent>
+                    <w:p>
+                      <w:r>
+                        <w:t>0,03</w:t>
+                      </w:r>
+                    </w:p>
+                  </w:txbxContent>
+                </v:textbox>
+              </v:shape>
+            </w:pict>
+          </mc:Fallback>
+        </mc:AlternateContent>
+      </w:r>
+      <w:r>
+        <w:rPr>
+          <w:noProof/>
+        </w:rPr>
+        <mc:AlternateContent>
+          <mc:Choice Requires="wps">
+            <w:drawing>
+              <wp:anchor distT="0" distB="0" distL="114300" distR="114300" simplePos="0" relativeHeight="251755520" behindDoc="0" locked="0" layoutInCell="1" allowOverlap="1" wp14:anchorId="0B982EBD" wp14:editId="6845C0EE">
+                <wp:simplePos x="0" y="0"/>
+                <wp:positionH relativeFrom="column">
+                  <wp:posOffset>1771272</wp:posOffset>
+                </wp:positionH>
+                <wp:positionV relativeFrom="paragraph">
+                  <wp:posOffset>133905</wp:posOffset>
+                </wp:positionV>
+                <wp:extent cx="1313280" cy="169554"/>
+                <wp:effectExtent l="0" t="0" r="58420" b="78105"/>
+                <wp:wrapNone/>
+                <wp:docPr id="49" name="Straight Arrow Connector 49"/>
+                <wp:cNvGraphicFramePr/>
+                <a:graphic xmlns:a="http://schemas.openxmlformats.org/drawingml/2006/main">
+                  <a:graphicData uri="http://schemas.microsoft.com/office/word/2010/wordprocessingShape">
+                    <wps:wsp>
+                      <wps:cNvCnPr/>
+                      <wps:spPr>
+                        <a:xfrm>
+                          <a:off x="0" y="0"/>
+                          <a:ext cx="1313280" cy="169554"/>
+                        </a:xfrm>
+                        <a:prstGeom prst="straightConnector1">
+                          <a:avLst/>
+                        </a:prstGeom>
+                        <a:ln>
+                          <a:solidFill>
+                            <a:srgbClr val="002060"/>
+                          </a:solidFill>
+                          <a:tailEnd type="triangle"/>
+                        </a:ln>
+                      </wps:spPr>
+                      <wps:style>
+                        <a:lnRef idx="3">
+                          <a:schemeClr val="accent1"/>
+                        </a:lnRef>
+                        <a:fillRef idx="0">
+                          <a:schemeClr val="accent1"/>
+                        </a:fillRef>
+                        <a:effectRef idx="2">
+                          <a:schemeClr val="accent1"/>
+                        </a:effectRef>
+                        <a:fontRef idx="minor">
+                          <a:schemeClr val="tx1"/>
+                        </a:fontRef>
+                      </wps:style>
+                      <wps:bodyPr/>
+                    </wps:wsp>
+                  </a:graphicData>
+                </a:graphic>
+                <wp14:sizeRelH relativeFrom="margin">
+                  <wp14:pctWidth>0</wp14:pctWidth>
+                </wp14:sizeRelH>
+                <wp14:sizeRelV relativeFrom="margin">
+                  <wp14:pctHeight>0</wp14:pctHeight>
+                </wp14:sizeRelV>
+              </wp:anchor>
+            </w:drawing>
+          </mc:Choice>
+          <mc:Fallback>
+            <w:pict>
+              <v:shape w14:anchorId="06D240FD" id="Straight Arrow Connector 49" o:spid="_x0000_s1026" type="#_x0000_t32" style="position:absolute;margin-left:139.45pt;margin-top:10.55pt;width:103.4pt;height:13.35pt;z-index:251755520;visibility:visible;mso-wrap-style:square;mso-width-percent:0;mso-height-percent:0;mso-wrap-distance-left:9pt;mso-wrap-distance-top:0;mso-wrap-distance-right:9pt;mso-wrap-distance-bottom:0;mso-position-horizontal:absolute;mso-position-horizontal-relative:text;mso-position-vertical:absolute;mso-position-vertical-relative:text;mso-width-percent:0;mso-height-percent:0;mso-width-relative:margin;mso-height-relative:margin" o:gfxdata="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" strokecolor="#002060" strokeweight="1.5pt">
+                <v:stroke endarrow="block" joinstyle="miter"/>
+              </v:shape>
+            </w:pict>
+          </mc:Fallback>
+        </mc:AlternateContent>
+      </w:r>
+      <w:r>
+        <w:rPr>
+          <w:noProof/>
+        </w:rPr>
+        <mc:AlternateContent>
+          <mc:Choice Requires="wps">
+            <w:drawing>
+              <wp:anchor distT="0" distB="0" distL="114300" distR="114300" simplePos="0" relativeHeight="251756544" behindDoc="0" locked="0" layoutInCell="1" allowOverlap="1" wp14:anchorId="5707541C" wp14:editId="4F32945B">
+                <wp:simplePos x="0" y="0"/>
+                <wp:positionH relativeFrom="column">
+                  <wp:posOffset>436005</wp:posOffset>
+                </wp:positionH>
+                <wp:positionV relativeFrom="paragraph">
+                  <wp:posOffset>142989</wp:posOffset>
+                </wp:positionV>
+                <wp:extent cx="878067" cy="305809"/>
+                <wp:effectExtent l="0" t="38100" r="55880" b="37465"/>
+                <wp:wrapNone/>
+                <wp:docPr id="50" name="Straight Arrow Connector 50"/>
+                <wp:cNvGraphicFramePr/>
+                <a:graphic xmlns:a="http://schemas.openxmlformats.org/drawingml/2006/main">
+                  <a:graphicData uri="http://schemas.microsoft.com/office/word/2010/wordprocessingShape">
+                    <wps:wsp>
+                      <wps:cNvCnPr/>
+                      <wps:spPr>
+                        <a:xfrm flipV="1">
+                          <a:off x="0" y="0"/>
+                          <a:ext cx="878067" cy="305809"/>
+                        </a:xfrm>
+                        <a:prstGeom prst="straightConnector1">
+                          <a:avLst/>
+                        </a:prstGeom>
+                        <a:ln>
+                          <a:solidFill>
+                            <a:srgbClr val="002060"/>
+                          </a:solidFill>
+                          <a:tailEnd type="triangle"/>
+                        </a:ln>
+                      </wps:spPr>
+                      <wps:style>
+                        <a:lnRef idx="3">
+                          <a:schemeClr val="accent1"/>
+                        </a:lnRef>
+                        <a:fillRef idx="0">
+                          <a:schemeClr val="accent1"/>
+                        </a:fillRef>
+                        <a:effectRef idx="2">
+                          <a:schemeClr val="accent1"/>
+                        </a:effectRef>
+                        <a:fontRef idx="minor">
+                          <a:schemeClr val="tx1"/>
+                        </a:fontRef>
+                      </wps:style>
+                      <wps:bodyPr/>
+                    </wps:wsp>
+                  </a:graphicData>
+                </a:graphic>
+                <wp14:sizeRelH relativeFrom="margin">
+                  <wp14:pctWidth>0</wp14:pctWidth>
+                </wp14:sizeRelH>
+                <wp14:sizeRelV relativeFrom="margin">
+                  <wp14:pctHeight>0</wp14:pctHeight>
+                </wp14:sizeRelV>
+              </wp:anchor>
+            </w:drawing>
+          </mc:Choice>
+          <mc:Fallback>
+            <w:pict>
+              <v:shape w14:anchorId="4D5A0964" id="Straight Arrow Connector 50" o:spid="_x0000_s1026" type="#_x0000_t32" style="position:absolute;margin-left:34.35pt;margin-top:11.25pt;width:69.15pt;height:24.1pt;flip:y;z-index:251756544;visibility:visible;mso-wrap-style:square;mso-width-percent:0;mso-height-percent:0;mso-wrap-distance-left:9pt;mso-wrap-distance-top:0;mso-wrap-distance-right:9pt;mso-wrap-distance-bottom:0;mso-position-horizontal:absolute;mso-position-horizontal-relative:text;mso-position-vertical:absolute;mso-position-vertical-relative:text;mso-width-percent:0;mso-height-percent:0;mso-width-relative:margin;mso-height-relative:margin" o:gfxdata="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" strokecolor="#002060" strokeweight="1.5pt">
+                <v:stroke endarrow="block" joinstyle="miter"/>
+              </v:shape>
+            </w:pict>
+          </mc:Fallback>
+        </mc:AlternateContent>
+      </w:r>
+      <w:r>
+        <w:tab/>
+      </w:r>
+      <w:r>
+        <w:tab/>
+      </w:r>
+      <w:r>
+        <w:tab/>
+      </w:r>
+      <w:r>
+        <w:t>rác</w:t>
+      </w:r>
+    </w:p>
+    <w:p>
+      <w:pPr>
+        <w:spacing w:after="0" w:line="240" w:lineRule="auto"/>
+      </w:pPr>
+      <w:r>
+        <w:tab/>
+      </w:r>
+      <w:r>
+        <w:tab/>
+      </w:r>
+      <w:r>
+        <w:tab/>
+      </w:r>
+      <w:r>
+        <w:tab/>
+      </w:r>
+      <w:r>
+        <w:tab/>
+      </w:r>
+      <w:r>
+        <w:tab/>
+      </w:r>
+      <w:r>
+        <w:tab/>
+        <w:t>không</w:t>
+      </w:r>
+    </w:p>
+    <w:p>
+      <w:pPr>
+        <w:spacing w:after="0" w:line="240" w:lineRule="auto"/>
+      </w:pPr>
+      <w:r>
+        <w:rPr>
+          <w:noProof/>
+        </w:rPr>
+        <mc:AlternateContent>
+          <mc:Choice Requires="wps">
+            <w:drawing>
+              <wp:anchor distT="45720" distB="45720" distL="114300" distR="114300" simplePos="0" relativeHeight="251761664" behindDoc="0" locked="0" layoutInCell="1" allowOverlap="1" wp14:anchorId="62724D42" wp14:editId="560AD3E3">
+                <wp:simplePos x="0" y="0"/>
+                <wp:positionH relativeFrom="column">
+                  <wp:posOffset>2176780</wp:posOffset>
+                </wp:positionH>
+                <wp:positionV relativeFrom="paragraph">
+                  <wp:posOffset>94468</wp:posOffset>
+                </wp:positionV>
+                <wp:extent cx="495045" cy="285750"/>
+                <wp:effectExtent l="0" t="0" r="0" b="19050"/>
+                <wp:wrapNone/>
+                <wp:docPr id="51" name="Text Box 2"/>
+                <wp:cNvGraphicFramePr>
+                  <a:graphicFrameLocks xmlns:a="http://schemas.openxmlformats.org/drawingml/2006/main"/>
+                </wp:cNvGraphicFramePr>
+                <a:graphic xmlns:a="http://schemas.openxmlformats.org/drawingml/2006/main">
+                  <a:graphicData uri="http://schemas.microsoft.com/office/word/2010/wordprocessingShape">
+                    <wps:wsp>
+                      <wps:cNvSpPr txBox="1">
+                        <a:spLocks noChangeArrowheads="1"/>
+                      </wps:cNvSpPr>
+                      <wps:spPr bwMode="auto">
+                        <a:xfrm rot="21284476">
+                          <a:off x="0" y="0"/>
+                          <a:ext cx="495045" cy="285750"/>
+                        </a:xfrm>
+                        <a:prstGeom prst="rect">
+                          <a:avLst/>
+                        </a:prstGeom>
+                        <a:noFill/>
+                        <a:ln w="9525">
+                          <a:noFill/>
+                          <a:miter lim="800000"/>
+                          <a:headEnd/>
+                          <a:tailEnd/>
+                        </a:ln>
+                      </wps:spPr>
+                      <wps:txbx>
+                        <w:txbxContent>
+                          <w:p>
+                            <w:r>
+                              <w:t>0,</w:t>
+                            </w:r>
+                            <w:r>
+                              <w:t>01</w:t>
+                            </w:r>
+                          </w:p>
+                        </w:txbxContent>
+                      </wps:txbx>
+                      <wps:bodyPr rot="0" vert="horz" wrap="square" lIns="91440" tIns="45720" rIns="91440" bIns="45720" anchor="t" anchorCtr="0">
+                        <a:noAutofit/>
+                      </wps:bodyPr>
+                    </wps:wsp>
+                  </a:graphicData>
+                </a:graphic>
+                <wp14:sizeRelH relativeFrom="margin">
+                  <wp14:pctWidth>0</wp14:pctWidth>
+                </wp14:sizeRelH>
+                <wp14:sizeRelV relativeFrom="margin">
+                  <wp14:pctHeight>0</wp14:pctHeight>
+                </wp14:sizeRelV>
+              </wp:anchor>
+            </w:drawing>
+          </mc:Choice>
+          <mc:Fallback>
+            <w:pict>
+              <v:shape w14:anchorId="62724D42" id="_x0000_s1044" type="#_x0000_t202" style="position:absolute;margin-left:171.4pt;margin-top:7.45pt;width:39pt;height:22.5pt;rotation:-344636fd;z-index:251761664;visibility:visible;mso-wrap-style:square;mso-width-percent:0;mso-height-percent:0;mso-wrap-distance-left:9pt;mso-wrap-distance-top:3.6pt;mso-wrap-distance-right:9pt;mso-wrap-distance-bottom:3.6pt;mso-position-horizontal:absolute;mso-position-horizontal-relative:text;mso-position-vertical:absolute;mso-position-vertical-relative:text;mso-width-percent:0;mso-height-percent:0;mso-width-relative:margin;mso-height-relative:margin;v-text-anchor:top" o:gfxdata="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" filled="f" stroked="f">
+                <v:textbox>
+                  <w:txbxContent>
+                    <w:p>
+                      <w:r>
+                        <w:t>0,</w:t>
+                      </w:r>
+                      <w:r>
+                        <w:t>01</w:t>
+                      </w:r>
+                    </w:p>
+                  </w:txbxContent>
+                </v:textbox>
+              </v:shape>
+            </w:pict>
+          </mc:Fallback>
+        </mc:AlternateContent>
+      </w:r>
+      <w:r>
+        <w:rPr>
+          <w:noProof/>
+        </w:rPr>
+        <mc:AlternateContent>
+          <mc:Choice Requires="wps">
+            <w:drawing>
+              <wp:anchor distT="0" distB="0" distL="114300" distR="114300" simplePos="0" relativeHeight="251753472" behindDoc="0" locked="0" layoutInCell="1" allowOverlap="1" wp14:anchorId="786F8F6B" wp14:editId="6ADDE18C">
+                <wp:simplePos x="0" y="0"/>
+                <wp:positionH relativeFrom="column">
+                  <wp:posOffset>420866</wp:posOffset>
+                </wp:positionH>
+                <wp:positionV relativeFrom="paragraph">
+                  <wp:posOffset>117513</wp:posOffset>
+                </wp:positionV>
+                <wp:extent cx="887150" cy="381504"/>
+                <wp:effectExtent l="0" t="0" r="65405" b="57150"/>
+                <wp:wrapNone/>
+                <wp:docPr id="52" name="Straight Arrow Connector 52"/>
+                <wp:cNvGraphicFramePr/>
+                <a:graphic xmlns:a="http://schemas.openxmlformats.org/drawingml/2006/main">
+                  <a:graphicData uri="http://schemas.microsoft.com/office/word/2010/wordprocessingShape">
+                    <wps:wsp>
+                      <wps:cNvCnPr/>
+                      <wps:spPr>
+                        <a:xfrm>
+                          <a:off x="0" y="0"/>
+                          <a:ext cx="887150" cy="381504"/>
+                        </a:xfrm>
+                        <a:prstGeom prst="straightConnector1">
+                          <a:avLst/>
+                        </a:prstGeom>
+                        <a:ln>
+                          <a:solidFill>
+                            <a:srgbClr val="002060"/>
+                          </a:solidFill>
+                          <a:tailEnd type="triangle"/>
+                        </a:ln>
+                      </wps:spPr>
+                      <wps:style>
+                        <a:lnRef idx="3">
+                          <a:schemeClr val="accent1"/>
+                        </a:lnRef>
+                        <a:fillRef idx="0">
+                          <a:schemeClr val="accent1"/>
+                        </a:fillRef>
+                        <a:effectRef idx="2">
+                          <a:schemeClr val="accent1"/>
+                        </a:effectRef>
+                        <a:fontRef idx="minor">
+                          <a:schemeClr val="tx1"/>
+                        </a:fontRef>
+                      </wps:style>
+                      <wps:bodyPr/>
+                    </wps:wsp>
+                  </a:graphicData>
+                </a:graphic>
+                <wp14:sizeRelH relativeFrom="margin">
+                  <wp14:pctWidth>0</wp14:pctWidth>
+                </wp14:sizeRelH>
+                <wp14:sizeRelV relativeFrom="margin">
+                  <wp14:pctHeight>0</wp14:pctHeight>
+                </wp14:sizeRelV>
+              </wp:anchor>
+            </w:drawing>
+          </mc:Choice>
+          <mc:Fallback>
+            <w:pict>
+              <v:shape w14:anchorId="47126439" id="Straight Arrow Connector 52" o:spid="_x0000_s1026" type="#_x0000_t32" style="position:absolute;margin-left:33.15pt;margin-top:9.25pt;width:69.85pt;height:30.05pt;z-index:251753472;visibility:visible;mso-wrap-style:square;mso-width-percent:0;mso-height-percent:0;mso-wrap-distance-left:9pt;mso-wrap-distance-top:0;mso-wrap-distance-right:9pt;mso-wrap-distance-bottom:0;mso-position-horizontal:absolute;mso-position-horizontal-relative:text;mso-position-vertical:absolute;mso-position-vertical-relative:text;mso-width-percent:0;mso-height-percent:0;mso-width-relative:margin;mso-height-relative:margin" o:gfxdata="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" strokecolor="#002060" strokeweight="1.5pt">
+                <v:stroke endarrow="block" joinstyle="miter"/>
+              </v:shape>
+            </w:pict>
+          </mc:Fallback>
+        </mc:AlternateContent>
+      </w:r>
+      <w:r>
+        <w:t>Thư</w:t>
+      </w:r>
+    </w:p>
+    <w:p>
+      <w:pPr>
+        <w:spacing w:after="0" w:line="240" w:lineRule="auto"/>
+      </w:pPr>
+      <w:r>
+        <w:rPr>
+          <w:noProof/>
+        </w:rPr>
+        <mc:AlternateContent>
+          <mc:Choice Requires="wps">
+            <w:drawing>
+              <wp:anchor distT="45720" distB="45720" distL="114300" distR="114300" simplePos="0" relativeHeight="251759616" behindDoc="0" locked="0" layoutInCell="1" allowOverlap="1" wp14:anchorId="5D22A46E" wp14:editId="150AF172">
+                <wp:simplePos x="0" y="0"/>
+                <wp:positionH relativeFrom="column">
+                  <wp:posOffset>518698</wp:posOffset>
+                </wp:positionH>
+                <wp:positionV relativeFrom="paragraph">
+                  <wp:posOffset>33752</wp:posOffset>
+                </wp:positionV>
+                <wp:extent cx="495045" cy="285750"/>
+                <wp:effectExtent l="0" t="57150" r="0" b="57150"/>
+                <wp:wrapNone/>
+                <wp:docPr id="53" name="Text Box 2"/>
+                <wp:cNvGraphicFramePr>
+                  <a:graphicFrameLocks xmlns:a="http://schemas.openxmlformats.org/drawingml/2006/main"/>
+                </wp:cNvGraphicFramePr>
+                <a:graphic xmlns:a="http://schemas.openxmlformats.org/drawingml/2006/main">
+                  <a:graphicData uri="http://schemas.microsoft.com/office/word/2010/wordprocessingShape">
+                    <wps:wsp>
+                      <wps:cNvSpPr txBox="1">
+                        <a:spLocks noChangeArrowheads="1"/>
+                      </wps:cNvSpPr>
+                      <wps:spPr bwMode="auto">
+                        <a:xfrm rot="1603615">
+                          <a:off x="0" y="0"/>
+                          <a:ext cx="495045" cy="285750"/>
+                        </a:xfrm>
+                        <a:prstGeom prst="rect">
+                          <a:avLst/>
+                        </a:prstGeom>
+                        <a:noFill/>
+                        <a:ln w="9525">
+                          <a:noFill/>
+                          <a:miter lim="800000"/>
+                          <a:headEnd/>
+                          <a:tailEnd/>
+                        </a:ln>
+                      </wps:spPr>
+                      <wps:txbx>
+                        <w:txbxContent>
+                          <w:p>
+                            <w:r>
+                              <w:t>0,97</w:t>
+                            </w:r>
+                          </w:p>
+                        </w:txbxContent>
+                      </wps:txbx>
+                      <wps:bodyPr rot="0" vert="horz" wrap="square" lIns="91440" tIns="45720" rIns="91440" bIns="45720" anchor="t" anchorCtr="0">
+                        <a:noAutofit/>
+                      </wps:bodyPr>
+                    </wps:wsp>
+                  </a:graphicData>
+                </a:graphic>
+                <wp14:sizeRelH relativeFrom="margin">
+                  <wp14:pctWidth>0</wp14:pctWidth>
+                </wp14:sizeRelH>
+                <wp14:sizeRelV relativeFrom="margin">
+                  <wp14:pctHeight>0</wp14:pctHeight>
+                </wp14:sizeRelV>
+              </wp:anchor>
+            </w:drawing>
+          </mc:Choice>
+          <mc:Fallback>
+            <w:pict>
+              <v:shape w14:anchorId="5D22A46E" id="_x0000_s1045" type="#_x0000_t202" style="position:absolute;margin-left:40.85pt;margin-top:2.65pt;width:39pt;height:22.5pt;rotation:1751575fd;z-index:251759616;visibility:visible;mso-wrap-style:square;mso-width-percent:0;mso-height-percent:0;mso-wrap-distance-left:9pt;mso-wrap-distance-top:3.6pt;mso-wrap-distance-right:9pt;mso-wrap-distance-bottom:3.6pt;mso-position-horizontal:absolute;mso-position-horizontal-relative:text;mso-position-vertical:absolute;mso-position-vertical-relative:text;mso-width-percent:0;mso-height-percent:0;mso-width-relative:margin;mso-height-relative:margin;v-text-anchor:top" o:gfxdata="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" filled="f" stroked="f">
+                <v:textbox>
+                  <w:txbxContent>
+                    <w:p>
+                      <w:r>
+                        <w:t>0,97</w:t>
+                      </w:r>
+                    </w:p>
+                  </w:txbxContent>
+                </v:textbox>
+              </v:shape>
+            </w:pict>
+          </mc:Fallback>
+        </mc:AlternateContent>
+      </w:r>
+      <w:r>
+        <w:rPr>
+          <w:noProof/>
+        </w:rPr>
+        <mc:AlternateContent>
+          <mc:Choice Requires="wps">
+            <w:drawing>
+              <wp:anchor distT="0" distB="0" distL="114300" distR="114300" simplePos="0" relativeHeight="251758592" behindDoc="0" locked="0" layoutInCell="1" allowOverlap="1" wp14:anchorId="5FDD61F4" wp14:editId="4B03A8AE">
+                <wp:simplePos x="0" y="0"/>
+                <wp:positionH relativeFrom="column">
+                  <wp:posOffset>1805230</wp:posOffset>
+                </wp:positionH>
+                <wp:positionV relativeFrom="paragraph">
+                  <wp:posOffset>106894</wp:posOffset>
+                </wp:positionV>
+                <wp:extent cx="1377656" cy="121112"/>
+                <wp:effectExtent l="0" t="57150" r="13335" b="31750"/>
+                <wp:wrapNone/>
+                <wp:docPr id="54" name="Straight Arrow Connector 54"/>
+                <wp:cNvGraphicFramePr/>
+                <a:graphic xmlns:a="http://schemas.openxmlformats.org/drawingml/2006/main">
+                  <a:graphicData uri="http://schemas.microsoft.com/office/word/2010/wordprocessingShape">
+                    <wps:wsp>
+                      <wps:cNvCnPr/>
+                      <wps:spPr>
+                        <a:xfrm flipV="1">
+                          <a:off x="0" y="0"/>
+                          <a:ext cx="1377656" cy="121112"/>
+                        </a:xfrm>
+                        <a:prstGeom prst="straightConnector1">
+                          <a:avLst/>
+                        </a:prstGeom>
+                        <a:ln>
+                          <a:solidFill>
+                            <a:srgbClr val="002060"/>
+                          </a:solidFill>
+                          <a:tailEnd type="triangle"/>
+                        </a:ln>
+                      </wps:spPr>
+                      <wps:style>
+                        <a:lnRef idx="3">
+                          <a:schemeClr val="accent1"/>
+                        </a:lnRef>
+                        <a:fillRef idx="0">
+                          <a:schemeClr val="accent1"/>
+                        </a:fillRef>
+                        <a:effectRef idx="2">
+                          <a:schemeClr val="accent1"/>
+                        </a:effectRef>
+                        <a:fontRef idx="minor">
+                          <a:schemeClr val="tx1"/>
+                        </a:fontRef>
+                      </wps:style>
+                      <wps:bodyPr/>
+                    </wps:wsp>
+                  </a:graphicData>
+                </a:graphic>
+                <wp14:sizeRelH relativeFrom="margin">
+                  <wp14:pctWidth>0</wp14:pctWidth>
+                </wp14:sizeRelH>
+                <wp14:sizeRelV relativeFrom="margin">
+                  <wp14:pctHeight>0</wp14:pctHeight>
+                </wp14:sizeRelV>
+              </wp:anchor>
+            </w:drawing>
+          </mc:Choice>
+          <mc:Fallback>
+            <w:pict>
+              <v:shape w14:anchorId="4002D170" id="Straight Arrow Connector 54" o:spid="_x0000_s1026" type="#_x0000_t32" style="position:absolute;margin-left:142.15pt;margin-top:8.4pt;width:108.5pt;height:9.55pt;flip:y;z-index:251758592;visibility:visible;mso-wrap-style:square;mso-width-percent:0;mso-height-percent:0;mso-wrap-distance-left:9pt;mso-wrap-distance-top:0;mso-wrap-distance-right:9pt;mso-wrap-distance-bottom:0;mso-position-horizontal:absolute;mso-position-horizontal-relative:text;mso-position-vertical:absolute;mso-position-vertical-relative:text;mso-width-percent:0;mso-height-percent:0;mso-width-relative:margin;mso-height-relative:margin" o:gfxdata="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" strokecolor="#002060" strokeweight="1.5pt">
+                <v:stroke endarrow="block" joinstyle="miter"/>
+              </v:shape>
+            </w:pict>
+          </mc:Fallback>
+        </mc:AlternateContent>
+      </w:r>
+      <w:r>
+        <w:tab/>
+      </w:r>
+      <w:r>
+        <w:tab/>
+      </w:r>
+      <w:r>
+        <w:tab/>
+      </w:r>
+      <w:r>
+        <w:tab/>
+      </w:r>
+      <w:r>
+        <w:tab/>
+      </w:r>
+      <w:r>
+        <w:tab/>
+      </w:r>
+      <w:r>
+        <w:tab/>
+      </w:r>
+      <w:r>
+        <w:t>chặn</w:t>
+      </w:r>
+    </w:p>
+    <w:p>
+      <w:pPr>
+        <w:spacing w:after="0" w:line="240" w:lineRule="auto"/>
+      </w:pPr>
+      <w:r>
+        <w:rPr>
+          <w:noProof/>
+        </w:rPr>
+        <mc:AlternateContent>
+          <mc:Choice Requires="wps">
+            <w:drawing>
+              <wp:anchor distT="0" distB="0" distL="114300" distR="114300" simplePos="0" relativeHeight="251754496" behindDoc="0" locked="0" layoutInCell="1" allowOverlap="1" wp14:anchorId="666AE949" wp14:editId="2E8479B3">
+                <wp:simplePos x="0" y="0"/>
+                <wp:positionH relativeFrom="column">
+                  <wp:posOffset>1813661</wp:posOffset>
+                </wp:positionH>
+                <wp:positionV relativeFrom="paragraph">
+                  <wp:posOffset>113232</wp:posOffset>
+                </wp:positionV>
+                <wp:extent cx="1328571" cy="208919"/>
+                <wp:effectExtent l="0" t="0" r="81280" b="76835"/>
+                <wp:wrapNone/>
+                <wp:docPr id="55" name="Straight Arrow Connector 55"/>
+                <wp:cNvGraphicFramePr/>
+                <a:graphic xmlns:a="http://schemas.openxmlformats.org/drawingml/2006/main">
+                  <a:graphicData uri="http://schemas.microsoft.com/office/word/2010/wordprocessingShape">
+                    <wps:wsp>
+                      <wps:cNvCnPr/>
+                      <wps:spPr>
+                        <a:xfrm>
+                          <a:off x="0" y="0"/>
+                          <a:ext cx="1328571" cy="208919"/>
+                        </a:xfrm>
+                        <a:prstGeom prst="straightConnector1">
+                          <a:avLst/>
+                        </a:prstGeom>
+                        <a:ln>
+                          <a:solidFill>
+                            <a:srgbClr val="002060"/>
+                          </a:solidFill>
+                          <a:tailEnd type="triangle"/>
+                        </a:ln>
+                      </wps:spPr>
+                      <wps:style>
+                        <a:lnRef idx="3">
+                          <a:schemeClr val="accent1"/>
+                        </a:lnRef>
+                        <a:fillRef idx="0">
+                          <a:schemeClr val="accent1"/>
+                        </a:fillRef>
+                        <a:effectRef idx="2">
+                          <a:schemeClr val="accent1"/>
+                        </a:effectRef>
+                        <a:fontRef idx="minor">
+                          <a:schemeClr val="tx1"/>
+                        </a:fontRef>
+                      </wps:style>
+                      <wps:bodyPr/>
+                    </wps:wsp>
+                  </a:graphicData>
+                </a:graphic>
+                <wp14:sizeRelH relativeFrom="margin">
+                  <wp14:pctWidth>0</wp14:pctWidth>
+                </wp14:sizeRelH>
+                <wp14:sizeRelV relativeFrom="margin">
+                  <wp14:pctHeight>0</wp14:pctHeight>
+                </wp14:sizeRelV>
+              </wp:anchor>
+            </w:drawing>
+          </mc:Choice>
+          <mc:Fallback>
+            <w:pict>
+              <v:shape w14:anchorId="0EFFCE02" id="Straight Arrow Connector 55" o:spid="_x0000_s1026" type="#_x0000_t32" style="position:absolute;margin-left:142.8pt;margin-top:8.9pt;width:104.6pt;height:16.45pt;z-index:251754496;visibility:visible;mso-wrap-style:square;mso-width-percent:0;mso-height-percent:0;mso-wrap-distance-left:9pt;mso-wrap-distance-top:0;mso-wrap-distance-right:9pt;mso-wrap-distance-bottom:0;mso-position-horizontal:absolute;mso-position-horizontal-relative:text;mso-position-vertical:absolute;mso-position-vertical-relative:text;mso-width-percent:0;mso-height-percent:0;mso-width-relative:margin;mso-height-relative:margin" o:gfxdata="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" strokecolor="#002060" strokeweight="1.5pt">
+                <v:stroke endarrow="block" joinstyle="miter"/>
+              </v:shape>
+            </w:pict>
+          </mc:Fallback>
+        </mc:AlternateContent>
+      </w:r>
+      <w:r>
+        <w:tab/>
+      </w:r>
+      <w:r>
+        <w:tab/>
+      </w:r>
+      <w:r>
+        <w:tab/>
+        <w:t>đ</w:t>
+      </w:r>
+      <w:r>
+        <w:t>úng</w:t>
+      </w:r>
+    </w:p>
+    <w:p>
+      <w:pPr>
+        <w:spacing w:after="0" w:line="240" w:lineRule="auto"/>
+      </w:pPr>
+      <w:r>
+        <w:tab/>
+      </w:r>
+      <w:r>
+        <w:tab/>
+      </w:r>
+      <w:r>
+        <w:tab/>
+      </w:r>
+      <w:r>
+        <w:tab/>
+      </w:r>
+      <w:r>
+        <w:tab/>
+      </w:r>
+      <w:r>
+        <w:tab/>
+      </w:r>
+      <w:r>
+        <w:tab/>
+        <w:t>không</w:t>
+      </w:r>
+    </w:p>
+    <w:p>
+      <w:pPr>
+        <w:spacing w:after="0" w:line="240" w:lineRule="auto"/>
+      </w:pPr>
+    </w:p>
+    <w:p>
+      <w:pPr>
+        <w:spacing w:after="0" w:line="240" w:lineRule="auto"/>
+        <w:rPr>
+          <w:rFonts w:eastAsiaTheme="minorEastAsia"/>
+        </w:rPr>
+      </w:pPr>
+      <m:oMathPara>
+        <m:oMathParaPr>
+          <m:jc m:val="left"/>
+        </m:oMathParaPr>
+        <m:oMath>
+          <m:r>
+            <w:rPr>
+              <w:rFonts w:ascii="Cambria Math" w:hAnsi="Cambria Math"/>
+            </w:rPr>
+            <m:t>P</m:t>
+          </m:r>
+          <m:d>
+            <m:dPr>
+              <m:ctrlPr>
+                <w:rPr>
+                  <w:rFonts w:ascii="Cambria Math" w:hAnsi="Cambria Math"/>
+                  <w:i/>
+                </w:rPr>
+              </m:ctrlPr>
+            </m:dPr>
+            <m:e>
+              <m:r>
+                <w:rPr>
+                  <w:rFonts w:ascii="Cambria Math" w:hAnsi="Cambria Math"/>
+                </w:rPr>
+                <m:t>rác</m:t>
+              </m:r>
+            </m:e>
+            <m:e>
+              <m:r>
+                <w:rPr>
+                  <w:rFonts w:ascii="Cambria Math" w:hAnsi="Cambria Math"/>
+                </w:rPr>
+                <m:t>chặn</m:t>
+              </m:r>
+            </m:e>
+          </m:d>
+          <m:r>
+            <w:rPr>
+              <w:rFonts w:ascii="Cambria Math" w:hAnsi="Cambria Math"/>
+            </w:rPr>
+            <m:t>=</m:t>
+          </m:r>
+          <m:f>
+            <m:fPr>
+              <m:ctrlPr>
+                <w:rPr>
+                  <w:rFonts w:ascii="Cambria Math" w:hAnsi="Cambria Math"/>
+                  <w:i/>
+                </w:rPr>
+              </m:ctrlPr>
+            </m:fPr>
+            <m:num>
+              <m:r>
+                <w:rPr>
+                  <w:rFonts w:ascii="Cambria Math" w:hAnsi="Cambria Math"/>
+                </w:rPr>
+                <m:t>P(</m:t>
+              </m:r>
+              <m:r>
+                <w:rPr>
+                  <w:rFonts w:ascii="Cambria Math" w:hAnsi="Cambria Math"/>
+                </w:rPr>
+                <m:t>rác</m:t>
+              </m:r>
+              <m:r>
+                <w:rPr>
+                  <w:rFonts w:ascii="Cambria Math" w:hAnsi="Cambria Math"/>
+                </w:rPr>
+                <m:t>∩</m:t>
+              </m:r>
+              <m:r>
+                <w:rPr>
+                  <w:rFonts w:ascii="Cambria Math" w:hAnsi="Cambria Math"/>
+                </w:rPr>
+                <m:t>chặn</m:t>
+              </m:r>
+              <m:r>
+                <w:rPr>
+                  <w:rFonts w:ascii="Cambria Math" w:hAnsi="Cambria Math"/>
+                </w:rPr>
+                <m:t>)</m:t>
+              </m:r>
+            </m:num>
+            <m:den>
+              <m:r>
+                <w:rPr>
+                  <w:rFonts w:ascii="Cambria Math" w:hAnsi="Cambria Math"/>
+                </w:rPr>
+                <m:t>P(</m:t>
+              </m:r>
+              <m:r>
+                <w:rPr>
+                  <w:rFonts w:ascii="Cambria Math" w:hAnsi="Cambria Math"/>
+                </w:rPr>
+                <m:t>chặn</m:t>
+              </m:r>
+              <m:r>
+                <w:rPr>
+                  <w:rFonts w:ascii="Cambria Math" w:hAnsi="Cambria Math"/>
+                </w:rPr>
+                <m:t>)</m:t>
+              </m:r>
+            </m:den>
+          </m:f>
+          <m:r>
+            <w:rPr>
+              <w:rFonts w:ascii="Cambria Math" w:hAnsi="Cambria Math"/>
+            </w:rPr>
+            <m:t>=</m:t>
+          </m:r>
+          <m:f>
+            <m:fPr>
+              <m:ctrlPr>
+                <w:rPr>
+                  <w:rFonts w:ascii="Cambria Math" w:hAnsi="Cambria Math"/>
+                  <w:i/>
+                </w:rPr>
+              </m:ctrlPr>
+            </m:fPr>
+            <m:num>
+              <m:r>
+                <w:rPr>
+                  <w:rFonts w:ascii="Cambria Math" w:hAnsi="Cambria Math"/>
+                </w:rPr>
+                <m:t>0,03</m:t>
+              </m:r>
+              <m:r>
+                <w:rPr>
+                  <w:rFonts w:ascii="Cambria Math" w:hAnsi="Cambria Math"/>
+                </w:rPr>
+                <m:t>*0,</m:t>
+              </m:r>
+              <m:r>
+                <w:rPr>
+                  <w:rFonts w:ascii="Cambria Math" w:hAnsi="Cambria Math"/>
+                </w:rPr>
+                <m:t>9</m:t>
+              </m:r>
+              <m:r>
+                <w:rPr>
+                  <w:rFonts w:ascii="Cambria Math" w:hAnsi="Cambria Math"/>
+                </w:rPr>
+                <m:t>5</m:t>
+              </m:r>
+            </m:num>
+            <m:den>
+              <m:r>
+                <w:rPr>
+                  <w:rFonts w:ascii="Cambria Math" w:hAnsi="Cambria Math"/>
+                </w:rPr>
+                <m:t>0,03</m:t>
+              </m:r>
+              <m:r>
+                <w:rPr>
+                  <w:rFonts w:ascii="Cambria Math" w:hAnsi="Cambria Math"/>
+                </w:rPr>
+                <m:t>*0,</m:t>
+              </m:r>
+              <m:r>
+                <w:rPr>
+                  <w:rFonts w:ascii="Cambria Math" w:hAnsi="Cambria Math"/>
+                </w:rPr>
+                <m:t>9</m:t>
+              </m:r>
+              <m:r>
+                <w:rPr>
+                  <w:rFonts w:ascii="Cambria Math" w:hAnsi="Cambria Math"/>
+                </w:rPr>
+                <m:t>5+</m:t>
+              </m:r>
+              <m:r>
+                <w:rPr>
+                  <w:rFonts w:ascii="Cambria Math" w:hAnsi="Cambria Math"/>
+                </w:rPr>
+                <m:t>0,97</m:t>
+              </m:r>
+              <m:r>
+                <w:rPr>
+                  <w:rFonts w:ascii="Cambria Math" w:hAnsi="Cambria Math"/>
+                </w:rPr>
+                <m:t>*0,</m:t>
+              </m:r>
+              <m:r>
+                <w:rPr>
+                  <w:rFonts w:ascii="Cambria Math" w:hAnsi="Cambria Math"/>
+                </w:rPr>
+                <m:t>01</m:t>
+              </m:r>
+            </m:den>
+          </m:f>
+        </m:oMath>
+      </m:oMathPara>
+    </w:p>
+    <w:p>
+      <w:pPr>
+        <w:spacing w:after="0" w:line="240" w:lineRule="auto"/>
+        <w:rPr>
+          <w:rFonts w:eastAsiaTheme="minorEastAsia"/>
+        </w:rPr>
+      </w:pPr>
+    </w:p>
+    <w:p>
+      <w:pPr>
+        <w:rPr>
+          <w:b/>
+          <w:bCs/>
+          <w:i/>
+          <w:iCs/>
+          <w:color w:val="FF0000"/>
+        </w:rPr>
+      </w:pPr>
+      <w:r>
+        <w:rPr>
+          <w:b/>
+          <w:bCs/>
+          <w:i/>
+          <w:iCs/>
+          <w:color w:val="FF0000"/>
+        </w:rPr>
+        <w:br w:type="page"/>
+      </w:r>
+    </w:p>
+    <w:p>
+      <w:pPr>
+        <w:spacing w:after="0" w:line="240" w:lineRule="auto"/>
+        <w:rPr>
+          <w:b/>
+          <w:bCs/>
+          <w:i/>
+          <w:iCs/>
+          <w:color w:val="FF0000"/>
+        </w:rPr>
+      </w:pPr>
+      <w:r>
+        <w:rPr>
+          <w:noProof/>
+        </w:rPr>
+        <w:lastRenderedPageBreak/>
+        <mc:AlternateContent>
+          <mc:Choice Requires="wps">
+            <w:drawing>
+              <wp:anchor distT="45720" distB="45720" distL="114300" distR="114300" simplePos="0" relativeHeight="251773952" behindDoc="0" locked="0" layoutInCell="1" allowOverlap="1" wp14:anchorId="47A8300D" wp14:editId="1A4848DA">
+                <wp:simplePos x="0" y="0"/>
+                <wp:positionH relativeFrom="column">
+                  <wp:posOffset>2126317</wp:posOffset>
+                </wp:positionH>
+                <wp:positionV relativeFrom="paragraph">
+                  <wp:posOffset>129531</wp:posOffset>
+                </wp:positionV>
+                <wp:extent cx="495045" cy="285750"/>
+                <wp:effectExtent l="0" t="0" r="0" b="19050"/>
+                <wp:wrapNone/>
+                <wp:docPr id="56" name="Text Box 2"/>
+                <wp:cNvGraphicFramePr>
+                  <a:graphicFrameLocks xmlns:a="http://schemas.openxmlformats.org/drawingml/2006/main"/>
+                </wp:cNvGraphicFramePr>
+                <a:graphic xmlns:a="http://schemas.openxmlformats.org/drawingml/2006/main">
+                  <a:graphicData uri="http://schemas.microsoft.com/office/word/2010/wordprocessingShape">
+                    <wps:wsp>
+                      <wps:cNvSpPr txBox="1">
+                        <a:spLocks noChangeArrowheads="1"/>
+                      </wps:cNvSpPr>
+                      <wps:spPr bwMode="auto">
+                        <a:xfrm rot="21284476">
+                          <a:off x="0" y="0"/>
+                          <a:ext cx="495045" cy="285750"/>
+                        </a:xfrm>
+                        <a:prstGeom prst="rect">
+                          <a:avLst/>
+                        </a:prstGeom>
+                        <a:noFill/>
+                        <a:ln w="9525">
+                          <a:noFill/>
+                          <a:miter lim="800000"/>
+                          <a:headEnd/>
+                          <a:tailEnd/>
+                        </a:ln>
+                      </wps:spPr>
+                      <wps:txbx>
+                        <w:txbxContent>
+                          <w:p>
+                            <w:r>
+                              <w:t>0,</w:t>
+                            </w:r>
+                            <w:r>
+                              <w:t>3</w:t>
+                            </w:r>
+                            <w:r>
+                              <w:t>5</w:t>
+                            </w:r>
+                          </w:p>
+                        </w:txbxContent>
+                      </wps:txbx>
+                      <wps:bodyPr rot="0" vert="horz" wrap="square" lIns="91440" tIns="45720" rIns="91440" bIns="45720" anchor="t" anchorCtr="0">
+                        <a:noAutofit/>
+                      </wps:bodyPr>
+                    </wps:wsp>
+                  </a:graphicData>
+                </a:graphic>
+                <wp14:sizeRelH relativeFrom="margin">
+                  <wp14:pctWidth>0</wp14:pctWidth>
+                </wp14:sizeRelH>
+                <wp14:sizeRelV relativeFrom="margin">
+                  <wp14:pctHeight>0</wp14:pctHeight>
+                </wp14:sizeRelV>
+              </wp:anchor>
+            </w:drawing>
+          </mc:Choice>
+          <mc:Fallback>
+            <w:pict>
+              <v:shape w14:anchorId="47A8300D" id="_x0000_s1046" type="#_x0000_t202" style="position:absolute;margin-left:167.45pt;margin-top:10.2pt;width:39pt;height:22.5pt;rotation:-344636fd;z-index:251773952;visibility:visible;mso-wrap-style:square;mso-width-percent:0;mso-height-percent:0;mso-wrap-distance-left:9pt;mso-wrap-distance-top:3.6pt;mso-wrap-distance-right:9pt;mso-wrap-distance-bottom:3.6pt;mso-position-horizontal:absolute;mso-position-horizontal-relative:text;mso-position-vertical:absolute;mso-position-vertical-relative:text;mso-width-percent:0;mso-height-percent:0;mso-width-relative:margin;mso-height-relative:margin;v-text-anchor:top" o:gfxdata="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" filled="f" stroked="f">
+                <v:textbox>
+                  <w:txbxContent>
+                    <w:p>
+                      <w:r>
+                        <w:t>0,</w:t>
+                      </w:r>
+                      <w:r>
+                        <w:t>3</w:t>
+                      </w:r>
+                      <w:r>
+                        <w:t>5</w:t>
+                      </w:r>
+                    </w:p>
+                  </w:txbxContent>
+                </v:textbox>
+              </v:shape>
+            </w:pict>
+          </mc:Fallback>
+        </mc:AlternateContent>
+      </w:r>
+      <w:r>
+        <w:rPr>
+          <w:b/>
+          <w:bCs/>
+          <w:i/>
+          <w:iCs/>
+          <w:color w:val="FF0000"/>
+        </w:rPr>
+        <w:t xml:space="preserve">Câu </w:t>
+      </w:r>
+      <w:r>
+        <w:rPr>
+          <w:b/>
+          <w:bCs/>
+          <w:i/>
+          <w:iCs/>
+          <w:color w:val="FF0000"/>
+        </w:rPr>
+        <w:t>8</w:t>
+      </w:r>
+    </w:p>
+    <w:p>
+      <w:pPr>
+        <w:spacing w:after="0" w:line="240" w:lineRule="auto"/>
+      </w:pPr>
+      <w:r>
+        <w:rPr>
+          <w:noProof/>
+        </w:rPr>
+        <mc:AlternateContent>
+          <mc:Choice Requires="wps">
+            <w:drawing>
+              <wp:anchor distT="0" distB="0" distL="114300" distR="114300" simplePos="0" relativeHeight="251768832" behindDoc="0" locked="0" layoutInCell="1" allowOverlap="1" wp14:anchorId="621F9CC6" wp14:editId="409B0E1B">
+                <wp:simplePos x="0" y="0"/>
+                <wp:positionH relativeFrom="column">
+                  <wp:posOffset>2007441</wp:posOffset>
+                </wp:positionH>
+                <wp:positionV relativeFrom="paragraph">
+                  <wp:posOffset>118858</wp:posOffset>
+                </wp:positionV>
+                <wp:extent cx="1126006" cy="142685"/>
+                <wp:effectExtent l="0" t="57150" r="17145" b="29210"/>
+                <wp:wrapNone/>
+                <wp:docPr id="57" name="Straight Arrow Connector 57"/>
+                <wp:cNvGraphicFramePr/>
+                <a:graphic xmlns:a="http://schemas.openxmlformats.org/drawingml/2006/main">
+                  <a:graphicData uri="http://schemas.microsoft.com/office/word/2010/wordprocessingShape">
+                    <wps:wsp>
+                      <wps:cNvCnPr/>
+                      <wps:spPr>
+                        <a:xfrm flipV="1">
+                          <a:off x="0" y="0"/>
+                          <a:ext cx="1126006" cy="142685"/>
+                        </a:xfrm>
+                        <a:prstGeom prst="straightConnector1">
+                          <a:avLst/>
+                        </a:prstGeom>
+                        <a:ln>
+                          <a:solidFill>
+                            <a:srgbClr val="002060"/>
+                          </a:solidFill>
+                          <a:tailEnd type="triangle"/>
+                        </a:ln>
+                      </wps:spPr>
+                      <wps:style>
+                        <a:lnRef idx="3">
+                          <a:schemeClr val="accent1"/>
+                        </a:lnRef>
+                        <a:fillRef idx="0">
+                          <a:schemeClr val="accent1"/>
+                        </a:fillRef>
+                        <a:effectRef idx="2">
+                          <a:schemeClr val="accent1"/>
+                        </a:effectRef>
+                        <a:fontRef idx="minor">
+                          <a:schemeClr val="tx1"/>
+                        </a:fontRef>
+                      </wps:style>
+                      <wps:bodyPr/>
+                    </wps:wsp>
+                  </a:graphicData>
+                </a:graphic>
+                <wp14:sizeRelH relativeFrom="margin">
+                  <wp14:pctWidth>0</wp14:pctWidth>
+                </wp14:sizeRelH>
+                <wp14:sizeRelV relativeFrom="margin">
+                  <wp14:pctHeight>0</wp14:pctHeight>
+                </wp14:sizeRelV>
+              </wp:anchor>
+            </w:drawing>
+          </mc:Choice>
+          <mc:Fallback>
+            <w:pict>
+              <v:shape w14:anchorId="71D4BF1D" id="Straight Arrow Connector 57" o:spid="_x0000_s1026" type="#_x0000_t32" style="position:absolute;margin-left:158.05pt;margin-top:9.35pt;width:88.65pt;height:11.25pt;flip:y;z-index:251768832;visibility:visible;mso-wrap-style:square;mso-width-percent:0;mso-height-percent:0;mso-wrap-distance-left:9pt;mso-wrap-distance-top:0;mso-wrap-distance-right:9pt;mso-wrap-distance-bottom:0;mso-position-horizontal:absolute;mso-position-horizontal-relative:text;mso-position-vertical:absolute;mso-position-vertical-relative:text;mso-width-percent:0;mso-height-percent:0;mso-width-relative:margin;mso-height-relative:margin" o:gfxdata="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" strokecolor="#002060" strokeweight="1.5pt">
+                <v:stroke endarrow="block" joinstyle="miter"/>
+              </v:shape>
+            </w:pict>
+          </mc:Fallback>
+        </mc:AlternateContent>
+      </w:r>
+      <w:r>
+        <w:tab/>
+      </w:r>
+      <w:r>
+        <w:tab/>
+      </w:r>
+      <w:r>
+        <w:tab/>
+      </w:r>
+      <w:r>
+        <w:tab/>
+      </w:r>
+      <w:r>
+        <w:tab/>
+      </w:r>
+      <w:r>
+        <w:tab/>
+      </w:r>
+      <w:r>
+        <w:tab/>
+      </w:r>
+      <w:r>
+        <w:t>phản ứng phụ</w:t>
+      </w:r>
+    </w:p>
+    <w:p>
+      <w:pPr>
+        <w:spacing w:after="0" w:line="240" w:lineRule="auto"/>
+      </w:pPr>
+      <w:r>
+        <w:rPr>
+          <w:noProof/>
+        </w:rPr>
+        <mc:AlternateContent>
+          <mc:Choice Requires="wps">
+            <w:drawing>
+              <wp:anchor distT="0" distB="0" distL="114300" distR="114300" simplePos="0" relativeHeight="251766784" behindDoc="0" locked="0" layoutInCell="1" allowOverlap="1" wp14:anchorId="5A18A2F9" wp14:editId="1E304C1B">
+                <wp:simplePos x="0" y="0"/>
+                <wp:positionH relativeFrom="column">
+                  <wp:posOffset>2028636</wp:posOffset>
+                </wp:positionH>
+                <wp:positionV relativeFrom="paragraph">
+                  <wp:posOffset>138291</wp:posOffset>
+                </wp:positionV>
+                <wp:extent cx="1055816" cy="163490"/>
+                <wp:effectExtent l="0" t="0" r="68580" b="84455"/>
+                <wp:wrapNone/>
+                <wp:docPr id="59" name="Straight Arrow Connector 59"/>
+                <wp:cNvGraphicFramePr/>
+                <a:graphic xmlns:a="http://schemas.openxmlformats.org/drawingml/2006/main">
+                  <a:graphicData uri="http://schemas.microsoft.com/office/word/2010/wordprocessingShape">
+                    <wps:wsp>
+                      <wps:cNvCnPr/>
+                      <wps:spPr>
+                        <a:xfrm>
+                          <a:off x="0" y="0"/>
+                          <a:ext cx="1055816" cy="163490"/>
+                        </a:xfrm>
+                        <a:prstGeom prst="straightConnector1">
+                          <a:avLst/>
+                        </a:prstGeom>
+                        <a:ln>
+                          <a:solidFill>
+                            <a:srgbClr val="002060"/>
+                          </a:solidFill>
+                          <a:tailEnd type="triangle"/>
+                        </a:ln>
+                      </wps:spPr>
+                      <wps:style>
+                        <a:lnRef idx="3">
+                          <a:schemeClr val="accent1"/>
+                        </a:lnRef>
+                        <a:fillRef idx="0">
+                          <a:schemeClr val="accent1"/>
+                        </a:fillRef>
+                        <a:effectRef idx="2">
+                          <a:schemeClr val="accent1"/>
+                        </a:effectRef>
+                        <a:fontRef idx="minor">
+                          <a:schemeClr val="tx1"/>
+                        </a:fontRef>
+                      </wps:style>
+                      <wps:bodyPr/>
+                    </wps:wsp>
+                  </a:graphicData>
+                </a:graphic>
+                <wp14:sizeRelH relativeFrom="margin">
+                  <wp14:pctWidth>0</wp14:pctWidth>
+                </wp14:sizeRelH>
+                <wp14:sizeRelV relativeFrom="margin">
+                  <wp14:pctHeight>0</wp14:pctHeight>
+                </wp14:sizeRelV>
+              </wp:anchor>
+            </w:drawing>
+          </mc:Choice>
+          <mc:Fallback>
+            <w:pict>
+              <v:shape w14:anchorId="33E966AE" id="Straight Arrow Connector 59" o:spid="_x0000_s1026" type="#_x0000_t32" style="position:absolute;margin-left:159.75pt;margin-top:10.9pt;width:83.15pt;height:12.85pt;z-index:251766784;visibility:visible;mso-wrap-style:square;mso-width-percent:0;mso-height-percent:0;mso-wrap-distance-left:9pt;mso-wrap-distance-top:0;mso-wrap-distance-right:9pt;mso-wrap-distance-bottom:0;mso-position-horizontal:absolute;mso-position-horizontal-relative:text;mso-position-vertical:absolute;mso-position-vertical-relative:text;mso-width-percent:0;mso-height-percent:0;mso-width-relative:margin;mso-height-relative:margin" o:gfxdata="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" strokecolor="#002060" strokeweight="1.5pt">
+                <v:stroke endarrow="block" joinstyle="miter"/>
+              </v:shape>
+            </w:pict>
+          </mc:Fallback>
+        </mc:AlternateContent>
+      </w:r>
+      <w:r>
+        <w:rPr>
+          <w:noProof/>
+        </w:rPr>
+        <mc:AlternateContent>
+          <mc:Choice Requires="wps">
+            <w:drawing>
+              <wp:anchor distT="45720" distB="45720" distL="114300" distR="114300" simplePos="0" relativeHeight="251771904" behindDoc="0" locked="0" layoutInCell="1" allowOverlap="1" wp14:anchorId="107A4BAB" wp14:editId="36ACDF83">
+                <wp:simplePos x="0" y="0"/>
+                <wp:positionH relativeFrom="column">
+                  <wp:posOffset>502920</wp:posOffset>
+                </wp:positionH>
+                <wp:positionV relativeFrom="paragraph">
+                  <wp:posOffset>65258</wp:posOffset>
+                </wp:positionV>
+                <wp:extent cx="495045" cy="285750"/>
+                <wp:effectExtent l="0" t="38100" r="0" b="38100"/>
+                <wp:wrapNone/>
+                <wp:docPr id="58" name="Text Box 2"/>
+                <wp:cNvGraphicFramePr>
+                  <a:graphicFrameLocks xmlns:a="http://schemas.openxmlformats.org/drawingml/2006/main"/>
+                </wp:cNvGraphicFramePr>
+                <a:graphic xmlns:a="http://schemas.openxmlformats.org/drawingml/2006/main">
+                  <a:graphicData uri="http://schemas.microsoft.com/office/word/2010/wordprocessingShape">
+                    <wps:wsp>
+                      <wps:cNvSpPr txBox="1">
+                        <a:spLocks noChangeArrowheads="1"/>
+                      </wps:cNvSpPr>
+                      <wps:spPr bwMode="auto">
+                        <a:xfrm rot="20463999">
+                          <a:off x="0" y="0"/>
+                          <a:ext cx="495045" cy="285750"/>
+                        </a:xfrm>
+                        <a:prstGeom prst="rect">
+                          <a:avLst/>
+                        </a:prstGeom>
+                        <a:noFill/>
+                        <a:ln w="9525">
+                          <a:noFill/>
+                          <a:miter lim="800000"/>
+                          <a:headEnd/>
+                          <a:tailEnd/>
+                        </a:ln>
+                      </wps:spPr>
+                      <wps:txbx>
+                        <w:txbxContent>
+                          <w:p>
+                            <w:r>
+                              <w:t>0,18</w:t>
+                            </w:r>
+                          </w:p>
+                        </w:txbxContent>
+                      </wps:txbx>
+                      <wps:bodyPr rot="0" vert="horz" wrap="square" lIns="91440" tIns="45720" rIns="91440" bIns="45720" anchor="t" anchorCtr="0">
+                        <a:noAutofit/>
+                      </wps:bodyPr>
+                    </wps:wsp>
+                  </a:graphicData>
+                </a:graphic>
+                <wp14:sizeRelH relativeFrom="margin">
+                  <wp14:pctWidth>0</wp14:pctWidth>
+                </wp14:sizeRelH>
+                <wp14:sizeRelV relativeFrom="margin">
+                  <wp14:pctHeight>0</wp14:pctHeight>
+                </wp14:sizeRelV>
+              </wp:anchor>
+            </w:drawing>
+          </mc:Choice>
+          <mc:Fallback>
+            <w:pict>
+              <v:shape w14:anchorId="107A4BAB" id="_x0000_s1047" type="#_x0000_t202" style="position:absolute;margin-left:39.6pt;margin-top:5.15pt;width:39pt;height:22.5pt;rotation:-1240816fd;z-index:251771904;visibility:visible;mso-wrap-style:square;mso-width-percent:0;mso-height-percent:0;mso-wrap-distance-left:9pt;mso-wrap-distance-top:3.6pt;mso-wrap-distance-right:9pt;mso-wrap-distance-bottom:3.6pt;mso-position-horizontal:absolute;mso-position-horizontal-relative:text;mso-position-vertical:absolute;mso-position-vertical-relative:text;mso-width-percent:0;mso-height-percent:0;mso-width-relative:margin;mso-height-relative:margin;v-text-anchor:top" o:gfxdata="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" filled="f" stroked="f">
+                <v:textbox>
+                  <w:txbxContent>
+                    <w:p>
+                      <w:r>
+                        <w:t>0,18</w:t>
+                      </w:r>
+                    </w:p>
+                  </w:txbxContent>
+                </v:textbox>
+              </v:shape>
+            </w:pict>
+          </mc:Fallback>
+        </mc:AlternateContent>
+      </w:r>
+      <w:r>
+        <w:rPr>
+          <w:noProof/>
+        </w:rPr>
+        <mc:AlternateContent>
+          <mc:Choice Requires="wps">
+            <w:drawing>
+              <wp:anchor distT="0" distB="0" distL="114300" distR="114300" simplePos="0" relativeHeight="251767808" behindDoc="0" locked="0" layoutInCell="1" allowOverlap="1" wp14:anchorId="3A985C9C" wp14:editId="022591D6">
+                <wp:simplePos x="0" y="0"/>
+                <wp:positionH relativeFrom="column">
+                  <wp:posOffset>436005</wp:posOffset>
+                </wp:positionH>
+                <wp:positionV relativeFrom="paragraph">
+                  <wp:posOffset>142989</wp:posOffset>
+                </wp:positionV>
+                <wp:extent cx="878067" cy="305809"/>
+                <wp:effectExtent l="0" t="38100" r="55880" b="37465"/>
+                <wp:wrapNone/>
+                <wp:docPr id="60" name="Straight Arrow Connector 60"/>
+                <wp:cNvGraphicFramePr/>
+                <a:graphic xmlns:a="http://schemas.openxmlformats.org/drawingml/2006/main">
+                  <a:graphicData uri="http://schemas.microsoft.com/office/word/2010/wordprocessingShape">
+                    <wps:wsp>
+                      <wps:cNvCnPr/>
+                      <wps:spPr>
+                        <a:xfrm flipV="1">
+                          <a:off x="0" y="0"/>
+                          <a:ext cx="878067" cy="305809"/>
+                        </a:xfrm>
+                        <a:prstGeom prst="straightConnector1">
+                          <a:avLst/>
+                        </a:prstGeom>
+                        <a:ln>
+                          <a:solidFill>
+                            <a:srgbClr val="002060"/>
+                          </a:solidFill>
+                          <a:tailEnd type="triangle"/>
+                        </a:ln>
+                      </wps:spPr>
+                      <wps:style>
+                        <a:lnRef idx="3">
+                          <a:schemeClr val="accent1"/>
+                        </a:lnRef>
+                        <a:fillRef idx="0">
+                          <a:schemeClr val="accent1"/>
+                        </a:fillRef>
+                        <a:effectRef idx="2">
+                          <a:schemeClr val="accent1"/>
+                        </a:effectRef>
+                        <a:fontRef idx="minor">
+                          <a:schemeClr val="tx1"/>
+                        </a:fontRef>
+                      </wps:style>
+                      <wps:bodyPr/>
+                    </wps:wsp>
+                  </a:graphicData>
+                </a:graphic>
+                <wp14:sizeRelH relativeFrom="margin">
+                  <wp14:pctWidth>0</wp14:pctWidth>
+                </wp14:sizeRelH>
+                <wp14:sizeRelV relativeFrom="margin">
+                  <wp14:pctHeight>0</wp14:pctHeight>
+                </wp14:sizeRelV>
+              </wp:anchor>
+            </w:drawing>
+          </mc:Choice>
+          <mc:Fallback>
+            <w:pict>
+              <v:shape w14:anchorId="7499D92C" id="Straight Arrow Connector 60" o:spid="_x0000_s1026" type="#_x0000_t32" style="position:absolute;margin-left:34.35pt;margin-top:11.25pt;width:69.15pt;height:24.1pt;flip:y;z-index:251767808;visibility:visible;mso-wrap-style:square;mso-width-percent:0;mso-height-percent:0;mso-wrap-distance-left:9pt;mso-wrap-distance-top:0;mso-wrap-distance-right:9pt;mso-wrap-distance-bottom:0;mso-position-horizontal:absolute;mso-position-horizontal-relative:text;mso-position-vertical:absolute;mso-position-vertical-relative:text;mso-width-percent:0;mso-height-percent:0;mso-width-relative:margin;mso-height-relative:margin" o:gfxdata="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" strokecolor="#002060" strokeweight="1.5pt">
+                <v:stroke endarrow="block" joinstyle="miter"/>
+              </v:shape>
+            </w:pict>
+          </mc:Fallback>
+        </mc:AlternateContent>
+      </w:r>
+      <w:r>
+        <w:tab/>
+      </w:r>
+      <w:r>
+        <w:tab/>
+      </w:r>
+      <w:r>
+        <w:tab/>
+      </w:r>
+      <w:r>
+        <w:t>bệnh nền</w:t>
+      </w:r>
+    </w:p>
+    <w:p>
+      <w:pPr>
+        <w:spacing w:after="0" w:line="240" w:lineRule="auto"/>
+      </w:pPr>
+      <w:r>
+        <w:tab/>
+      </w:r>
+      <w:r>
+        <w:tab/>
+      </w:r>
+      <w:r>
+        <w:tab/>
+      </w:r>
+      <w:r>
+        <w:tab/>
+      </w:r>
+      <w:r>
+        <w:tab/>
+      </w:r>
+      <w:r>
+        <w:tab/>
+      </w:r>
+      <w:r>
+        <w:tab/>
+        <w:t>không</w:t>
+      </w:r>
+    </w:p>
+    <w:p>
+      <w:pPr>
+        <w:spacing w:after="0" w:line="240" w:lineRule="auto"/>
+      </w:pPr>
+      <w:r>
+        <w:rPr>
+          <w:noProof/>
+        </w:rPr>
+        <mc:AlternateContent>
+          <mc:Choice Requires="wps">
+            <w:drawing>
+              <wp:anchor distT="45720" distB="45720" distL="114300" distR="114300" simplePos="0" relativeHeight="251772928" behindDoc="0" locked="0" layoutInCell="1" allowOverlap="1" wp14:anchorId="765864F4" wp14:editId="3825D6E9">
+                <wp:simplePos x="0" y="0"/>
+                <wp:positionH relativeFrom="column">
+                  <wp:posOffset>2176780</wp:posOffset>
+                </wp:positionH>
+                <wp:positionV relativeFrom="paragraph">
+                  <wp:posOffset>94468</wp:posOffset>
+                </wp:positionV>
+                <wp:extent cx="495045" cy="285750"/>
+                <wp:effectExtent l="0" t="0" r="0" b="19050"/>
+                <wp:wrapNone/>
+                <wp:docPr id="61" name="Text Box 2"/>
+                <wp:cNvGraphicFramePr>
+                  <a:graphicFrameLocks xmlns:a="http://schemas.openxmlformats.org/drawingml/2006/main"/>
+                </wp:cNvGraphicFramePr>
+                <a:graphic xmlns:a="http://schemas.openxmlformats.org/drawingml/2006/main">
+                  <a:graphicData uri="http://schemas.microsoft.com/office/word/2010/wordprocessingShape">
+                    <wps:wsp>
+                      <wps:cNvSpPr txBox="1">
+                        <a:spLocks noChangeArrowheads="1"/>
+                      </wps:cNvSpPr>
+                      <wps:spPr bwMode="auto">
+                        <a:xfrm rot="21284476">
+                          <a:off x="0" y="0"/>
+                          <a:ext cx="495045" cy="285750"/>
+                        </a:xfrm>
+                        <a:prstGeom prst="rect">
+                          <a:avLst/>
+                        </a:prstGeom>
+                        <a:noFill/>
+                        <a:ln w="9525">
+                          <a:noFill/>
+                          <a:miter lim="800000"/>
+                          <a:headEnd/>
+                          <a:tailEnd/>
+                        </a:ln>
+                      </wps:spPr>
+                      <wps:txbx>
+                        <w:txbxContent>
+                          <w:p>
+                            <w:r>
+                              <w:t>0,</w:t>
+                            </w:r>
+                            <w:r>
+                              <w:t>1</w:t>
+                            </w:r>
+                            <w:r>
+                              <w:t>6</w:t>
+                            </w:r>
+                          </w:p>
+                        </w:txbxContent>
+                      </wps:txbx>
+                      <wps:bodyPr rot="0" vert="horz" wrap="square" lIns="91440" tIns="45720" rIns="91440" bIns="45720" anchor="t" anchorCtr="0">
+                        <a:noAutofit/>
+                      </wps:bodyPr>
+                    </wps:wsp>
+                  </a:graphicData>
+                </a:graphic>
+                <wp14:sizeRelH relativeFrom="margin">
+                  <wp14:pctWidth>0</wp14:pctWidth>
+                </wp14:sizeRelH>
+                <wp14:sizeRelV relativeFrom="margin">
+                  <wp14:pctHeight>0</wp14:pctHeight>
+                </wp14:sizeRelV>
+              </wp:anchor>
+            </w:drawing>
+          </mc:Choice>
+          <mc:Fallback>
+            <w:pict>
+              <v:shape w14:anchorId="765864F4" id="_x0000_s1048" type="#_x0000_t202" style="position:absolute;margin-left:171.4pt;margin-top:7.45pt;width:39pt;height:22.5pt;rotation:-344636fd;z-index:251772928;visibility:visible;mso-wrap-style:square;mso-width-percent:0;mso-height-percent:0;mso-wrap-distance-left:9pt;mso-wrap-distance-top:3.6pt;mso-wrap-distance-right:9pt;mso-wrap-distance-bottom:3.6pt;mso-position-horizontal:absolute;mso-position-horizontal-relative:text;mso-position-vertical:absolute;mso-position-vertical-relative:text;mso-width-percent:0;mso-height-percent:0;mso-width-relative:margin;mso-height-relative:margin;v-text-anchor:top" o:gfxdata="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" filled="f" stroked="f">
+                <v:textbox>
+                  <w:txbxContent>
+                    <w:p>
+                      <w:r>
+                        <w:t>0,</w:t>
+                      </w:r>
+                      <w:r>
+                        <w:t>1</w:t>
+                      </w:r>
+                      <w:r>
+                        <w:t>6</w:t>
+                      </w:r>
+                    </w:p>
+                  </w:txbxContent>
+                </v:textbox>
+              </v:shape>
+            </w:pict>
+          </mc:Fallback>
+        </mc:AlternateContent>
+      </w:r>
+      <w:r>
+        <w:rPr>
+          <w:noProof/>
+        </w:rPr>
+        <mc:AlternateContent>
+          <mc:Choice Requires="wps">
+            <w:drawing>
+              <wp:anchor distT="0" distB="0" distL="114300" distR="114300" simplePos="0" relativeHeight="251764736" behindDoc="0" locked="0" layoutInCell="1" allowOverlap="1" wp14:anchorId="1EB27333" wp14:editId="3EFA3B1A">
+                <wp:simplePos x="0" y="0"/>
+                <wp:positionH relativeFrom="column">
+                  <wp:posOffset>420866</wp:posOffset>
+                </wp:positionH>
+                <wp:positionV relativeFrom="paragraph">
+                  <wp:posOffset>117513</wp:posOffset>
+                </wp:positionV>
+                <wp:extent cx="887150" cy="381504"/>
+                <wp:effectExtent l="0" t="0" r="65405" b="57150"/>
+                <wp:wrapNone/>
+                <wp:docPr id="62" name="Straight Arrow Connector 62"/>
+                <wp:cNvGraphicFramePr/>
+                <a:graphic xmlns:a="http://schemas.openxmlformats.org/drawingml/2006/main">
+                  <a:graphicData uri="http://schemas.microsoft.com/office/word/2010/wordprocessingShape">
+                    <wps:wsp>
+                      <wps:cNvCnPr/>
+                      <wps:spPr>
+                        <a:xfrm>
+                          <a:off x="0" y="0"/>
+                          <a:ext cx="887150" cy="381504"/>
+                        </a:xfrm>
+                        <a:prstGeom prst="straightConnector1">
+                          <a:avLst/>
+                        </a:prstGeom>
+                        <a:ln>
+                          <a:solidFill>
+                            <a:srgbClr val="002060"/>
+                          </a:solidFill>
+                          <a:tailEnd type="triangle"/>
+                        </a:ln>
+                      </wps:spPr>
+                      <wps:style>
+                        <a:lnRef idx="3">
+                          <a:schemeClr val="accent1"/>
+                        </a:lnRef>
+                        <a:fillRef idx="0">
+                          <a:schemeClr val="accent1"/>
+                        </a:fillRef>
+                        <a:effectRef idx="2">
+                          <a:schemeClr val="accent1"/>
+                        </a:effectRef>
+                        <a:fontRef idx="minor">
+                          <a:schemeClr val="tx1"/>
+                        </a:fontRef>
+                      </wps:style>
+                      <wps:bodyPr/>
+                    </wps:wsp>
+                  </a:graphicData>
+                </a:graphic>
+                <wp14:sizeRelH relativeFrom="margin">
+                  <wp14:pctWidth>0</wp14:pctWidth>
+                </wp14:sizeRelH>
+                <wp14:sizeRelV relativeFrom="margin">
+                  <wp14:pctHeight>0</wp14:pctHeight>
+                </wp14:sizeRelV>
+              </wp:anchor>
+            </w:drawing>
+          </mc:Choice>
+          <mc:Fallback>
+            <w:pict>
+              <v:shape w14:anchorId="5E015626" id="Straight Arrow Connector 62" o:spid="_x0000_s1026" type="#_x0000_t32" style="position:absolute;margin-left:33.15pt;margin-top:9.25pt;width:69.85pt;height:30.05pt;z-index:251764736;visibility:visible;mso-wrap-style:square;mso-width-percent:0;mso-height-percent:0;mso-wrap-distance-left:9pt;mso-wrap-distance-top:0;mso-wrap-distance-right:9pt;mso-wrap-distance-bottom:0;mso-position-horizontal:absolute;mso-position-horizontal-relative:text;mso-position-vertical:absolute;mso-position-vertical-relative:text;mso-width-percent:0;mso-height-percent:0;mso-width-relative:margin;mso-height-relative:margin" o:gfxdata="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" strokecolor="#002060" strokeweight="1.5pt">
+                <v:stroke endarrow="block" joinstyle="miter"/>
+              </v:shape>
+            </w:pict>
+          </mc:Fallback>
+        </mc:AlternateContent>
+      </w:r>
+      <w:r>
+        <w:t>Người</w:t>
+      </w:r>
+    </w:p>
+    <w:p>
+      <w:pPr>
+        <w:spacing w:after="0" w:line="240" w:lineRule="auto"/>
+      </w:pPr>
+      <w:r>
+        <w:rPr>
+          <w:noProof/>
+        </w:rPr>
+        <mc:AlternateContent>
+          <mc:Choice Requires="wps">
+            <w:drawing>
+              <wp:anchor distT="45720" distB="45720" distL="114300" distR="114300" simplePos="0" relativeHeight="251770880" behindDoc="0" locked="0" layoutInCell="1" allowOverlap="1" wp14:anchorId="20BA2A8A" wp14:editId="20FEBEA9">
+                <wp:simplePos x="0" y="0"/>
+                <wp:positionH relativeFrom="column">
+                  <wp:posOffset>518698</wp:posOffset>
+                </wp:positionH>
+                <wp:positionV relativeFrom="paragraph">
+                  <wp:posOffset>33752</wp:posOffset>
+                </wp:positionV>
+                <wp:extent cx="495045" cy="285750"/>
+                <wp:effectExtent l="0" t="57150" r="0" b="57150"/>
+                <wp:wrapNone/>
+                <wp:docPr id="63" name="Text Box 2"/>
+                <wp:cNvGraphicFramePr>
+                  <a:graphicFrameLocks xmlns:a="http://schemas.openxmlformats.org/drawingml/2006/main"/>
+                </wp:cNvGraphicFramePr>
+                <a:graphic xmlns:a="http://schemas.openxmlformats.org/drawingml/2006/main">
+                  <a:graphicData uri="http://schemas.microsoft.com/office/word/2010/wordprocessingShape">
+                    <wps:wsp>
+                      <wps:cNvSpPr txBox="1">
+                        <a:spLocks noChangeArrowheads="1"/>
+                      </wps:cNvSpPr>
+                      <wps:spPr bwMode="auto">
+                        <a:xfrm rot="1603615">
+                          <a:off x="0" y="0"/>
+                          <a:ext cx="495045" cy="285750"/>
+                        </a:xfrm>
+                        <a:prstGeom prst="rect">
+                          <a:avLst/>
+                        </a:prstGeom>
+                        <a:noFill/>
+                        <a:ln w="9525">
+                          <a:noFill/>
+                          <a:miter lim="800000"/>
+                          <a:headEnd/>
+                          <a:tailEnd/>
+                        </a:ln>
+                      </wps:spPr>
+                      <wps:txbx>
+                        <w:txbxContent>
+                          <w:p>
+                            <w:r>
+                              <w:t>0,82</w:t>
+                            </w:r>
+                          </w:p>
+                        </w:txbxContent>
+                      </wps:txbx>
+                      <wps:bodyPr rot="0" vert="horz" wrap="square" lIns="91440" tIns="45720" rIns="91440" bIns="45720" anchor="t" anchorCtr="0">
+                        <a:noAutofit/>
+                      </wps:bodyPr>
+                    </wps:wsp>
+                  </a:graphicData>
+                </a:graphic>
+                <wp14:sizeRelH relativeFrom="margin">
+                  <wp14:pctWidth>0</wp14:pctWidth>
+                </wp14:sizeRelH>
+                <wp14:sizeRelV relativeFrom="margin">
+                  <wp14:pctHeight>0</wp14:pctHeight>
+                </wp14:sizeRelV>
+              </wp:anchor>
+            </w:drawing>
+          </mc:Choice>
+          <mc:Fallback>
+            <w:pict>
+              <v:shape w14:anchorId="20BA2A8A" id="_x0000_s1049" type="#_x0000_t202" style="position:absolute;margin-left:40.85pt;margin-top:2.65pt;width:39pt;height:22.5pt;rotation:1751575fd;z-index:251770880;visibility:visible;mso-wrap-style:square;mso-width-percent:0;mso-height-percent:0;mso-wrap-distance-left:9pt;mso-wrap-distance-top:3.6pt;mso-wrap-distance-right:9pt;mso-wrap-distance-bottom:3.6pt;mso-position-horizontal:absolute;mso-position-horizontal-relative:text;mso-position-vertical:absolute;mso-position-vertical-relative:text;mso-width-percent:0;mso-height-percent:0;mso-width-relative:margin;mso-height-relative:margin;v-text-anchor:top" o:gfxdata="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" filled="f" stroked="f">
+                <v:textbox>
+                  <w:txbxContent>
+                    <w:p>
+                      <w:r>
+                        <w:t>0,82</w:t>
+                      </w:r>
+                    </w:p>
+                  </w:txbxContent>
+                </v:textbox>
+              </v:shape>
+            </w:pict>
+          </mc:Fallback>
+        </mc:AlternateContent>
+      </w:r>
+      <w:r>
+        <w:rPr>
+          <w:noProof/>
+        </w:rPr>
+        <mc:AlternateContent>
+          <mc:Choice Requires="wps">
+            <w:drawing>
+              <wp:anchor distT="0" distB="0" distL="114300" distR="114300" simplePos="0" relativeHeight="251769856" behindDoc="0" locked="0" layoutInCell="1" allowOverlap="1" wp14:anchorId="67E51AA8" wp14:editId="5B3C80E3">
+                <wp:simplePos x="0" y="0"/>
+                <wp:positionH relativeFrom="column">
+                  <wp:posOffset>1805230</wp:posOffset>
+                </wp:positionH>
+                <wp:positionV relativeFrom="paragraph">
+                  <wp:posOffset>106894</wp:posOffset>
+                </wp:positionV>
+                <wp:extent cx="1377656" cy="121112"/>
+                <wp:effectExtent l="0" t="57150" r="13335" b="31750"/>
+                <wp:wrapNone/>
+                <wp:docPr id="192" name="Straight Arrow Connector 192"/>
+                <wp:cNvGraphicFramePr/>
+                <a:graphic xmlns:a="http://schemas.openxmlformats.org/drawingml/2006/main">
+                  <a:graphicData uri="http://schemas.microsoft.com/office/word/2010/wordprocessingShape">
+                    <wps:wsp>
+                      <wps:cNvCnPr/>
+                      <wps:spPr>
+                        <a:xfrm flipV="1">
+                          <a:off x="0" y="0"/>
+                          <a:ext cx="1377656" cy="121112"/>
+                        </a:xfrm>
+                        <a:prstGeom prst="straightConnector1">
+                          <a:avLst/>
+                        </a:prstGeom>
+                        <a:ln>
+                          <a:solidFill>
+                            <a:srgbClr val="002060"/>
+                          </a:solidFill>
+                          <a:tailEnd type="triangle"/>
+                        </a:ln>
+                      </wps:spPr>
+                      <wps:style>
+                        <a:lnRef idx="3">
+                          <a:schemeClr val="accent1"/>
+                        </a:lnRef>
+                        <a:fillRef idx="0">
+                          <a:schemeClr val="accent1"/>
+                        </a:fillRef>
+                        <a:effectRef idx="2">
+                          <a:schemeClr val="accent1"/>
+                        </a:effectRef>
+                        <a:fontRef idx="minor">
+                          <a:schemeClr val="tx1"/>
+                        </a:fontRef>
+                      </wps:style>
+                      <wps:bodyPr/>
+                    </wps:wsp>
+                  </a:graphicData>
+                </a:graphic>
+                <wp14:sizeRelH relativeFrom="margin">
+                  <wp14:pctWidth>0</wp14:pctWidth>
+                </wp14:sizeRelH>
+                <wp14:sizeRelV relativeFrom="margin">
+                  <wp14:pctHeight>0</wp14:pctHeight>
+                </wp14:sizeRelV>
+              </wp:anchor>
+            </w:drawing>
+          </mc:Choice>
+          <mc:Fallback>
+            <w:pict>
+              <v:shape w14:anchorId="59767778" id="Straight Arrow Connector 192" o:spid="_x0000_s1026" type="#_x0000_t32" style="position:absolute;margin-left:142.15pt;margin-top:8.4pt;width:108.5pt;height:9.55pt;flip:y;z-index:251769856;visibility:visible;mso-wrap-style:square;mso-width-percent:0;mso-height-percent:0;mso-wrap-distance-left:9pt;mso-wrap-distance-top:0;mso-wrap-distance-right:9pt;mso-wrap-distance-bottom:0;mso-position-horizontal:absolute;mso-position-horizontal-relative:text;mso-position-vertical:absolute;mso-position-vertical-relative:text;mso-width-percent:0;mso-height-percent:0;mso-width-relative:margin;mso-height-relative:margin" o:gfxdata="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" strokecolor="#002060" strokeweight="1.5pt">
+                <v:stroke endarrow="block" joinstyle="miter"/>
+              </v:shape>
+            </w:pict>
+          </mc:Fallback>
+        </mc:AlternateContent>
+      </w:r>
+      <w:r>
+        <w:tab/>
+      </w:r>
+      <w:r>
+        <w:tab/>
+      </w:r>
+      <w:r>
+        <w:tab/>
+      </w:r>
+      <w:r>
+        <w:tab/>
+      </w:r>
+      <w:r>
+        <w:tab/>
+      </w:r>
+      <w:r>
+        <w:tab/>
+      </w:r>
+      <w:r>
+        <w:tab/>
+      </w:r>
+      <w:r>
+        <w:t>phản ứng phụ</w:t>
+      </w:r>
+    </w:p>
+    <w:p>
+      <w:pPr>
+        <w:spacing w:after="0" w:line="240" w:lineRule="auto"/>
+      </w:pPr>
+      <w:r>
+        <w:rPr>
+          <w:noProof/>
+        </w:rPr>
+        <mc:AlternateContent>
+          <mc:Choice Requires="wps">
+            <w:drawing>
+              <wp:anchor distT="0" distB="0" distL="114300" distR="114300" simplePos="0" relativeHeight="251765760" behindDoc="0" locked="0" layoutInCell="1" allowOverlap="1" wp14:anchorId="3B2966D9" wp14:editId="3E5B5944">
+                <wp:simplePos x="0" y="0"/>
+                <wp:positionH relativeFrom="column">
+                  <wp:posOffset>1813661</wp:posOffset>
+                </wp:positionH>
+                <wp:positionV relativeFrom="paragraph">
+                  <wp:posOffset>113232</wp:posOffset>
+                </wp:positionV>
+                <wp:extent cx="1328571" cy="208919"/>
+                <wp:effectExtent l="0" t="0" r="81280" b="76835"/>
+                <wp:wrapNone/>
+                <wp:docPr id="193" name="Straight Arrow Connector 193"/>
+                <wp:cNvGraphicFramePr/>
+                <a:graphic xmlns:a="http://schemas.openxmlformats.org/drawingml/2006/main">
+                  <a:graphicData uri="http://schemas.microsoft.com/office/word/2010/wordprocessingShape">
+                    <wps:wsp>
+                      <wps:cNvCnPr/>
+                      <wps:spPr>
+                        <a:xfrm>
+                          <a:off x="0" y="0"/>
+                          <a:ext cx="1328571" cy="208919"/>
+                        </a:xfrm>
+                        <a:prstGeom prst="straightConnector1">
+                          <a:avLst/>
+                        </a:prstGeom>
+                        <a:ln>
+                          <a:solidFill>
+                            <a:srgbClr val="002060"/>
+                          </a:solidFill>
+                          <a:tailEnd type="triangle"/>
+                        </a:ln>
+                      </wps:spPr>
+                      <wps:style>
+                        <a:lnRef idx="3">
+                          <a:schemeClr val="accent1"/>
+                        </a:lnRef>
+                        <a:fillRef idx="0">
+                          <a:schemeClr val="accent1"/>
+                        </a:fillRef>
+                        <a:effectRef idx="2">
+                          <a:schemeClr val="accent1"/>
+                        </a:effectRef>
+                        <a:fontRef idx="minor">
+                          <a:schemeClr val="tx1"/>
+                        </a:fontRef>
+                      </wps:style>
+                      <wps:bodyPr/>
+                    </wps:wsp>
+                  </a:graphicData>
+                </a:graphic>
+                <wp14:sizeRelH relativeFrom="margin">
+                  <wp14:pctWidth>0</wp14:pctWidth>
+                </wp14:sizeRelH>
+                <wp14:sizeRelV relativeFrom="margin">
+                  <wp14:pctHeight>0</wp14:pctHeight>
+                </wp14:sizeRelV>
+              </wp:anchor>
+            </w:drawing>
+          </mc:Choice>
+          <mc:Fallback>
+            <w:pict>
+              <v:shape w14:anchorId="56815E48" id="Straight Arrow Connector 193" o:spid="_x0000_s1026" type="#_x0000_t32" style="position:absolute;margin-left:142.8pt;margin-top:8.9pt;width:104.6pt;height:16.45pt;z-index:251765760;visibility:visible;mso-wrap-style:square;mso-width-percent:0;mso-height-percent:0;mso-wrap-distance-left:9pt;mso-wrap-distance-top:0;mso-wrap-distance-right:9pt;mso-wrap-distance-bottom:0;mso-position-horizontal:absolute;mso-position-horizontal-relative:text;mso-position-vertical:absolute;mso-position-vertical-relative:text;mso-width-percent:0;mso-height-percent:0;mso-width-relative:margin;mso-height-relative:margin" o:gfxdata="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" strokecolor="#002060" strokeweight="1.5pt">
+                <v:stroke endarrow="block" joinstyle="miter"/>
+              </v:shape>
+            </w:pict>
+          </mc:Fallback>
+        </mc:AlternateContent>
+      </w:r>
+      <w:r>
+        <w:tab/>
+      </w:r>
+      <w:r>
+        <w:tab/>
+      </w:r>
+      <w:r>
+        <w:tab/>
+      </w:r>
+      <w:r>
+        <w:t>không</w:t>
+      </w:r>
+    </w:p>
+    <w:p>
+      <w:pPr>
+        <w:spacing w:after="0" w:line="240" w:lineRule="auto"/>
+      </w:pPr>
+      <w:r>
+        <w:tab/>
+      </w:r>
+      <w:r>
+        <w:tab/>
+      </w:r>
+      <w:r>
+        <w:tab/>
+      </w:r>
+      <w:r>
+        <w:tab/>
+      </w:r>
+      <w:r>
+        <w:tab/>
+      </w:r>
+      <w:r>
+        <w:tab/>
+      </w:r>
+      <w:r>
+        <w:tab/>
+        <w:t>không</w:t>
+      </w:r>
+    </w:p>
+    <w:p>
+      <w:pPr>
+        <w:spacing w:after="0" w:line="240" w:lineRule="auto"/>
+      </w:pPr>
+    </w:p>
+    <w:p>
+      <w:pPr>
+        <w:spacing w:after="0" w:line="240" w:lineRule="auto"/>
+      </w:pPr>
+      <m:oMathPara>
+        <m:oMathParaPr>
+          <m:jc m:val="left"/>
+        </m:oMathParaPr>
+        <m:oMath>
+          <m:r>
+            <w:rPr>
+              <w:rFonts w:ascii="Cambria Math" w:hAnsi="Cambria Math"/>
+            </w:rPr>
+            <m:t>P</m:t>
+          </m:r>
+          <m:d>
+            <m:dPr>
+              <m:ctrlPr>
+                <w:rPr>
+                  <w:rFonts w:ascii="Cambria Math" w:hAnsi="Cambria Math"/>
+                  <w:i/>
+                </w:rPr>
+              </m:ctrlPr>
+            </m:dPr>
+            <m:e>
+              <m:r>
+                <w:rPr>
+                  <w:rFonts w:ascii="Cambria Math" w:hAnsi="Cambria Math"/>
+                </w:rPr>
+                <m:t>bệnh nền</m:t>
+              </m:r>
+            </m:e>
+            <m:e>
+              <m:r>
+                <w:rPr>
+                  <w:rFonts w:ascii="Cambria Math" w:hAnsi="Cambria Math"/>
+                </w:rPr>
+                <m:t>phản ứng phụ</m:t>
+              </m:r>
+            </m:e>
+          </m:d>
+          <m:r>
+            <w:rPr>
+              <w:rFonts w:ascii="Cambria Math" w:hAnsi="Cambria Math"/>
+            </w:rPr>
+            <m:t>=</m:t>
+          </m:r>
+          <m:f>
+            <m:fPr>
+              <m:ctrlPr>
+                <w:rPr>
+                  <w:rFonts w:ascii="Cambria Math" w:hAnsi="Cambria Math"/>
+                  <w:i/>
+                </w:rPr>
+              </m:ctrlPr>
+            </m:fPr>
+            <m:num>
+              <m:r>
+                <w:rPr>
+                  <w:rFonts w:ascii="Cambria Math" w:hAnsi="Cambria Math"/>
+                </w:rPr>
+                <m:t>0,18</m:t>
+              </m:r>
+              <m:r>
+                <w:rPr>
+                  <w:rFonts w:ascii="Cambria Math" w:hAnsi="Cambria Math"/>
+                </w:rPr>
+                <m:t>*0,</m:t>
+              </m:r>
+              <m:r>
+                <w:rPr>
+                  <w:rFonts w:ascii="Cambria Math" w:hAnsi="Cambria Math"/>
+                </w:rPr>
+                <m:t>3</m:t>
+              </m:r>
+              <m:r>
+                <w:rPr>
+                  <w:rFonts w:ascii="Cambria Math" w:hAnsi="Cambria Math"/>
+                </w:rPr>
+                <m:t>5</m:t>
+              </m:r>
+            </m:num>
+            <m:den>
+              <m:r>
+                <w:rPr>
+                  <w:rFonts w:ascii="Cambria Math" w:hAnsi="Cambria Math"/>
+                </w:rPr>
+                <m:t>0,18</m:t>
+              </m:r>
+              <m:r>
+                <w:rPr>
+                  <w:rFonts w:ascii="Cambria Math" w:hAnsi="Cambria Math"/>
+                </w:rPr>
+                <m:t>*0,</m:t>
+              </m:r>
+              <m:r>
+                <w:rPr>
+                  <w:rFonts w:ascii="Cambria Math" w:hAnsi="Cambria Math"/>
+                </w:rPr>
+                <m:t>3</m:t>
+              </m:r>
+              <m:r>
+                <w:rPr>
+                  <w:rFonts w:ascii="Cambria Math" w:hAnsi="Cambria Math"/>
+                </w:rPr>
+                <m:t>5+</m:t>
+              </m:r>
+              <m:r>
+                <w:rPr>
+                  <w:rFonts w:ascii="Cambria Math" w:hAnsi="Cambria Math"/>
+                </w:rPr>
+                <m:t>0,82</m:t>
+              </m:r>
+              <m:r>
+                <w:rPr>
+                  <w:rFonts w:ascii="Cambria Math" w:hAnsi="Cambria Math"/>
+                </w:rPr>
+                <m:t>*0,</m:t>
+              </m:r>
+              <m:r>
+                <w:rPr>
+                  <w:rFonts w:ascii="Cambria Math" w:hAnsi="Cambria Math"/>
+                </w:rPr>
+                <m:t>16</m:t>
+              </m:r>
+            </m:den>
+          </m:f>
+        </m:oMath>
+      </m:oMathPara>
+    </w:p>
+    <w:p>
+      <w:pPr>
+        <w:spacing w:after="0" w:line="240" w:lineRule="auto"/>
+      </w:pPr>
+    </w:p>
+    <w:p>
+      <w:pPr>
+        <w:spacing w:after="0" w:line="240" w:lineRule="auto"/>
+      </w:pPr>
     </w:p>
     <w:sectPr>
       <w:pgSz w:w="12240" w:h="15840"/>
@@ -3232,6 +8052,7 @@
   <w:style w:type="paragraph" w:default="1" w:styleId="Normal">
     <w:name w:val="Normal"/>
     <w:qFormat/>
+    <w:rsid w:val="00BF2D42"/>
   </w:style>
   <w:style w:type="character" w:default="1" w:styleId="DefaultParagraphFont">
     <w:name w:val="Default Paragraph Font"/>
@@ -3278,6 +8099,16 @@
         <w:insideV w:val="single" w:sz="4" w:space="0" w:color="auto"/>
       </w:tblBorders>
     </w:tblPr>
+  </w:style>
+  <w:style w:type="character" w:styleId="PlaceholderText">
+    <w:name w:val="Placeholder Text"/>
+    <w:basedOn w:val="DefaultParagraphFont"/>
+    <w:uiPriority w:val="99"/>
+    <w:semiHidden/>
+    <w:rsid w:val="00721868"/>
+    <w:rPr>
+      <w:color w:val="808080"/>
+    </w:rPr>
   </w:style>
 </w:styles>
 </file>
